--- a/Fase 1/Evidencias Grupales/1.5_GuiaEstudiante_Fase 1_Definicion Proyecto APT.docx
+++ b/Fase 1/Evidencias Grupales/1.5_GuiaEstudiante_Fase 1_Definicion Proyecto APT.docx
@@ -1,6 +1,6 @@
 
 <file path=word/document.xml><?xml version="1.0" encoding="utf-8"?>
-<w:document xmlns:wpc="http://schemas.microsoft.com/office/word/2010/wordprocessingCanvas" xmlns:cx="http://schemas.microsoft.com/office/drawing/2014/chartex" xmlns:mc="http://schemas.openxmlformats.org/markup-compatibility/2006" xmlns:o="urn:schemas-microsoft-com:office:office" xmlns:r="http://schemas.openxmlformats.org/officeDocument/2006/relationships" xmlns:m="http://schemas.openxmlformats.org/officeDocument/2006/math" xmlns:v="urn:schemas-microsoft-com:vml" xmlns:wp14="http://schemas.microsoft.com/office/word/2010/wordprocessingDrawing" xmlns:wp="http://schemas.openxmlformats.org/drawingml/2006/wordprocessingDrawing" xmlns:w10="urn:schemas-microsoft-com:office:word" xmlns:w="http://schemas.openxmlformats.org/wordprocessingml/2006/main" xmlns:w14="http://schemas.microsoft.com/office/word/2010/wordml" xmlns:w15="http://schemas.microsoft.com/office/word/2012/wordml" xmlns:w16se="http://schemas.microsoft.com/office/word/2015/wordml/symex" xmlns:wpg="http://schemas.microsoft.com/office/word/2010/wordprocessingGroup" xmlns:wpi="http://schemas.microsoft.com/office/word/2010/wordprocessingInk" xmlns:wne="http://schemas.microsoft.com/office/word/2006/wordml" xmlns:wps="http://schemas.microsoft.com/office/word/2010/wordprocessingShape" mc:Ignorable="w14 w15 w16se wp14">
+<w:document xmlns:wpc="http://schemas.microsoft.com/office/word/2010/wordprocessingCanvas" xmlns:cx="http://schemas.microsoft.com/office/drawing/2014/chartex" xmlns:cx1="http://schemas.microsoft.com/office/drawing/2015/9/8/chartex" xmlns:cx2="http://schemas.microsoft.com/office/drawing/2015/10/21/chartex" xmlns:cx3="http://schemas.microsoft.com/office/drawing/2016/5/9/chartex" xmlns:cx4="http://schemas.microsoft.com/office/drawing/2016/5/10/chartex" xmlns:cx5="http://schemas.microsoft.com/office/drawing/2016/5/11/chartex" xmlns:cx6="http://schemas.microsoft.com/office/drawing/2016/5/12/chartex" xmlns:cx7="http://schemas.microsoft.com/office/drawing/2016/5/13/chartex" xmlns:cx8="http://schemas.microsoft.com/office/drawing/2016/5/14/chartex" xmlns:mc="http://schemas.openxmlformats.org/markup-compatibility/2006" xmlns:aink="http://schemas.microsoft.com/office/drawing/2016/ink" xmlns:am3d="http://schemas.microsoft.com/office/drawing/2017/model3d" xmlns:o="urn:schemas-microsoft-com:office:office" xmlns:oel="http://schemas.microsoft.com/office/2019/extlst" xmlns:r="http://schemas.openxmlformats.org/officeDocument/2006/relationships" xmlns:m="http://schemas.openxmlformats.org/officeDocument/2006/math" xmlns:v="urn:schemas-microsoft-com:vml" xmlns:wp14="http://schemas.microsoft.com/office/word/2010/wordprocessingDrawing" xmlns:wp="http://schemas.openxmlformats.org/drawingml/2006/wordprocessingDrawing" xmlns:w10="urn:schemas-microsoft-com:office:word" xmlns:w="http://schemas.openxmlformats.org/wordprocessingml/2006/main" xmlns:w14="http://schemas.microsoft.com/office/word/2010/wordml" xmlns:w15="http://schemas.microsoft.com/office/word/2012/wordml" xmlns:w16cex="http://schemas.microsoft.com/office/word/2018/wordml/cex" xmlns:w16cid="http://schemas.microsoft.com/office/word/2016/wordml/cid" xmlns:w16="http://schemas.microsoft.com/office/word/2018/wordml" xmlns:w16du="http://schemas.microsoft.com/office/word/2023/wordml/word16du" xmlns:w16sdtdh="http://schemas.microsoft.com/office/word/2020/wordml/sdtdatahash" xmlns:w16sdtfl="http://schemas.microsoft.com/office/word/2024/wordml/sdtformatlock" xmlns:w16se="http://schemas.microsoft.com/office/word/2015/wordml/symex" xmlns:wpg="http://schemas.microsoft.com/office/word/2010/wordprocessingGroup" xmlns:wpi="http://schemas.microsoft.com/office/word/2010/wordprocessingInk" xmlns:wne="http://schemas.microsoft.com/office/word/2006/wordml" xmlns:wps="http://schemas.microsoft.com/office/word/2010/wordprocessingShape" mc:Ignorable="w14 w15 w16se w16cid w16 w16cex w16sdtdh w16sdtfl w16du wp14">
   <w:body>
     <w:p>
       <w:r>
@@ -156,6 +156,7 @@
                                 </w:rPr>
                                 <w:t xml:space="preserve">Asignatura </w:t>
                               </w:r>
+                              <w:proofErr w:type="spellStart"/>
                               <w:r>
                                 <w:rPr>
                                   <w:b/>
@@ -165,8 +166,7 @@
                                 </w:rPr>
                                 <w:t>Capstone</w:t>
                               </w:r>
-                              <w:bookmarkStart w:id="0" w:name="_GoBack"/>
-                              <w:bookmarkEnd w:id="0"/>
+                              <w:proofErr w:type="spellEnd"/>
                             </w:p>
                           </w:txbxContent>
                         </wps:txbx>
@@ -560,6 +560,12 @@
                 <w:b/>
               </w:rPr>
             </w:pPr>
+            <w:r>
+              <w:rPr>
+                <w:rFonts w:ascii="Calibri" w:eastAsia="Calibri" w:hAnsi="Calibri"/>
+              </w:rPr>
+              <w:t xml:space="preserve">Carlos Vallejos </w:t>
+            </w:r>
           </w:p>
         </w:tc>
       </w:tr>
@@ -599,6 +605,12 @@
                 <w:b/>
               </w:rPr>
             </w:pPr>
+            <w:r>
+              <w:rPr>
+                <w:rFonts w:ascii="Calibri" w:eastAsia="Calibri" w:hAnsi="Calibri"/>
+              </w:rPr>
+              <w:t>18976201-1</w:t>
+            </w:r>
           </w:p>
         </w:tc>
       </w:tr>
@@ -638,6 +650,12 @@
                 <w:b/>
               </w:rPr>
             </w:pPr>
+            <w:r>
+              <w:rPr>
+                <w:rFonts w:ascii="Calibri" w:eastAsia="Calibri" w:hAnsi="Calibri"/>
+              </w:rPr>
+              <w:t>Ingeniería en Informática</w:t>
+            </w:r>
           </w:p>
         </w:tc>
       </w:tr>
@@ -677,10 +695,236 @@
                 <w:b/>
               </w:rPr>
             </w:pPr>
+            <w:r>
+              <w:rPr>
+                <w:rFonts w:ascii="Calibri" w:eastAsia="Calibri" w:hAnsi="Calibri"/>
+              </w:rPr>
+              <w:t>San Bernardo</w:t>
+            </w:r>
+          </w:p>
+        </w:tc>
+      </w:tr>
+      <w:tr>
+        <w:trPr>
+          <w:trHeight w:val="440"/>
+        </w:trPr>
+        <w:tc>
+          <w:tcPr>
+            <w:tcW w:w="2534" w:type="dxa"/>
+            <w:vAlign w:val="center"/>
+          </w:tcPr>
+          <w:p>
+            <w:pPr>
+              <w:rPr>
+                <w:rFonts w:ascii="Calibri" w:hAnsi="Calibri"/>
+                <w:color w:val="1F3864" w:themeColor="accent1" w:themeShade="80"/>
+              </w:rPr>
+            </w:pPr>
+            <w:r>
+              <w:rPr>
+                <w:rFonts w:ascii="Calibri" w:hAnsi="Calibri"/>
+                <w:color w:val="1F3864" w:themeColor="accent1" w:themeShade="80"/>
+              </w:rPr>
+              <w:t xml:space="preserve">Nombre </w:t>
+            </w:r>
+            <w:r>
+              <w:rPr>
+                <w:rFonts w:ascii="Calibri" w:hAnsi="Calibri"/>
+                <w:color w:val="1F3864" w:themeColor="accent1" w:themeShade="80"/>
+              </w:rPr>
+              <w:t>estudiante</w:t>
+            </w:r>
+          </w:p>
+        </w:tc>
+        <w:tc>
+          <w:tcPr>
+            <w:tcW w:w="6964" w:type="dxa"/>
+            <w:vAlign w:val="center"/>
+          </w:tcPr>
+          <w:p>
+            <w:pPr>
+              <w:rPr>
+                <w:b/>
+              </w:rPr>
+            </w:pPr>
+            <w:r>
+              <w:rPr>
+                <w:rFonts w:ascii="Calibri" w:eastAsia="Calibri" w:hAnsi="Calibri"/>
+              </w:rPr>
+              <w:t>Felipe Ignacio Cuevas Roldán (Equipo 7)</w:t>
+            </w:r>
+          </w:p>
+        </w:tc>
+      </w:tr>
+      <w:tr>
+        <w:trPr>
+          <w:trHeight w:val="418"/>
+        </w:trPr>
+        <w:tc>
+          <w:tcPr>
+            <w:tcW w:w="2534" w:type="dxa"/>
+            <w:vAlign w:val="center"/>
+          </w:tcPr>
+          <w:p>
+            <w:pPr>
+              <w:rPr>
+                <w:rFonts w:ascii="Calibri" w:hAnsi="Calibri"/>
+                <w:color w:val="1F3864" w:themeColor="accent1" w:themeShade="80"/>
+              </w:rPr>
+            </w:pPr>
+            <w:r>
+              <w:rPr>
+                <w:rFonts w:ascii="Calibri" w:hAnsi="Calibri"/>
+                <w:color w:val="1F3864" w:themeColor="accent1" w:themeShade="80"/>
+              </w:rPr>
+              <w:t>Rut</w:t>
+            </w:r>
+          </w:p>
+        </w:tc>
+        <w:tc>
+          <w:tcPr>
+            <w:tcW w:w="6964" w:type="dxa"/>
+            <w:vAlign w:val="center"/>
+          </w:tcPr>
+          <w:p>
+            <w:pPr>
+              <w:rPr>
+                <w:bCs/>
+              </w:rPr>
+            </w:pPr>
+            <w:r>
+              <w:rPr>
+                <w:bCs/>
+              </w:rPr>
+              <w:t>17908495-3</w:t>
+            </w:r>
+          </w:p>
+        </w:tc>
+      </w:tr>
+      <w:tr>
+        <w:trPr>
+          <w:trHeight w:val="425"/>
+        </w:trPr>
+        <w:tc>
+          <w:tcPr>
+            <w:tcW w:w="2534" w:type="dxa"/>
+            <w:vAlign w:val="center"/>
+          </w:tcPr>
+          <w:p>
+            <w:pPr>
+              <w:rPr>
+                <w:rFonts w:ascii="Calibri" w:hAnsi="Calibri"/>
+                <w:color w:val="1F3864" w:themeColor="accent1" w:themeShade="80"/>
+              </w:rPr>
+            </w:pPr>
+            <w:r>
+              <w:rPr>
+                <w:rFonts w:ascii="Calibri" w:hAnsi="Calibri"/>
+                <w:color w:val="1F3864" w:themeColor="accent1" w:themeShade="80"/>
+              </w:rPr>
+              <w:t>Carrera</w:t>
+            </w:r>
+          </w:p>
+        </w:tc>
+        <w:tc>
+          <w:tcPr>
+            <w:tcW w:w="6964" w:type="dxa"/>
+            <w:vAlign w:val="center"/>
+          </w:tcPr>
+          <w:p>
+            <w:pPr>
+              <w:rPr>
+                <w:b/>
+              </w:rPr>
+            </w:pPr>
+            <w:r>
+              <w:rPr>
+                <w:rFonts w:ascii="Calibri" w:eastAsia="Calibri" w:hAnsi="Calibri"/>
+              </w:rPr>
+              <w:t>Ingeniería en Informática</w:t>
+            </w:r>
+          </w:p>
+        </w:tc>
+      </w:tr>
+      <w:tr>
+        <w:trPr>
+          <w:trHeight w:val="417"/>
+        </w:trPr>
+        <w:tc>
+          <w:tcPr>
+            <w:tcW w:w="2534" w:type="dxa"/>
+            <w:vAlign w:val="center"/>
+          </w:tcPr>
+          <w:p>
+            <w:pPr>
+              <w:rPr>
+                <w:rFonts w:ascii="Calibri" w:hAnsi="Calibri"/>
+                <w:color w:val="1F3864" w:themeColor="accent1" w:themeShade="80"/>
+              </w:rPr>
+            </w:pPr>
+            <w:r>
+              <w:rPr>
+                <w:rFonts w:ascii="Calibri" w:hAnsi="Calibri"/>
+                <w:color w:val="1F3864" w:themeColor="accent1" w:themeShade="80"/>
+              </w:rPr>
+              <w:t>Sede</w:t>
+            </w:r>
+          </w:p>
+        </w:tc>
+        <w:tc>
+          <w:tcPr>
+            <w:tcW w:w="6964" w:type="dxa"/>
+            <w:vAlign w:val="center"/>
+          </w:tcPr>
+          <w:p>
+            <w:pPr>
+              <w:rPr>
+                <w:b/>
+              </w:rPr>
+            </w:pPr>
+            <w:r>
+              <w:rPr>
+                <w:rFonts w:ascii="Calibri" w:eastAsia="Calibri" w:hAnsi="Calibri"/>
+              </w:rPr>
+              <w:t>San Bernardo</w:t>
+            </w:r>
           </w:p>
         </w:tc>
       </w:tr>
     </w:tbl>
+    <w:p>
+      <w:pPr>
+        <w:rPr>
+          <w:b/>
+          <w:bCs/>
+          <w:color w:val="4472C4" w:themeColor="accent1"/>
+          <w:sz w:val="24"/>
+          <w:szCs w:val="24"/>
+        </w:rPr>
+      </w:pPr>
+    </w:p>
+    <w:p>
+      <w:pPr>
+        <w:spacing w:after="0" w:line="240" w:lineRule="auto"/>
+        <w:rPr>
+          <w:b/>
+          <w:bCs/>
+          <w:color w:val="4472C4" w:themeColor="accent1"/>
+          <w:sz w:val="24"/>
+          <w:szCs w:val="24"/>
+        </w:rPr>
+      </w:pPr>
+      <w:r>
+        <w:rPr>
+          <w:b/>
+          <w:bCs/>
+          <w:color w:val="4472C4" w:themeColor="accent1"/>
+          <w:sz w:val="24"/>
+          <w:szCs w:val="24"/>
+        </w:rPr>
+        <w:br w:type="page"/>
+      </w:r>
+    </w:p>
     <w:p>
       <w:pPr>
         <w:rPr>
@@ -842,8 +1086,9 @@
                 <w:szCs w:val="20"/>
                 <w:lang w:eastAsia="es-CL"/>
               </w:rPr>
-              <w:t>Escribe</w:t>
-            </w:r>
+              <w:t xml:space="preserve">ERP </w:t>
+            </w:r>
+            <w:proofErr w:type="spellStart"/>
             <w:r>
               <w:rPr>
                 <w:rFonts w:ascii="Calibri" w:hAnsi="Calibri" w:cs="Arial"/>
@@ -853,8 +1098,9 @@
                 <w:szCs w:val="20"/>
                 <w:lang w:eastAsia="es-CL"/>
               </w:rPr>
-              <w:t xml:space="preserve"> el nombre </w:t>
-            </w:r>
+              <w:t>Almahue</w:t>
+            </w:r>
+            <w:proofErr w:type="spellEnd"/>
             <w:r>
               <w:rPr>
                 <w:rFonts w:ascii="Calibri" w:hAnsi="Calibri" w:cs="Arial"/>
@@ -864,7 +1110,7 @@
                 <w:szCs w:val="20"/>
                 <w:lang w:eastAsia="es-CL"/>
               </w:rPr>
-              <w:t>de tu</w:t>
+              <w:t xml:space="preserve"> </w:t>
             </w:r>
             <w:r>
               <w:rPr>
@@ -875,7 +1121,7 @@
                 <w:szCs w:val="20"/>
                 <w:lang w:eastAsia="es-CL"/>
               </w:rPr>
-              <w:t xml:space="preserve"> Proye</w:t>
+              <w:t>-</w:t>
             </w:r>
             <w:r>
               <w:rPr>
@@ -886,40 +1132,7 @@
                 <w:szCs w:val="20"/>
                 <w:lang w:eastAsia="es-CL"/>
               </w:rPr>
-              <w:t>c</w:t>
-            </w:r>
-            <w:r>
-              <w:rPr>
-                <w:rFonts w:ascii="Calibri" w:hAnsi="Calibri" w:cs="Arial"/>
-                <w:i/>
-                <w:color w:val="548DD4"/>
-                <w:sz w:val="20"/>
-                <w:szCs w:val="20"/>
-                <w:lang w:eastAsia="es-CL"/>
-              </w:rPr>
-              <w:t xml:space="preserve">to </w:t>
-            </w:r>
-            <w:r>
-              <w:rPr>
-                <w:rFonts w:ascii="Calibri" w:hAnsi="Calibri" w:cs="Arial"/>
-                <w:i/>
-                <w:color w:val="548DD4"/>
-                <w:sz w:val="20"/>
-                <w:szCs w:val="20"/>
-                <w:lang w:eastAsia="es-CL"/>
-              </w:rPr>
-              <w:t>APT</w:t>
-            </w:r>
-            <w:r>
-              <w:rPr>
-                <w:rFonts w:ascii="Calibri" w:hAnsi="Calibri" w:cs="Arial"/>
-                <w:i/>
-                <w:color w:val="548DD4"/>
-                <w:sz w:val="20"/>
-                <w:szCs w:val="20"/>
-                <w:lang w:eastAsia="es-CL"/>
-              </w:rPr>
-              <w:t>.</w:t>
+              <w:t xml:space="preserve"> sistema de gestión agrícola y de exportación.</w:t>
             </w:r>
           </w:p>
         </w:tc>
@@ -969,117 +1182,7 @@
                 <w:szCs w:val="20"/>
                 <w:lang w:eastAsia="es-CL"/>
               </w:rPr>
-              <w:t>Menciona</w:t>
-            </w:r>
-            <w:r>
-              <w:rPr>
-                <w:rFonts w:ascii="Calibri" w:hAnsi="Calibri" w:cs="Arial"/>
-                <w:i/>
-                <w:color w:val="548DD4"/>
-                <w:sz w:val="20"/>
-                <w:szCs w:val="20"/>
-                <w:lang w:eastAsia="es-CL"/>
-              </w:rPr>
-              <w:t xml:space="preserve"> la(s) área(s) de desempeño de </w:t>
-            </w:r>
-            <w:r>
-              <w:rPr>
-                <w:rFonts w:ascii="Calibri" w:hAnsi="Calibri" w:cs="Arial"/>
-                <w:i/>
-                <w:color w:val="548DD4"/>
-                <w:sz w:val="20"/>
-                <w:szCs w:val="20"/>
-                <w:lang w:eastAsia="es-CL"/>
-              </w:rPr>
-              <w:t>t</w:t>
-            </w:r>
-            <w:r>
-              <w:rPr>
-                <w:rFonts w:ascii="Calibri" w:hAnsi="Calibri" w:cs="Arial"/>
-                <w:i/>
-                <w:color w:val="548DD4"/>
-                <w:sz w:val="20"/>
-                <w:szCs w:val="20"/>
-                <w:lang w:eastAsia="es-CL"/>
-              </w:rPr>
-              <w:t xml:space="preserve">u </w:t>
-            </w:r>
-            <w:r>
-              <w:rPr>
-                <w:rFonts w:ascii="Calibri" w:hAnsi="Calibri" w:cs="Arial"/>
-                <w:i/>
-                <w:color w:val="548DD4"/>
-                <w:sz w:val="20"/>
-                <w:szCs w:val="20"/>
-                <w:lang w:eastAsia="es-CL"/>
-              </w:rPr>
-              <w:t>Plan</w:t>
-            </w:r>
-            <w:r>
-              <w:rPr>
-                <w:rFonts w:ascii="Calibri" w:hAnsi="Calibri" w:cs="Arial"/>
-                <w:i/>
-                <w:color w:val="548DD4"/>
-                <w:sz w:val="20"/>
-                <w:szCs w:val="20"/>
-                <w:lang w:eastAsia="es-CL"/>
-              </w:rPr>
-              <w:t xml:space="preserve"> de </w:t>
-            </w:r>
-            <w:r>
-              <w:rPr>
-                <w:rFonts w:ascii="Calibri" w:hAnsi="Calibri" w:cs="Arial"/>
-                <w:i/>
-                <w:color w:val="548DD4"/>
-                <w:sz w:val="20"/>
-                <w:szCs w:val="20"/>
-                <w:lang w:eastAsia="es-CL"/>
-              </w:rPr>
-              <w:t>E</w:t>
-            </w:r>
-            <w:r>
-              <w:rPr>
-                <w:rFonts w:ascii="Calibri" w:hAnsi="Calibri" w:cs="Arial"/>
-                <w:i/>
-                <w:color w:val="548DD4"/>
-                <w:sz w:val="20"/>
-                <w:szCs w:val="20"/>
-                <w:lang w:eastAsia="es-CL"/>
-              </w:rPr>
-              <w:t xml:space="preserve">studio </w:t>
-            </w:r>
-            <w:r>
-              <w:rPr>
-                <w:rFonts w:ascii="Calibri" w:hAnsi="Calibri" w:cs="Arial"/>
-                <w:i/>
-                <w:color w:val="548DD4"/>
-                <w:sz w:val="20"/>
-                <w:szCs w:val="20"/>
-                <w:lang w:eastAsia="es-CL"/>
-              </w:rPr>
-              <w:t>que vas a abordar en</w:t>
-            </w:r>
-            <w:r>
-              <w:rPr>
-                <w:rFonts w:ascii="Calibri" w:hAnsi="Calibri" w:cs="Arial"/>
-                <w:i/>
-                <w:color w:val="548DD4"/>
-                <w:sz w:val="20"/>
-                <w:szCs w:val="20"/>
-                <w:lang w:eastAsia="es-CL"/>
-              </w:rPr>
-              <w:t xml:space="preserve"> </w:t>
-            </w:r>
-            <w:r>
-              <w:rPr>
-                <w:rFonts w:ascii="Calibri" w:hAnsi="Calibri" w:cs="Arial"/>
-                <w:i/>
-                <w:color w:val="548DD4"/>
-                <w:sz w:val="20"/>
-                <w:szCs w:val="20"/>
-                <w:lang w:eastAsia="es-CL"/>
-              </w:rPr>
-              <w:t>tu Proyecto APT.</w:t>
+              <w:t>Desarrollo de software, ingeniería de requisitos, bases de datos, arquitectura e integración, gestión de proyectos TI, calidad y seguridad de aplicaciones.</w:t>
             </w:r>
           </w:p>
         </w:tc>
@@ -1124,6 +1227,203 @@
           </w:tcPr>
           <w:p>
             <w:pPr>
+              <w:pStyle w:val="Prrafodelista"/>
+              <w:numPr>
+                <w:ilvl w:val="0"/>
+                <w:numId w:val="5"/>
+              </w:numPr>
+              <w:rPr>
+                <w:rFonts w:ascii="Calibri" w:hAnsi="Calibri" w:cs="Arial"/>
+                <w:i/>
+                <w:iCs/>
+                <w:color w:val="548DD4"/>
+                <w:sz w:val="20"/>
+                <w:szCs w:val="20"/>
+                <w:lang w:eastAsia="es-CL"/>
+              </w:rPr>
+            </w:pPr>
+            <w:r>
+              <w:rPr>
+                <w:rFonts w:ascii="Calibri" w:hAnsi="Calibri" w:cs="Arial"/>
+                <w:i/>
+                <w:iCs/>
+                <w:color w:val="548DD4"/>
+                <w:sz w:val="20"/>
+                <w:szCs w:val="20"/>
+                <w:lang w:eastAsia="es-CL"/>
+              </w:rPr>
+              <w:t>ofrecer propuestas de solución informática analizando los procesos de la organización</w:t>
+            </w:r>
+          </w:p>
+          <w:p>
+            <w:pPr>
+              <w:pStyle w:val="Prrafodelista"/>
+              <w:numPr>
+                <w:ilvl w:val="0"/>
+                <w:numId w:val="5"/>
+              </w:numPr>
+              <w:rPr>
+                <w:rFonts w:ascii="Calibri" w:hAnsi="Calibri" w:cs="Arial"/>
+                <w:i/>
+                <w:iCs/>
+                <w:color w:val="548DD4"/>
+                <w:sz w:val="20"/>
+                <w:szCs w:val="20"/>
+                <w:lang w:eastAsia="es-CL"/>
+              </w:rPr>
+            </w:pPr>
+            <w:r>
+              <w:rPr>
+                <w:rFonts w:ascii="Calibri" w:hAnsi="Calibri" w:cs="Arial"/>
+                <w:i/>
+                <w:iCs/>
+                <w:color w:val="548DD4"/>
+                <w:sz w:val="20"/>
+                <w:szCs w:val="20"/>
+                <w:lang w:eastAsia="es-CL"/>
+              </w:rPr>
+              <w:t>desarrollar software con un proceso sistematizado; construir modelos de datos relacionales escalables; programar consultas y rutinas</w:t>
+            </w:r>
+          </w:p>
+          <w:p>
+            <w:pPr>
+              <w:pStyle w:val="Prrafodelista"/>
+              <w:numPr>
+                <w:ilvl w:val="0"/>
+                <w:numId w:val="5"/>
+              </w:numPr>
+              <w:rPr>
+                <w:rFonts w:ascii="Calibri" w:hAnsi="Calibri" w:cs="Arial"/>
+                <w:i/>
+                <w:iCs/>
+                <w:color w:val="548DD4"/>
+                <w:sz w:val="20"/>
+                <w:szCs w:val="20"/>
+                <w:lang w:eastAsia="es-CL"/>
+              </w:rPr>
+            </w:pPr>
+            <w:r>
+              <w:rPr>
+                <w:rFonts w:ascii="Calibri" w:hAnsi="Calibri" w:cs="Arial"/>
+                <w:i/>
+                <w:iCs/>
+                <w:color w:val="548DD4"/>
+                <w:sz w:val="20"/>
+                <w:szCs w:val="20"/>
+                <w:lang w:eastAsia="es-CL"/>
+              </w:rPr>
+              <w:t>construir programas con prácticas de mercado</w:t>
+            </w:r>
+          </w:p>
+          <w:p>
+            <w:pPr>
+              <w:pStyle w:val="Prrafodelista"/>
+              <w:numPr>
+                <w:ilvl w:val="0"/>
+                <w:numId w:val="5"/>
+              </w:numPr>
+              <w:rPr>
+                <w:rFonts w:ascii="Calibri" w:hAnsi="Calibri" w:cs="Arial"/>
+                <w:i/>
+                <w:iCs/>
+                <w:color w:val="548DD4"/>
+                <w:sz w:val="20"/>
+                <w:szCs w:val="20"/>
+                <w:lang w:eastAsia="es-CL"/>
+              </w:rPr>
+            </w:pPr>
+            <w:r>
+              <w:rPr>
+                <w:rFonts w:ascii="Calibri" w:hAnsi="Calibri" w:cs="Arial"/>
+                <w:i/>
+                <w:iCs/>
+                <w:color w:val="548DD4"/>
+                <w:sz w:val="20"/>
+                <w:szCs w:val="20"/>
+                <w:lang w:eastAsia="es-CL"/>
+              </w:rPr>
+              <w:t>realizar pruebas de certificación</w:t>
+            </w:r>
+          </w:p>
+          <w:p>
+            <w:pPr>
+              <w:pStyle w:val="Prrafodelista"/>
+              <w:numPr>
+                <w:ilvl w:val="0"/>
+                <w:numId w:val="5"/>
+              </w:numPr>
+              <w:rPr>
+                <w:rFonts w:ascii="Calibri" w:hAnsi="Calibri" w:cs="Arial"/>
+                <w:i/>
+                <w:iCs/>
+                <w:color w:val="548DD4"/>
+                <w:sz w:val="20"/>
+                <w:szCs w:val="20"/>
+                <w:lang w:eastAsia="es-CL"/>
+              </w:rPr>
+            </w:pPr>
+            <w:r>
+              <w:rPr>
+                <w:rFonts w:ascii="Calibri" w:hAnsi="Calibri" w:cs="Arial"/>
+                <w:i/>
+                <w:iCs/>
+                <w:color w:val="548DD4"/>
+                <w:sz w:val="20"/>
+                <w:szCs w:val="20"/>
+                <w:lang w:eastAsia="es-CL"/>
+              </w:rPr>
+              <w:t>construir el modelo arquitectónic</w:t>
+            </w:r>
+            <w:r>
+              <w:rPr>
+                <w:rFonts w:ascii="Calibri" w:hAnsi="Calibri" w:cs="Arial"/>
+                <w:i/>
+                <w:iCs/>
+                <w:color w:val="548DD4"/>
+                <w:sz w:val="20"/>
+                <w:szCs w:val="20"/>
+                <w:lang w:eastAsia="es-CL"/>
+              </w:rPr>
+              <w:t>o</w:t>
+            </w:r>
+          </w:p>
+          <w:p>
+            <w:pPr>
+              <w:pStyle w:val="Prrafodelista"/>
+              <w:numPr>
+                <w:ilvl w:val="0"/>
+                <w:numId w:val="5"/>
+              </w:numPr>
+              <w:rPr>
+                <w:rFonts w:ascii="Calibri" w:hAnsi="Calibri" w:cs="Arial"/>
+                <w:i/>
+                <w:iCs/>
+                <w:color w:val="548DD4"/>
+                <w:sz w:val="20"/>
+                <w:szCs w:val="20"/>
+                <w:lang w:eastAsia="es-CL"/>
+              </w:rPr>
+            </w:pPr>
+            <w:r>
+              <w:rPr>
+                <w:rFonts w:ascii="Calibri" w:hAnsi="Calibri" w:cs="Arial"/>
+                <w:i/>
+                <w:iCs/>
+                <w:color w:val="548DD4"/>
+                <w:sz w:val="20"/>
+                <w:szCs w:val="20"/>
+                <w:lang w:eastAsia="es-CL"/>
+              </w:rPr>
+              <w:t>implementar soluciones que automaticen procesos</w:t>
+            </w:r>
+          </w:p>
+          <w:p>
+            <w:pPr>
+              <w:pStyle w:val="Prrafodelista"/>
+              <w:numPr>
+                <w:ilvl w:val="0"/>
+                <w:numId w:val="5"/>
+              </w:numPr>
               <w:rPr>
                 <w:b/>
                 <w:bCs/>
@@ -1139,31 +1439,7 @@
                 <w:szCs w:val="20"/>
                 <w:lang w:eastAsia="es-CL"/>
               </w:rPr>
-              <w:t>Menciona las competencias</w:t>
-            </w:r>
-            <w:r>
-              <w:rPr>
-                <w:rFonts w:ascii="Calibri" w:hAnsi="Calibri" w:cs="Arial"/>
-                <w:i/>
-                <w:iCs/>
-                <w:color w:val="548DD4"/>
-                <w:sz w:val="20"/>
-                <w:szCs w:val="20"/>
-                <w:lang w:eastAsia="es-CL"/>
-              </w:rPr>
-              <w:t xml:space="preserve"> </w:t>
-            </w:r>
-            <w:r>
-              <w:rPr>
-                <w:rFonts w:ascii="Calibri" w:hAnsi="Calibri" w:cs="Arial"/>
-                <w:i/>
-                <w:iCs/>
-                <w:color w:val="548DD4"/>
-                <w:sz w:val="20"/>
-                <w:szCs w:val="20"/>
-                <w:lang w:eastAsia="es-CL"/>
-              </w:rPr>
-              <w:t>de tu Plan de Estudio que vas a abordar en tu Proyecto APT.</w:t>
+              <w:t xml:space="preserve">resolver vulnerabilidades básicas (autenticación, permisos, aislamiento por empresa); gestionar el proyecto informático. </w:t>
             </w:r>
           </w:p>
         </w:tc>
@@ -1341,6 +1617,7 @@
           </w:tcPr>
           <w:p>
             <w:pPr>
+              <w:jc w:val="both"/>
               <w:rPr>
                 <w:rFonts w:ascii="Calibri" w:hAnsi="Calibri"/>
                 <w:color w:val="1F3864" w:themeColor="accent1" w:themeShade="80"/>
@@ -1362,7 +1639,6 @@
           </w:tcPr>
           <w:p>
             <w:pPr>
-              <w:jc w:val="both"/>
               <w:rPr>
                 <w:rFonts w:ascii="Calibri" w:hAnsi="Calibri" w:cs="Arial"/>
                 <w:i/>
@@ -1383,8 +1659,9 @@
                 <w:szCs w:val="20"/>
                 <w:lang w:eastAsia="es-CL"/>
               </w:rPr>
-              <w:t xml:space="preserve">Todo proyecto, ya sea una innovación, producto, servicio, etc., pretende dar respuesta a una situación o problemática. </w:t>
-            </w:r>
+              <w:t xml:space="preserve">Agrícola </w:t>
+            </w:r>
+            <w:proofErr w:type="spellStart"/>
             <w:r>
               <w:rPr>
                 <w:rFonts w:ascii="Calibri" w:hAnsi="Calibri" w:cs="Arial"/>
@@ -1395,8 +1672,9 @@
                 <w:szCs w:val="20"/>
                 <w:lang w:eastAsia="es-CL"/>
               </w:rPr>
-              <w:t xml:space="preserve">Señala qué problema busca </w:t>
-            </w:r>
+              <w:t>Almahue</w:t>
+            </w:r>
+            <w:proofErr w:type="spellEnd"/>
             <w:r>
               <w:rPr>
                 <w:rFonts w:ascii="Calibri" w:hAnsi="Calibri" w:cs="Arial"/>
@@ -1407,8 +1685,9 @@
                 <w:szCs w:val="20"/>
                 <w:lang w:eastAsia="es-CL"/>
               </w:rPr>
-              <w:t>solucionar tu</w:t>
-            </w:r>
+              <w:t xml:space="preserve"> opera hoy con </w:t>
+            </w:r>
+            <w:proofErr w:type="spellStart"/>
             <w:r>
               <w:rPr>
                 <w:rFonts w:ascii="Calibri" w:hAnsi="Calibri" w:cs="Arial"/>
@@ -1419,7 +1698,124 @@
                 <w:szCs w:val="20"/>
                 <w:lang w:eastAsia="es-CL"/>
               </w:rPr>
-              <w:t xml:space="preserve"> proyecto y la relevancia que tiene para el campo laboral de tu carrera. También menciona el contexto en que esta problemática se sitúa (lugar, a quienes impactaría, etc.). Es importante que esta problemática sea relevante en el contexto de la profesión, siendo su resolución un aporte real o simulado a la organización u entorno en el que se sitúa. Algunas preguntas que pueden ayudarte a responder este apartado son: </w:t>
+              <w:t>Agrosoft</w:t>
+            </w:r>
+            <w:proofErr w:type="spellEnd"/>
+            <w:r>
+              <w:rPr>
+                <w:rFonts w:ascii="Calibri" w:hAnsi="Calibri" w:cs="Arial"/>
+                <w:i/>
+                <w:iCs/>
+                <w:color w:val="548DD4"/>
+                <w:sz w:val="20"/>
+                <w:szCs w:val="20"/>
+                <w:lang w:eastAsia="es-CL"/>
+              </w:rPr>
+              <w:t xml:space="preserve"> 3.0 (contabilidad, contratistas, compras, insumos, ventas y tesorería parche), Excel para la cartola bancaria, un portal de DTE ante el SII y </w:t>
+            </w:r>
+            <w:proofErr w:type="spellStart"/>
+            <w:r>
+              <w:rPr>
+                <w:rFonts w:ascii="Calibri" w:hAnsi="Calibri" w:cs="Arial"/>
+                <w:i/>
+                <w:iCs/>
+                <w:color w:val="548DD4"/>
+                <w:sz w:val="20"/>
+                <w:szCs w:val="20"/>
+                <w:lang w:eastAsia="es-CL"/>
+              </w:rPr>
+              <w:t>AlmaWeb</w:t>
+            </w:r>
+            <w:proofErr w:type="spellEnd"/>
+            <w:r>
+              <w:rPr>
+                <w:rFonts w:ascii="Calibri" w:hAnsi="Calibri" w:cs="Arial"/>
+                <w:i/>
+                <w:iCs/>
+                <w:color w:val="548DD4"/>
+                <w:sz w:val="20"/>
+                <w:szCs w:val="20"/>
+                <w:lang w:eastAsia="es-CL"/>
+              </w:rPr>
+              <w:t>/</w:t>
+            </w:r>
+            <w:proofErr w:type="spellStart"/>
+            <w:r>
+              <w:rPr>
+                <w:rFonts w:ascii="Calibri" w:hAnsi="Calibri" w:cs="Arial"/>
+                <w:i/>
+                <w:iCs/>
+                <w:color w:val="548DD4"/>
+                <w:sz w:val="20"/>
+                <w:szCs w:val="20"/>
+                <w:lang w:eastAsia="es-CL"/>
+              </w:rPr>
+              <w:t>Freshlink</w:t>
+            </w:r>
+            <w:proofErr w:type="spellEnd"/>
+            <w:r>
+              <w:rPr>
+                <w:rFonts w:ascii="Calibri" w:hAnsi="Calibri" w:cs="Arial"/>
+                <w:i/>
+                <w:iCs/>
+                <w:color w:val="548DD4"/>
+                <w:sz w:val="20"/>
+                <w:szCs w:val="20"/>
+                <w:lang w:eastAsia="es-CL"/>
+              </w:rPr>
+              <w:t xml:space="preserve"> para embarques y COMEX. Esas piezas no conversan: el mismo hecho se digita más de una vez, el control de gasto es débil y la facturación vive fuera del ERP. El cliente es un grupo agrícola exportador en Rosario, Rengo, con varias sociedades. </w:t>
+            </w:r>
+            <w:proofErr w:type="spellStart"/>
+            <w:r>
+              <w:rPr>
+                <w:rFonts w:ascii="Calibri" w:hAnsi="Calibri" w:cs="Arial"/>
+                <w:i/>
+                <w:iCs/>
+                <w:color w:val="548DD4"/>
+                <w:sz w:val="20"/>
+                <w:szCs w:val="20"/>
+                <w:lang w:eastAsia="es-CL"/>
+              </w:rPr>
+              <w:t>Agrosoft</w:t>
+            </w:r>
+            <w:proofErr w:type="spellEnd"/>
+            <w:r>
+              <w:rPr>
+                <w:rFonts w:ascii="Calibri" w:hAnsi="Calibri" w:cs="Arial"/>
+                <w:i/>
+                <w:iCs/>
+                <w:color w:val="548DD4"/>
+                <w:sz w:val="20"/>
+                <w:szCs w:val="20"/>
+                <w:lang w:eastAsia="es-CL"/>
+              </w:rPr>
+              <w:t xml:space="preserve"> cobra por cuenta, así que varias personas entran con el mismo usuario; si alguien cambia de empresa y no avisa, el otro PC sigue en la sociedad anterior. Se eligió el tema porque es un problema real de sistemas de información en una empresa productiva: el campo laboral de Ingeniería en Informática. El aporte es un ERP web </w:t>
+            </w:r>
+            <w:proofErr w:type="spellStart"/>
+            <w:r>
+              <w:rPr>
+                <w:rFonts w:ascii="Calibri" w:hAnsi="Calibri" w:cs="Arial"/>
+                <w:i/>
+                <w:iCs/>
+                <w:color w:val="548DD4"/>
+                <w:sz w:val="20"/>
+                <w:szCs w:val="20"/>
+                <w:lang w:eastAsia="es-CL"/>
+              </w:rPr>
+              <w:t>multi-empresa</w:t>
+            </w:r>
+            <w:proofErr w:type="spellEnd"/>
+            <w:r>
+              <w:rPr>
+                <w:rFonts w:ascii="Calibri" w:hAnsi="Calibri" w:cs="Arial"/>
+                <w:i/>
+                <w:iCs/>
+                <w:color w:val="548DD4"/>
+                <w:sz w:val="20"/>
+                <w:szCs w:val="20"/>
+                <w:lang w:eastAsia="es-CL"/>
+              </w:rPr>
+              <w:t>, con usuario propio y sociedad visible.</w:t>
             </w:r>
           </w:p>
           <w:p>
@@ -1430,178 +1826,16 @@
                 <w:numId w:val="3"/>
               </w:numPr>
               <w:ind w:left="720"/>
-              <w:jc w:val="both"/>
-              <w:rPr>
-                <w:rFonts w:ascii="Calibri" w:hAnsi="Calibri" w:cs="Arial"/>
-                <w:i/>
+              <w:rPr>
+                <w:rFonts w:ascii="Calibri" w:hAnsi="Calibri" w:cs="Arial"/>
+                <w:i/>
+                <w:iCs/>
                 <w:color w:val="548DD4"/>
                 <w:sz w:val="20"/>
                 <w:szCs w:val="20"/>
                 <w:lang w:eastAsia="es-CL"/>
               </w:rPr>
             </w:pPr>
-            <w:r>
-              <w:rPr>
-                <w:rFonts w:ascii="Calibri" w:hAnsi="Calibri" w:cs="Arial"/>
-                <w:i/>
-                <w:color w:val="548DD4"/>
-                <w:sz w:val="20"/>
-                <w:szCs w:val="20"/>
-                <w:lang w:eastAsia="es-CL"/>
-              </w:rPr>
-              <w:t>¿Por qué escogiste este tema? ¿Por qué es relevante este tema para el campo laboral de tu carrera?</w:t>
-            </w:r>
-          </w:p>
-          <w:p>
-            <w:pPr>
-              <w:pStyle w:val="Prrafodelista"/>
-              <w:numPr>
-                <w:ilvl w:val="0"/>
-                <w:numId w:val="3"/>
-              </w:numPr>
-              <w:ind w:left="720"/>
-              <w:jc w:val="both"/>
-              <w:rPr>
-                <w:rFonts w:ascii="Calibri" w:hAnsi="Calibri" w:cs="Arial"/>
-                <w:b/>
-                <w:bCs/>
-                <w:i/>
-                <w:color w:val="548DD4"/>
-                <w:sz w:val="20"/>
-                <w:szCs w:val="20"/>
-                <w:lang w:eastAsia="es-CL"/>
-              </w:rPr>
-            </w:pPr>
-            <w:r>
-              <w:rPr>
-                <w:rFonts w:ascii="Calibri" w:hAnsi="Calibri" w:cs="Arial"/>
-                <w:i/>
-                <w:color w:val="548DD4"/>
-                <w:sz w:val="20"/>
-                <w:szCs w:val="20"/>
-                <w:lang w:eastAsia="es-CL"/>
-              </w:rPr>
-              <w:t xml:space="preserve">¿Dónde se ubica la situación que vas a abordar? (Ej.: País, región, comuna o institución) ¿Cuáles son las características principales de ese lugar? </w:t>
-            </w:r>
-          </w:p>
-          <w:p>
-            <w:pPr>
-              <w:pStyle w:val="Prrafodelista"/>
-              <w:numPr>
-                <w:ilvl w:val="0"/>
-                <w:numId w:val="3"/>
-              </w:numPr>
-              <w:ind w:left="720"/>
-              <w:jc w:val="both"/>
-              <w:rPr>
-                <w:rFonts w:ascii="Calibri" w:hAnsi="Calibri" w:cs="Arial"/>
-                <w:i/>
-                <w:color w:val="548DD4"/>
-                <w:sz w:val="20"/>
-                <w:szCs w:val="20"/>
-                <w:lang w:eastAsia="es-CL"/>
-              </w:rPr>
-            </w:pPr>
-            <w:r>
-              <w:rPr>
-                <w:rFonts w:ascii="Calibri" w:hAnsi="Calibri" w:cs="Arial"/>
-                <w:i/>
-                <w:color w:val="548DD4"/>
-                <w:sz w:val="20"/>
-                <w:szCs w:val="20"/>
-                <w:lang w:eastAsia="es-CL"/>
-              </w:rPr>
-              <w:t xml:space="preserve">¿A quiénes afecta </w:t>
-            </w:r>
-            <w:r>
-              <w:rPr>
-                <w:rFonts w:ascii="Calibri" w:hAnsi="Calibri" w:cs="Arial"/>
-                <w:i/>
-                <w:color w:val="548DD4"/>
-                <w:sz w:val="20"/>
-                <w:szCs w:val="20"/>
-                <w:lang w:eastAsia="es-CL"/>
-              </w:rPr>
-              <w:t xml:space="preserve">o impacta </w:t>
-            </w:r>
-            <w:r>
-              <w:rPr>
-                <w:rFonts w:ascii="Calibri" w:hAnsi="Calibri" w:cs="Arial"/>
-                <w:i/>
-                <w:color w:val="548DD4"/>
-                <w:sz w:val="20"/>
-                <w:szCs w:val="20"/>
-                <w:lang w:eastAsia="es-CL"/>
-              </w:rPr>
-              <w:t>la situación que vas a abordar? (Ej.: Grupo etario, usuarios de algún servicio, etc.)</w:t>
-            </w:r>
-            <w:r>
-              <w:rPr>
-                <w:rFonts w:ascii="Calibri" w:hAnsi="Calibri" w:cs="Arial"/>
-                <w:i/>
-                <w:color w:val="548DD4"/>
-                <w:sz w:val="20"/>
-                <w:szCs w:val="20"/>
-                <w:lang w:eastAsia="es-CL"/>
-              </w:rPr>
-              <w:t>.</w:t>
-            </w:r>
-          </w:p>
-          <w:p>
-            <w:pPr>
-              <w:pStyle w:val="Prrafodelista"/>
-              <w:numPr>
-                <w:ilvl w:val="0"/>
-                <w:numId w:val="3"/>
-              </w:numPr>
-              <w:ind w:left="720"/>
-              <w:jc w:val="both"/>
-              <w:rPr>
-                <w:rFonts w:ascii="Calibri" w:hAnsi="Calibri" w:cs="Arial"/>
-                <w:i/>
-                <w:iCs/>
-                <w:color w:val="548DD4"/>
-                <w:sz w:val="20"/>
-                <w:szCs w:val="20"/>
-                <w:lang w:eastAsia="es-CL"/>
-              </w:rPr>
-            </w:pPr>
-            <w:r>
-              <w:rPr>
-                <w:rFonts w:ascii="Calibri" w:hAnsi="Calibri" w:cs="Arial"/>
-                <w:i/>
-                <w:iCs/>
-                <w:color w:val="548DD4"/>
-                <w:sz w:val="20"/>
-                <w:szCs w:val="20"/>
-                <w:lang w:eastAsia="es-CL"/>
-              </w:rPr>
-              <w:t xml:space="preserve">¿Cuál sería el aporte de valor </w:t>
-            </w:r>
-            <w:r>
-              <w:rPr>
-                <w:rFonts w:ascii="Calibri" w:hAnsi="Calibri" w:cs="Arial"/>
-                <w:i/>
-                <w:iCs/>
-                <w:color w:val="548DD4"/>
-                <w:sz w:val="20"/>
-                <w:szCs w:val="20"/>
-                <w:lang w:eastAsia="es-CL"/>
-              </w:rPr>
-              <w:t xml:space="preserve">(real o simulado) </w:t>
-            </w:r>
-            <w:r>
-              <w:rPr>
-                <w:rFonts w:ascii="Calibri" w:hAnsi="Calibri" w:cs="Arial"/>
-                <w:i/>
-                <w:iCs/>
-                <w:color w:val="548DD4"/>
-                <w:sz w:val="20"/>
-                <w:szCs w:val="20"/>
-                <w:lang w:eastAsia="es-CL"/>
-              </w:rPr>
-              <w:t>de tu Proyecto APT para el contexto laboral y/o social en que se situaría?</w:t>
-            </w:r>
           </w:p>
         </w:tc>
       </w:tr>
@@ -1616,6 +1850,7 @@
           </w:tcPr>
           <w:p>
             <w:pPr>
+              <w:jc w:val="both"/>
               <w:rPr>
                 <w:rFonts w:ascii="Calibri" w:hAnsi="Calibri"/>
                 <w:color w:val="1F3864" w:themeColor="accent1" w:themeShade="80"/>
@@ -1644,7 +1879,6 @@
           </w:tcPr>
           <w:p>
             <w:pPr>
-              <w:jc w:val="both"/>
               <w:rPr>
                 <w:rFonts w:ascii="Calibri" w:hAnsi="Calibri" w:cs="Arial"/>
                 <w:i/>
@@ -1664,8 +1898,9 @@
                 <w:szCs w:val="20"/>
                 <w:lang w:eastAsia="es-CL"/>
               </w:rPr>
-              <w:t>Señala qu</w:t>
-            </w:r>
+              <w:t>Se espera diseñar e implementar un ERP web (</w:t>
+            </w:r>
+            <w:proofErr w:type="spellStart"/>
             <w:r>
               <w:rPr>
                 <w:rFonts w:ascii="Calibri" w:hAnsi="Calibri" w:cs="Arial"/>
@@ -1675,8 +1910,9 @@
                 <w:szCs w:val="20"/>
                 <w:lang w:eastAsia="es-CL"/>
               </w:rPr>
-              <w:t>é</w:t>
-            </w:r>
+              <w:t>NestJS</w:t>
+            </w:r>
+            <w:proofErr w:type="spellEnd"/>
             <w:r>
               <w:rPr>
                 <w:rFonts w:ascii="Calibri" w:hAnsi="Calibri" w:cs="Arial"/>
@@ -1686,8 +1922,9 @@
                 <w:szCs w:val="20"/>
                 <w:lang w:eastAsia="es-CL"/>
               </w:rPr>
-              <w:t xml:space="preserve"> se espera lograr con el proyecto </w:t>
-            </w:r>
+              <w:t xml:space="preserve">, </w:t>
+            </w:r>
+            <w:proofErr w:type="spellStart"/>
             <w:r>
               <w:rPr>
                 <w:rFonts w:ascii="Calibri" w:hAnsi="Calibri" w:cs="Arial"/>
@@ -1697,8 +1934,9 @@
                 <w:szCs w:val="20"/>
                 <w:lang w:eastAsia="es-CL"/>
               </w:rPr>
-              <w:t xml:space="preserve">(objetivo) </w:t>
-            </w:r>
+              <w:t>React</w:t>
+            </w:r>
+            <w:proofErr w:type="spellEnd"/>
             <w:r>
               <w:rPr>
                 <w:rFonts w:ascii="Calibri" w:hAnsi="Calibri" w:cs="Arial"/>
@@ -1708,20 +1946,21 @@
                 <w:szCs w:val="20"/>
                 <w:lang w:eastAsia="es-CL"/>
               </w:rPr>
-              <w:t xml:space="preserve">y describe </w:t>
-            </w:r>
-            <w:r>
-              <w:rPr>
-                <w:rFonts w:ascii="Calibri" w:hAnsi="Calibri" w:cs="Arial"/>
-                <w:bCs/>
+              <w:t xml:space="preserve">, PostgreSQL) con aislamiento por empresa, módulos de compras, ventas, inventario, tesorería, contabilidad y emisión de DTE. El problema se aborda con Scrum: el </w:t>
+            </w:r>
+            <w:proofErr w:type="spellStart"/>
+            <w:r>
+              <w:rPr>
+                <w:rFonts w:ascii="Calibri" w:hAnsi="Calibri" w:cs="Arial"/>
                 <w:i/>
                 <w:color w:val="548DD4"/>
                 <w:sz w:val="20"/>
                 <w:szCs w:val="20"/>
                 <w:lang w:eastAsia="es-CL"/>
               </w:rPr>
-              <w:t>brevemente</w:t>
-            </w:r>
+              <w:t>Product</w:t>
+            </w:r>
+            <w:proofErr w:type="spellEnd"/>
             <w:r>
               <w:rPr>
                 <w:rFonts w:ascii="Calibri" w:hAnsi="Calibri" w:cs="Arial"/>
@@ -1731,18 +1970,7 @@
                 <w:szCs w:val="20"/>
                 <w:lang w:eastAsia="es-CL"/>
               </w:rPr>
-              <w:t xml:space="preserve"> en qué consistiría, cómo planeas abordar la problemática presentada en el apartado</w:t>
-            </w:r>
-            <w:r>
-              <w:rPr>
-                <w:rFonts w:ascii="Calibri" w:hAnsi="Calibri" w:cs="Arial"/>
-                <w:i/>
-                <w:color w:val="548DD4"/>
-                <w:sz w:val="20"/>
-                <w:szCs w:val="20"/>
-                <w:lang w:eastAsia="es-CL"/>
-              </w:rPr>
-              <w:t xml:space="preserve"> anterior. </w:t>
+              <w:t xml:space="preserve"> Owner del cliente prioriza el backlog; cada incremento es un módulo (o un corte) aceptado en revisión semanal; no se avanza al siguiente MVP hasta esa aceptación.</w:t>
             </w:r>
           </w:p>
         </w:tc>
@@ -1758,6 +1986,7 @@
           </w:tcPr>
           <w:p>
             <w:pPr>
+              <w:jc w:val="both"/>
               <w:rPr>
                 <w:rFonts w:ascii="Calibri" w:hAnsi="Calibri"/>
                 <w:color w:val="1F3864" w:themeColor="accent1" w:themeShade="80"/>
@@ -1786,7 +2015,6 @@
           </w:tcPr>
           <w:p>
             <w:pPr>
-              <w:jc w:val="both"/>
               <w:rPr>
                 <w:rFonts w:ascii="Calibri" w:hAnsi="Calibri" w:cs="Arial"/>
                 <w:i/>
@@ -1805,8 +2033,9 @@
                 <w:szCs w:val="20"/>
                 <w:lang w:eastAsia="es-CL"/>
               </w:rPr>
-              <w:t>Justifica</w:t>
-            </w:r>
+              <w:t xml:space="preserve">El APT obliga a levantar procesos, modelar datos, construir arquitectura por capas, integrar un </w:t>
+            </w:r>
+            <w:proofErr w:type="spellStart"/>
             <w:r>
               <w:rPr>
                 <w:rFonts w:ascii="Calibri" w:hAnsi="Calibri" w:cs="Arial"/>
@@ -1816,8 +2045,9 @@
                 <w:szCs w:val="20"/>
                 <w:lang w:eastAsia="es-CL"/>
               </w:rPr>
-              <w:t xml:space="preserve"> </w:t>
-            </w:r>
+              <w:t>partner</w:t>
+            </w:r>
+            <w:proofErr w:type="spellEnd"/>
             <w:r>
               <w:rPr>
                 <w:rFonts w:ascii="Calibri" w:hAnsi="Calibri" w:cs="Arial"/>
@@ -1827,8 +2057,9 @@
                 <w:szCs w:val="20"/>
                 <w:lang w:eastAsia="es-CL"/>
               </w:rPr>
-              <w:t>c</w:t>
-            </w:r>
+              <w:t xml:space="preserve"> de facturación, probar y documentar. Esas son las competencias de </w:t>
+            </w:r>
+            <w:proofErr w:type="spellStart"/>
             <w:r>
               <w:rPr>
                 <w:rFonts w:ascii="Calibri" w:hAnsi="Calibri" w:cs="Arial"/>
@@ -1838,8 +2069,9 @@
                 <w:szCs w:val="20"/>
                 <w:lang w:eastAsia="es-CL"/>
               </w:rPr>
-              <w:t>ó</w:t>
-            </w:r>
+              <w:t>especialida</w:t>
+            </w:r>
+            <w:proofErr w:type="spellEnd"/>
             <w:r>
               <w:rPr>
                 <w:rFonts w:ascii="Calibri" w:hAnsi="Calibri" w:cs="Arial"/>
@@ -1849,8 +2081,9 @@
                 <w:szCs w:val="20"/>
                 <w:lang w:eastAsia="es-CL"/>
               </w:rPr>
-              <w:t>mo se relaciona tu Proyecto APT con el perfil de egreso de tu carrera y, en particular, con las competencias del perfil de egreso que seleccionaste</w:t>
-            </w:r>
+              <w:t xml:space="preserve">. Sin ingeniería de requisitos no hay alcance fiel al cliente; sin modelo de datos y arquitectura no hay </w:t>
+            </w:r>
+            <w:proofErr w:type="spellStart"/>
             <w:r>
               <w:rPr>
                 <w:rFonts w:ascii="Calibri" w:hAnsi="Calibri" w:cs="Arial"/>
@@ -1860,8 +2093,9 @@
                 <w:szCs w:val="20"/>
                 <w:lang w:eastAsia="es-CL"/>
               </w:rPr>
-              <w:t xml:space="preserve"> anteriormente</w:t>
-            </w:r>
+              <w:t>multi-empresa</w:t>
+            </w:r>
+            <w:proofErr w:type="spellEnd"/>
             <w:r>
               <w:rPr>
                 <w:rFonts w:ascii="Calibri" w:hAnsi="Calibri" w:cs="Arial"/>
@@ -1871,33 +2105,43 @@
                 <w:szCs w:val="20"/>
                 <w:lang w:eastAsia="es-CL"/>
               </w:rPr>
-              <w:t xml:space="preserve">. </w:t>
-            </w:r>
-          </w:p>
-          <w:p>
-            <w:pPr>
-              <w:jc w:val="both"/>
+              <w:t xml:space="preserve"> ni libros</w:t>
+            </w:r>
+            <w:r>
               <w:rPr>
                 <w:rFonts w:ascii="Calibri" w:hAnsi="Calibri" w:cs="Arial"/>
                 <w:i/>
                 <w:color w:val="548DD4"/>
                 <w:sz w:val="20"/>
                 <w:szCs w:val="20"/>
+                <w:lang w:eastAsia="es-CL"/>
+              </w:rPr>
+              <w:t>, etc</w:t>
+            </w:r>
+            <w:r>
+              <w:rPr>
+                <w:rFonts w:ascii="Calibri" w:hAnsi="Calibri" w:cs="Arial"/>
+                <w:i/>
+                <w:color w:val="548DD4"/>
+                <w:sz w:val="20"/>
+                <w:szCs w:val="20"/>
+                <w:lang w:eastAsia="es-CL"/>
+              </w:rPr>
+              <w:t>.</w:t>
+            </w:r>
+          </w:p>
+          <w:p>
+            <w:pPr>
+              <w:rPr>
+                <w:rFonts w:ascii="Calibri" w:hAnsi="Calibri" w:cs="Arial"/>
+                <w:i/>
+                <w:color w:val="548DD4"/>
+                <w:sz w:val="20"/>
+                <w:szCs w:val="20"/>
                 <w:highlight w:val="yellow"/>
                 <w:lang w:eastAsia="es-CL"/>
               </w:rPr>
             </w:pPr>
-            <w:r>
-              <w:rPr>
-                <w:rFonts w:ascii="Calibri" w:hAnsi="Calibri" w:cs="Arial"/>
-                <w:i/>
-                <w:color w:val="548DD4"/>
-                <w:sz w:val="20"/>
-                <w:szCs w:val="20"/>
-                <w:lang w:eastAsia="es-CL"/>
-              </w:rPr>
-              <w:t xml:space="preserve">¿De qué manera se relaciona el Proyecto APT con el perfil de egreso de tu carrera? ¿De qué manera son necesarias las competencias que seleccionaste para resolver la problemática a trabajar? </w:t>
-            </w:r>
           </w:p>
         </w:tc>
       </w:tr>
@@ -1912,6 +2156,7 @@
           </w:tcPr>
           <w:p>
             <w:pPr>
+              <w:jc w:val="both"/>
               <w:rPr>
                 <w:rFonts w:ascii="Calibri" w:hAnsi="Calibri"/>
                 <w:color w:val="1F3864" w:themeColor="accent1" w:themeShade="80"/>
@@ -1933,7 +2178,6 @@
           </w:tcPr>
           <w:p>
             <w:pPr>
-              <w:jc w:val="both"/>
               <w:rPr>
                 <w:rFonts w:ascii="Calibri" w:hAnsi="Calibri" w:cs="Arial"/>
                 <w:i/>
@@ -1952,8 +2196,9 @@
                 <w:szCs w:val="20"/>
                 <w:lang w:eastAsia="es-CL"/>
               </w:rPr>
-              <w:t>Señala c</w:t>
-            </w:r>
+              <w:t xml:space="preserve">Carlos Vallejos: requisitos con el cliente, </w:t>
+            </w:r>
+            <w:proofErr w:type="spellStart"/>
             <w:r>
               <w:rPr>
                 <w:rFonts w:ascii="Calibri" w:hAnsi="Calibri" w:cs="Arial"/>
@@ -1963,8 +2208,9 @@
                 <w:szCs w:val="20"/>
                 <w:lang w:eastAsia="es-CL"/>
               </w:rPr>
-              <w:t>ó</w:t>
-            </w:r>
+              <w:t>backend</w:t>
+            </w:r>
+            <w:proofErr w:type="spellEnd"/>
             <w:r>
               <w:rPr>
                 <w:rFonts w:ascii="Calibri" w:hAnsi="Calibri" w:cs="Arial"/>
@@ -1974,55 +2220,139 @@
                 <w:szCs w:val="20"/>
                 <w:lang w:eastAsia="es-CL"/>
               </w:rPr>
-              <w:t>mo se relaciona el Proyecto APT que propones con tus intereses profesionales.</w:t>
-            </w:r>
-          </w:p>
-          <w:p>
-            <w:pPr>
-              <w:jc w:val="both"/>
+              <w:t xml:space="preserve">, modelo de datos e integración DTE; le interesa desarrollo de software con un pie en gestión de proyectos. </w:t>
+            </w:r>
+          </w:p>
+          <w:p>
+            <w:pPr>
               <w:rPr>
                 <w:rFonts w:ascii="Calibri" w:hAnsi="Calibri" w:cs="Arial"/>
                 <w:i/>
                 <w:color w:val="548DD4"/>
                 <w:sz w:val="20"/>
                 <w:szCs w:val="20"/>
+                <w:lang w:eastAsia="es-CL"/>
+              </w:rPr>
+            </w:pPr>
+            <w:r>
+              <w:rPr>
+                <w:rFonts w:ascii="Calibri" w:hAnsi="Calibri" w:cs="Arial"/>
+                <w:i/>
+                <w:color w:val="548DD4"/>
+                <w:sz w:val="20"/>
+                <w:szCs w:val="20"/>
+                <w:lang w:eastAsia="es-CL"/>
+              </w:rPr>
+              <w:t xml:space="preserve">Felipe Cuevas: interfaz, flujos y evidencias APT; le interesa ingeniería de datos y </w:t>
+            </w:r>
+            <w:proofErr w:type="spellStart"/>
+            <w:r>
+              <w:rPr>
+                <w:rFonts w:ascii="Calibri" w:hAnsi="Calibri" w:cs="Arial"/>
+                <w:i/>
+                <w:color w:val="548DD4"/>
+                <w:sz w:val="20"/>
+                <w:szCs w:val="20"/>
+                <w:lang w:eastAsia="es-CL"/>
+              </w:rPr>
+              <w:t>backend</w:t>
+            </w:r>
+            <w:proofErr w:type="spellEnd"/>
+            <w:r>
+              <w:rPr>
+                <w:rFonts w:ascii="Calibri" w:hAnsi="Calibri" w:cs="Arial"/>
+                <w:i/>
+                <w:color w:val="548DD4"/>
+                <w:sz w:val="20"/>
+                <w:szCs w:val="20"/>
+                <w:lang w:eastAsia="es-CL"/>
+              </w:rPr>
+              <w:t xml:space="preserve"> </w:t>
+            </w:r>
+            <w:r>
+              <w:rPr>
+                <w:rFonts w:ascii="Calibri" w:hAnsi="Calibri" w:cs="Arial"/>
+                <w:i/>
+                <w:color w:val="548DD4"/>
+                <w:sz w:val="20"/>
+                <w:szCs w:val="20"/>
+                <w:lang w:eastAsia="es-CL"/>
+              </w:rPr>
+              <w:t>-</w:t>
+            </w:r>
+            <w:r>
+              <w:rPr>
+                <w:rFonts w:ascii="Calibri" w:hAnsi="Calibri" w:cs="Arial"/>
+                <w:i/>
+                <w:color w:val="548DD4"/>
+                <w:sz w:val="20"/>
+                <w:szCs w:val="20"/>
+                <w:lang w:eastAsia="es-CL"/>
+              </w:rPr>
+              <w:t xml:space="preserve"> el ERP es el sistema fuente de esa operación. El APT concentra cliente real, </w:t>
+            </w:r>
+            <w:proofErr w:type="spellStart"/>
+            <w:r>
+              <w:rPr>
+                <w:rFonts w:ascii="Calibri" w:hAnsi="Calibri" w:cs="Arial"/>
+                <w:i/>
+                <w:color w:val="548DD4"/>
+                <w:sz w:val="20"/>
+                <w:szCs w:val="20"/>
+                <w:lang w:eastAsia="es-CL"/>
+              </w:rPr>
+              <w:t>backend</w:t>
+            </w:r>
+            <w:proofErr w:type="spellEnd"/>
+            <w:r>
+              <w:rPr>
+                <w:rFonts w:ascii="Calibri" w:hAnsi="Calibri" w:cs="Arial"/>
+                <w:i/>
+                <w:color w:val="548DD4"/>
+                <w:sz w:val="20"/>
+                <w:szCs w:val="20"/>
+                <w:lang w:eastAsia="es-CL"/>
+              </w:rPr>
+              <w:t>/</w:t>
+            </w:r>
+            <w:proofErr w:type="spellStart"/>
+            <w:r>
+              <w:rPr>
+                <w:rFonts w:ascii="Calibri" w:hAnsi="Calibri" w:cs="Arial"/>
+                <w:i/>
+                <w:color w:val="548DD4"/>
+                <w:sz w:val="20"/>
+                <w:szCs w:val="20"/>
+                <w:lang w:eastAsia="es-CL"/>
+              </w:rPr>
+              <w:t>frontend</w:t>
+            </w:r>
+            <w:proofErr w:type="spellEnd"/>
+            <w:r>
+              <w:rPr>
+                <w:rFonts w:ascii="Calibri" w:hAnsi="Calibri" w:cs="Arial"/>
+                <w:i/>
+                <w:color w:val="548DD4"/>
+                <w:sz w:val="20"/>
+                <w:szCs w:val="20"/>
+                <w:lang w:eastAsia="es-CL"/>
+              </w:rPr>
+              <w:t xml:space="preserve"> y evidencia de proceso (backlog, actas, DoD), no un ejercicio de laboratorio.</w:t>
+            </w:r>
+          </w:p>
+          <w:p>
+            <w:pPr>
+              <w:jc w:val="both"/>
+              <w:rPr>
+                <w:rFonts w:ascii="Calibri" w:hAnsi="Calibri" w:cs="Arial"/>
+                <w:i/>
+                <w:color w:val="548DD4"/>
+                <w:sz w:val="20"/>
+                <w:szCs w:val="20"/>
                 <w:highlight w:val="yellow"/>
                 <w:lang w:eastAsia="es-CL"/>
               </w:rPr>
             </w:pPr>
-            <w:r>
-              <w:rPr>
-                <w:rFonts w:ascii="Calibri" w:hAnsi="Calibri" w:cs="Arial"/>
-                <w:i/>
-                <w:color w:val="548DD4"/>
-                <w:sz w:val="20"/>
-                <w:szCs w:val="20"/>
-                <w:lang w:eastAsia="es-CL"/>
-              </w:rPr>
-              <w:t>¿Cuáles son tus intereses profesionales?  ¿Qué aspectos de tus intereses profesionales se ven reflejados en tu Proyecto APT? Realizar este Proyecto APT</w:t>
-            </w:r>
-            <w:r>
-              <w:rPr>
-                <w:rFonts w:ascii="Calibri" w:hAnsi="Calibri" w:cs="Arial"/>
-                <w:i/>
-                <w:color w:val="548DD4"/>
-                <w:sz w:val="20"/>
-                <w:szCs w:val="20"/>
-                <w:lang w:eastAsia="es-CL"/>
-              </w:rPr>
-              <w:t>,</w:t>
-            </w:r>
-            <w:r>
-              <w:rPr>
-                <w:rFonts w:ascii="Calibri" w:hAnsi="Calibri" w:cs="Arial"/>
-                <w:i/>
-                <w:color w:val="548DD4"/>
-                <w:sz w:val="20"/>
-                <w:szCs w:val="20"/>
-                <w:lang w:eastAsia="es-CL"/>
-              </w:rPr>
-              <w:t xml:space="preserve"> ¿de qué manera va a contribuir a tu desarrollo profesional? </w:t>
-            </w:r>
           </w:p>
         </w:tc>
       </w:tr>
@@ -2037,6 +2367,7 @@
           </w:tcPr>
           <w:p>
             <w:pPr>
+              <w:jc w:val="both"/>
               <w:rPr>
                 <w:rFonts w:ascii="Calibri" w:hAnsi="Calibri"/>
                 <w:color w:val="1F3864" w:themeColor="accent1" w:themeShade="80"/>
@@ -2058,7 +2389,6 @@
           </w:tcPr>
           <w:p>
             <w:pPr>
-              <w:jc w:val="both"/>
               <w:rPr>
                 <w:rFonts w:ascii="Calibri" w:hAnsi="Calibri" w:cs="Arial"/>
                 <w:i/>
@@ -2077,7 +2407,10 @@
                 <w:szCs w:val="20"/>
                 <w:lang w:eastAsia="es-CL"/>
               </w:rPr>
-              <w:t>Justifica</w:t>
+              <w:t>Si se puede desarrollar en el APT. El cliente ya se reune con nosotros desde julio, el as-is de Agrosoft lo tenemos recorrido y el stack (NestJS, React, PostgreSQL) lo conocemos. Las tres fases del semestre alcanzan para definir, construir por incrementos y cerrar. Lo que no cabe es el ERP entero: la Carta Gantt de producto empieza el 13/07/2026 y el go-live es el 09/01/2027, despues del semestre. En Capstone Duoc se demuestra el MVP de esa Gantt (nucleo OC, OV y libros, tesoreria y DTE nacional). El resto sigue con el cliente despues.</w:t>
+            </w:r>
+            <w:r>
+              <w:br/>
             </w:r>
             <w:r>
               <w:rPr>
@@ -2088,7 +2421,7 @@
                 <w:szCs w:val="20"/>
                 <w:lang w:eastAsia="es-CL"/>
               </w:rPr>
-              <w:t xml:space="preserve"> </w:t>
+              <w:t>(1) Duracion del semestre: este proyecto enmarca un rango de desarrollo mayor al del semestre (inicio antes y terminara despues) por lo que se presentara el MVP en Capstone Duoc.</w:t>
             </w:r>
             <w:r>
               <w:rPr>
@@ -2099,7 +2432,8 @@
                 <w:szCs w:val="20"/>
                 <w:lang w:eastAsia="es-CL"/>
               </w:rPr>
-              <w:t xml:space="preserve">brevemente </w:t>
+              <w:br/>
+              <w:t xml:space="preserve">(2) Horas asignadas a la asignatura: las de la asignatura mas el trabajo con el cliente </w:t>
             </w:r>
             <w:r>
               <w:rPr>
@@ -2110,7 +2444,8 @@
                 <w:szCs w:val="20"/>
                 <w:lang w:eastAsia="es-CL"/>
               </w:rPr>
-              <w:t>por qué es posible desarrollar tu proyecto APT</w:t>
+              <w:lastRenderedPageBreak/>
+              <w:t>desde julio 2026.</w:t>
             </w:r>
             <w:r>
               <w:rPr>
@@ -2121,7 +2456,8 @@
                 <w:szCs w:val="20"/>
                 <w:lang w:eastAsia="es-CL"/>
               </w:rPr>
-              <w:t>. Considera</w:t>
+              <w:br/>
+              <w:t>(3) Materiales requeridos: repositorio, PostgreSQL, entorno local y plantillas Duoc.</w:t>
             </w:r>
             <w:r>
               <w:rPr>
@@ -2132,7 +2468,8 @@
                 <w:szCs w:val="20"/>
                 <w:lang w:eastAsia="es-CL"/>
               </w:rPr>
-              <w:t xml:space="preserve"> el tiempo </w:t>
+              <w:br/>
+              <w:t>(4) Factores externos que facilitan su desarrollo: cliente disponible, as-is de Agrosoft ya recorrido y stack conocido.</w:t>
             </w:r>
             <w:r>
               <w:rPr>
@@ -2143,413 +2480,8 @@
                 <w:szCs w:val="20"/>
                 <w:lang w:eastAsia="es-CL"/>
               </w:rPr>
-              <w:t xml:space="preserve">y materiales </w:t>
-            </w:r>
-            <w:r>
-              <w:rPr>
-                <w:rFonts w:ascii="Calibri" w:hAnsi="Calibri" w:cs="Arial"/>
-                <w:i/>
-                <w:color w:val="548DD4"/>
-                <w:sz w:val="20"/>
-                <w:szCs w:val="20"/>
-                <w:lang w:eastAsia="es-CL"/>
-              </w:rPr>
-              <w:t>que necesitas para desarrollarlo</w:t>
-            </w:r>
-            <w:r>
-              <w:rPr>
-                <w:rFonts w:ascii="Calibri" w:hAnsi="Calibri" w:cs="Arial"/>
-                <w:i/>
-                <w:color w:val="548DD4"/>
-                <w:sz w:val="20"/>
-                <w:szCs w:val="20"/>
-                <w:lang w:eastAsia="es-CL"/>
-              </w:rPr>
-              <w:t xml:space="preserve">, así como </w:t>
-            </w:r>
-            <w:r>
-              <w:rPr>
-                <w:rFonts w:ascii="Calibri" w:hAnsi="Calibri" w:cs="Arial"/>
-                <w:i/>
-                <w:color w:val="548DD4"/>
-                <w:sz w:val="20"/>
-                <w:szCs w:val="20"/>
-                <w:lang w:eastAsia="es-CL"/>
-              </w:rPr>
-              <w:t xml:space="preserve">los posibles factores externos que podrían dificultar </w:t>
-            </w:r>
-            <w:r>
-              <w:rPr>
-                <w:rFonts w:ascii="Calibri" w:hAnsi="Calibri" w:cs="Arial"/>
-                <w:i/>
-                <w:color w:val="548DD4"/>
-                <w:sz w:val="20"/>
-                <w:szCs w:val="20"/>
-                <w:lang w:eastAsia="es-CL"/>
-              </w:rPr>
-              <w:t xml:space="preserve">y facilitar </w:t>
-            </w:r>
-            <w:r>
-              <w:rPr>
-                <w:rFonts w:ascii="Calibri" w:hAnsi="Calibri" w:cs="Arial"/>
-                <w:i/>
-                <w:color w:val="548DD4"/>
-                <w:sz w:val="20"/>
-                <w:szCs w:val="20"/>
-                <w:lang w:eastAsia="es-CL"/>
-              </w:rPr>
-              <w:t xml:space="preserve">su desarrollo.  </w:t>
-            </w:r>
-          </w:p>
-          <w:p>
-            <w:pPr>
-              <w:rPr>
-                <w:rFonts w:ascii="Calibri" w:hAnsi="Calibri" w:cs="Arial"/>
-                <w:i/>
-                <w:color w:val="548DD4"/>
-                <w:sz w:val="20"/>
-                <w:szCs w:val="20"/>
-                <w:lang w:eastAsia="es-CL"/>
-              </w:rPr>
-            </w:pPr>
-            <w:r>
-              <w:rPr>
-                <w:rFonts w:ascii="Calibri" w:hAnsi="Calibri" w:cs="Arial"/>
-                <w:i/>
-                <w:color w:val="548DD4"/>
-                <w:sz w:val="20"/>
-                <w:szCs w:val="20"/>
-                <w:lang w:eastAsia="es-CL"/>
-              </w:rPr>
-              <w:t>¿</w:t>
-            </w:r>
-            <w:r>
-              <w:rPr>
-                <w:rFonts w:ascii="Calibri" w:hAnsi="Calibri" w:cs="Arial"/>
-                <w:i/>
-                <w:color w:val="548DD4"/>
-                <w:sz w:val="20"/>
-                <w:szCs w:val="20"/>
-                <w:lang w:eastAsia="es-CL"/>
-              </w:rPr>
-              <w:t>P</w:t>
-            </w:r>
-            <w:r>
-              <w:rPr>
-                <w:rFonts w:ascii="Calibri" w:hAnsi="Calibri" w:cs="Arial"/>
-                <w:i/>
-                <w:color w:val="548DD4"/>
-                <w:sz w:val="20"/>
-                <w:szCs w:val="20"/>
-                <w:lang w:eastAsia="es-CL"/>
-              </w:rPr>
-              <w:t>or</w:t>
-            </w:r>
-            <w:r>
-              <w:rPr>
-                <w:rFonts w:ascii="Calibri" w:hAnsi="Calibri" w:cs="Arial"/>
-                <w:i/>
-                <w:color w:val="548DD4"/>
-                <w:sz w:val="20"/>
-                <w:szCs w:val="20"/>
-                <w:lang w:eastAsia="es-CL"/>
-              </w:rPr>
-              <w:t xml:space="preserve"> </w:t>
-            </w:r>
-            <w:r>
-              <w:rPr>
-                <w:rFonts w:ascii="Calibri" w:hAnsi="Calibri" w:cs="Arial"/>
-                <w:i/>
-                <w:color w:val="548DD4"/>
-                <w:sz w:val="20"/>
-                <w:szCs w:val="20"/>
-                <w:lang w:eastAsia="es-CL"/>
-              </w:rPr>
-              <w:t>qu</w:t>
-            </w:r>
-            <w:r>
-              <w:rPr>
-                <w:rFonts w:ascii="Calibri" w:hAnsi="Calibri" w:cs="Arial"/>
-                <w:i/>
-                <w:color w:val="548DD4"/>
-                <w:sz w:val="20"/>
-                <w:szCs w:val="20"/>
-                <w:lang w:eastAsia="es-CL"/>
-              </w:rPr>
-              <w:t>é</w:t>
-            </w:r>
-            <w:r>
-              <w:rPr>
-                <w:rFonts w:ascii="Calibri" w:hAnsi="Calibri" w:cs="Arial"/>
-                <w:i/>
-                <w:color w:val="548DD4"/>
-                <w:sz w:val="20"/>
-                <w:szCs w:val="20"/>
-                <w:lang w:eastAsia="es-CL"/>
-              </w:rPr>
-              <w:t xml:space="preserve"> </w:t>
-            </w:r>
-            <w:r>
-              <w:rPr>
-                <w:rFonts w:ascii="Calibri" w:hAnsi="Calibri" w:cs="Arial"/>
-                <w:i/>
-                <w:color w:val="548DD4"/>
-                <w:sz w:val="20"/>
-                <w:szCs w:val="20"/>
-                <w:lang w:eastAsia="es-CL"/>
-              </w:rPr>
-              <w:t xml:space="preserve">crees </w:t>
-            </w:r>
-            <w:r>
-              <w:rPr>
-                <w:rFonts w:ascii="Calibri" w:hAnsi="Calibri" w:cs="Arial"/>
-                <w:i/>
-                <w:color w:val="548DD4"/>
-                <w:sz w:val="20"/>
-                <w:szCs w:val="20"/>
-                <w:lang w:eastAsia="es-CL"/>
-              </w:rPr>
-              <w:t xml:space="preserve">es </w:t>
-            </w:r>
-            <w:r>
-              <w:rPr>
-                <w:rFonts w:ascii="Calibri" w:hAnsi="Calibri" w:cs="Arial"/>
-                <w:i/>
-                <w:color w:val="548DD4"/>
-                <w:sz w:val="20"/>
-                <w:szCs w:val="20"/>
-                <w:lang w:eastAsia="es-CL"/>
-              </w:rPr>
-              <w:t xml:space="preserve">posible desarrollar tu </w:t>
-            </w:r>
-            <w:r>
-              <w:rPr>
-                <w:rFonts w:ascii="Calibri" w:hAnsi="Calibri" w:cs="Arial"/>
-                <w:i/>
-                <w:color w:val="548DD4"/>
-                <w:sz w:val="20"/>
-                <w:szCs w:val="20"/>
-                <w:lang w:eastAsia="es-CL"/>
-              </w:rPr>
-              <w:t xml:space="preserve">Proyecto </w:t>
-            </w:r>
-            <w:r>
-              <w:rPr>
-                <w:rFonts w:ascii="Calibri" w:hAnsi="Calibri" w:cs="Arial"/>
-                <w:i/>
-                <w:color w:val="548DD4"/>
-                <w:sz w:val="20"/>
-                <w:szCs w:val="20"/>
-                <w:lang w:eastAsia="es-CL"/>
-              </w:rPr>
-              <w:t>APT</w:t>
-            </w:r>
-            <w:r>
-              <w:rPr>
-                <w:rFonts w:ascii="Calibri" w:hAnsi="Calibri" w:cs="Arial"/>
-                <w:i/>
-                <w:color w:val="548DD4"/>
-                <w:sz w:val="20"/>
-                <w:szCs w:val="20"/>
-                <w:lang w:eastAsia="es-CL"/>
-              </w:rPr>
-              <w:t>?</w:t>
-            </w:r>
-            <w:r>
-              <w:rPr>
-                <w:rFonts w:ascii="Calibri" w:hAnsi="Calibri" w:cs="Arial"/>
-                <w:i/>
-                <w:color w:val="548DD4"/>
-                <w:sz w:val="20"/>
-                <w:szCs w:val="20"/>
-                <w:lang w:eastAsia="es-CL"/>
-              </w:rPr>
-              <w:t xml:space="preserve"> Para responder esta pregunta debes tener en consideración:</w:t>
-            </w:r>
-          </w:p>
-          <w:p>
-            <w:pPr>
-              <w:pStyle w:val="Prrafodelista"/>
-              <w:numPr>
-                <w:ilvl w:val="0"/>
-                <w:numId w:val="2"/>
-              </w:numPr>
-              <w:rPr>
-                <w:rFonts w:ascii="Calibri" w:hAnsi="Calibri" w:cs="Arial"/>
-                <w:i/>
-                <w:color w:val="548DD4"/>
-                <w:sz w:val="20"/>
-                <w:szCs w:val="20"/>
-                <w:lang w:eastAsia="es-CL"/>
-              </w:rPr>
-            </w:pPr>
-            <w:r>
-              <w:rPr>
-                <w:rFonts w:ascii="Calibri" w:hAnsi="Calibri" w:cs="Arial"/>
-                <w:i/>
-                <w:color w:val="548DD4"/>
-                <w:sz w:val="20"/>
-                <w:szCs w:val="20"/>
-                <w:lang w:eastAsia="es-CL"/>
-              </w:rPr>
-              <w:t>Duración del semestre</w:t>
-            </w:r>
-          </w:p>
-          <w:p>
-            <w:pPr>
-              <w:pStyle w:val="Prrafodelista"/>
-              <w:numPr>
-                <w:ilvl w:val="0"/>
-                <w:numId w:val="2"/>
-              </w:numPr>
-              <w:rPr>
-                <w:rFonts w:ascii="Calibri" w:hAnsi="Calibri" w:cs="Arial"/>
-                <w:i/>
-                <w:color w:val="548DD4"/>
-                <w:sz w:val="20"/>
-                <w:szCs w:val="20"/>
-                <w:lang w:eastAsia="es-CL"/>
-              </w:rPr>
-            </w:pPr>
-            <w:r>
-              <w:rPr>
-                <w:rFonts w:ascii="Calibri" w:hAnsi="Calibri" w:cs="Arial"/>
-                <w:i/>
-                <w:color w:val="548DD4"/>
-                <w:sz w:val="20"/>
-                <w:szCs w:val="20"/>
-                <w:lang w:eastAsia="es-CL"/>
-              </w:rPr>
-              <w:t xml:space="preserve">Horas asignadas a la asignatura </w:t>
-            </w:r>
-          </w:p>
-          <w:p>
-            <w:pPr>
-              <w:pStyle w:val="Prrafodelista"/>
-              <w:numPr>
-                <w:ilvl w:val="0"/>
-                <w:numId w:val="2"/>
-              </w:numPr>
-              <w:rPr>
-                <w:rFonts w:ascii="Calibri" w:hAnsi="Calibri" w:cs="Arial"/>
-                <w:i/>
-                <w:color w:val="548DD4"/>
-                <w:sz w:val="20"/>
-                <w:szCs w:val="20"/>
-                <w:lang w:eastAsia="es-CL"/>
-              </w:rPr>
-            </w:pPr>
-            <w:r>
-              <w:rPr>
-                <w:rFonts w:ascii="Calibri" w:hAnsi="Calibri" w:cs="Arial"/>
-                <w:i/>
-                <w:color w:val="548DD4"/>
-                <w:sz w:val="20"/>
-                <w:szCs w:val="20"/>
-                <w:lang w:eastAsia="es-CL"/>
-              </w:rPr>
-              <w:t>Materiales requeridos</w:t>
-            </w:r>
-          </w:p>
-          <w:p>
-            <w:pPr>
-              <w:pStyle w:val="Prrafodelista"/>
-              <w:numPr>
-                <w:ilvl w:val="0"/>
-                <w:numId w:val="2"/>
-              </w:numPr>
-              <w:rPr>
-                <w:rFonts w:ascii="Calibri" w:hAnsi="Calibri" w:cs="Arial"/>
-                <w:i/>
-                <w:color w:val="548DD4"/>
-                <w:sz w:val="20"/>
-                <w:szCs w:val="20"/>
-                <w:lang w:eastAsia="es-CL"/>
-              </w:rPr>
-            </w:pPr>
-            <w:r>
-              <w:rPr>
-                <w:rFonts w:ascii="Calibri" w:hAnsi="Calibri" w:cs="Arial"/>
-                <w:i/>
-                <w:color w:val="548DD4"/>
-                <w:sz w:val="20"/>
-                <w:szCs w:val="20"/>
-                <w:lang w:eastAsia="es-CL"/>
-              </w:rPr>
-              <w:t xml:space="preserve">Factores externos que facilitan su desarrollo </w:t>
-            </w:r>
-          </w:p>
-          <w:p>
-            <w:pPr>
-              <w:pStyle w:val="Prrafodelista"/>
-              <w:numPr>
-                <w:ilvl w:val="0"/>
-                <w:numId w:val="2"/>
-              </w:numPr>
-              <w:rPr>
-                <w:rFonts w:ascii="Calibri" w:hAnsi="Calibri" w:cs="Arial"/>
-                <w:i/>
-                <w:color w:val="548DD4"/>
-                <w:sz w:val="20"/>
-                <w:szCs w:val="20"/>
-                <w:lang w:eastAsia="es-CL"/>
-              </w:rPr>
-            </w:pPr>
-            <w:r>
-              <w:rPr>
-                <w:rFonts w:ascii="Calibri" w:hAnsi="Calibri" w:cs="Arial"/>
-                <w:i/>
-                <w:color w:val="548DD4"/>
-                <w:sz w:val="20"/>
-                <w:szCs w:val="20"/>
-                <w:lang w:eastAsia="es-CL"/>
-              </w:rPr>
-              <w:lastRenderedPageBreak/>
-              <w:t>Factores</w:t>
-            </w:r>
-            <w:r>
-              <w:rPr>
-                <w:rFonts w:ascii="Calibri" w:hAnsi="Calibri" w:cs="Arial"/>
-                <w:i/>
-                <w:color w:val="548DD4"/>
-                <w:sz w:val="20"/>
-                <w:szCs w:val="20"/>
-                <w:lang w:eastAsia="es-CL"/>
-              </w:rPr>
-              <w:t xml:space="preserve"> externos que dificultan su desarrollo</w:t>
-            </w:r>
-            <w:r>
-              <w:rPr>
-                <w:rFonts w:ascii="Calibri" w:hAnsi="Calibri" w:cs="Arial"/>
-                <w:i/>
-                <w:color w:val="548DD4"/>
-                <w:sz w:val="20"/>
-                <w:szCs w:val="20"/>
-                <w:lang w:eastAsia="es-CL"/>
-              </w:rPr>
-              <w:t xml:space="preserve"> y maneras en que podrías</w:t>
-            </w:r>
-            <w:r>
-              <w:rPr>
-                <w:rFonts w:ascii="Calibri" w:hAnsi="Calibri" w:cs="Arial"/>
-                <w:i/>
-                <w:color w:val="548DD4"/>
-                <w:sz w:val="20"/>
-                <w:szCs w:val="20"/>
-                <w:lang w:eastAsia="es-CL"/>
-              </w:rPr>
-              <w:t xml:space="preserve"> solucionarlo</w:t>
-            </w:r>
-            <w:r>
-              <w:rPr>
-                <w:rFonts w:ascii="Calibri" w:hAnsi="Calibri" w:cs="Arial"/>
-                <w:i/>
-                <w:color w:val="548DD4"/>
-                <w:sz w:val="20"/>
-                <w:szCs w:val="20"/>
-                <w:lang w:eastAsia="es-CL"/>
-              </w:rPr>
-              <w:t>s</w:t>
+              <w:br/>
+              <w:t>(5) Factores externos que dificultan su desarrollo y maneras en que podrias solucionarlos: alcance hasta 2027 y partner de facturacion. Se resuelve mostrando solo el MVP y con DoD del cliente.</w:t>
             </w:r>
           </w:p>
         </w:tc>
@@ -2757,7 +2689,6 @@
           </w:tcPr>
           <w:p>
             <w:pPr>
-              <w:jc w:val="both"/>
               <w:rPr>
                 <w:rFonts w:ascii="Calibri" w:hAnsi="Calibri" w:cs="Arial"/>
                 <w:i/>
@@ -2776,8 +2707,9 @@
                 <w:szCs w:val="20"/>
                 <w:lang w:eastAsia="es-CL"/>
               </w:rPr>
-              <w:t>D</w:t>
-            </w:r>
+              <w:t xml:space="preserve">Diseñar e implementar un ERP web </w:t>
+            </w:r>
+            <w:proofErr w:type="spellStart"/>
             <w:r>
               <w:rPr>
                 <w:rFonts w:ascii="Calibri" w:hAnsi="Calibri" w:cs="Arial"/>
@@ -2787,8 +2719,9 @@
                 <w:szCs w:val="20"/>
                 <w:lang w:eastAsia="es-CL"/>
               </w:rPr>
-              <w:t>escrib</w:t>
-            </w:r>
+              <w:t>multi-empresa</w:t>
+            </w:r>
+            <w:proofErr w:type="spellEnd"/>
             <w:r>
               <w:rPr>
                 <w:rFonts w:ascii="Calibri" w:hAnsi="Calibri" w:cs="Arial"/>
@@ -2798,8 +2731,9 @@
                 <w:szCs w:val="20"/>
                 <w:lang w:eastAsia="es-CL"/>
               </w:rPr>
-              <w:t>e</w:t>
-            </w:r>
+              <w:t xml:space="preserve"> para Agrícola </w:t>
+            </w:r>
+            <w:proofErr w:type="spellStart"/>
             <w:r>
               <w:rPr>
                 <w:rFonts w:ascii="Calibri" w:hAnsi="Calibri" w:cs="Arial"/>
@@ -2809,8 +2743,9 @@
                 <w:szCs w:val="20"/>
                 <w:lang w:eastAsia="es-CL"/>
               </w:rPr>
-              <w:t xml:space="preserve"> </w:t>
-            </w:r>
+              <w:t>Almahue</w:t>
+            </w:r>
+            <w:proofErr w:type="spellEnd"/>
             <w:r>
               <w:rPr>
                 <w:rFonts w:ascii="Calibri" w:hAnsi="Calibri" w:cs="Arial"/>
@@ -2820,315 +2755,7 @@
                 <w:szCs w:val="20"/>
                 <w:lang w:eastAsia="es-CL"/>
               </w:rPr>
-              <w:t>el o l</w:t>
-            </w:r>
-            <w:r>
-              <w:rPr>
-                <w:rFonts w:ascii="Calibri" w:hAnsi="Calibri" w:cs="Arial"/>
-                <w:i/>
-                <w:color w:val="548DD4"/>
-                <w:sz w:val="20"/>
-                <w:szCs w:val="20"/>
-                <w:lang w:eastAsia="es-CL"/>
-              </w:rPr>
-              <w:t xml:space="preserve">os objetivos generales </w:t>
-            </w:r>
-            <w:r>
-              <w:rPr>
-                <w:rFonts w:ascii="Calibri" w:hAnsi="Calibri" w:cs="Arial"/>
-                <w:i/>
-                <w:color w:val="548DD4"/>
-                <w:sz w:val="20"/>
-                <w:szCs w:val="20"/>
-                <w:lang w:eastAsia="es-CL"/>
-              </w:rPr>
-              <w:t>de</w:t>
-            </w:r>
-            <w:r>
-              <w:rPr>
-                <w:rFonts w:ascii="Calibri" w:hAnsi="Calibri" w:cs="Arial"/>
-                <w:i/>
-                <w:color w:val="548DD4"/>
-                <w:sz w:val="20"/>
-                <w:szCs w:val="20"/>
-                <w:lang w:eastAsia="es-CL"/>
-              </w:rPr>
-              <w:t xml:space="preserve"> </w:t>
-            </w:r>
-            <w:r>
-              <w:rPr>
-                <w:rFonts w:ascii="Calibri" w:hAnsi="Calibri" w:cs="Arial"/>
-                <w:i/>
-                <w:color w:val="548DD4"/>
-                <w:sz w:val="20"/>
-                <w:szCs w:val="20"/>
-                <w:lang w:eastAsia="es-CL"/>
-              </w:rPr>
-              <w:t>t</w:t>
-            </w:r>
-            <w:r>
-              <w:rPr>
-                <w:rFonts w:ascii="Calibri" w:hAnsi="Calibri" w:cs="Arial"/>
-                <w:i/>
-                <w:color w:val="548DD4"/>
-                <w:sz w:val="20"/>
-                <w:szCs w:val="20"/>
-                <w:lang w:eastAsia="es-CL"/>
-              </w:rPr>
-              <w:t>u trabajo</w:t>
-            </w:r>
-            <w:r>
-              <w:rPr>
-                <w:rFonts w:ascii="Calibri" w:hAnsi="Calibri" w:cs="Arial"/>
-                <w:i/>
-                <w:color w:val="548DD4"/>
-                <w:sz w:val="20"/>
-                <w:szCs w:val="20"/>
-                <w:lang w:eastAsia="es-CL"/>
-              </w:rPr>
-              <w:t xml:space="preserve">. </w:t>
-            </w:r>
-            <w:r>
-              <w:rPr>
-                <w:rFonts w:ascii="Calibri" w:hAnsi="Calibri" w:cs="Arial"/>
-                <w:i/>
-                <w:color w:val="548DD4"/>
-                <w:sz w:val="20"/>
-                <w:szCs w:val="20"/>
-                <w:lang w:eastAsia="es-CL"/>
-              </w:rPr>
-              <w:t>E</w:t>
-            </w:r>
-            <w:r>
-              <w:rPr>
-                <w:rFonts w:ascii="Calibri" w:hAnsi="Calibri" w:cs="Arial"/>
-                <w:i/>
-                <w:color w:val="548DD4"/>
-                <w:sz w:val="20"/>
-                <w:szCs w:val="20"/>
-                <w:lang w:eastAsia="es-CL"/>
-              </w:rPr>
-              <w:t xml:space="preserve">stos representan las grandes metas </w:t>
-            </w:r>
-            <w:r>
-              <w:rPr>
-                <w:rFonts w:ascii="Calibri" w:hAnsi="Calibri" w:cs="Arial"/>
-                <w:i/>
-                <w:color w:val="548DD4"/>
-                <w:sz w:val="20"/>
-                <w:szCs w:val="20"/>
-                <w:lang w:eastAsia="es-CL"/>
-              </w:rPr>
-              <w:t xml:space="preserve">del </w:t>
-            </w:r>
-            <w:r>
-              <w:rPr>
-                <w:rFonts w:ascii="Calibri" w:hAnsi="Calibri" w:cs="Arial"/>
-                <w:i/>
-                <w:color w:val="548DD4"/>
-                <w:sz w:val="20"/>
-                <w:szCs w:val="20"/>
-                <w:lang w:eastAsia="es-CL"/>
-              </w:rPr>
-              <w:t>proyecto</w:t>
-            </w:r>
-            <w:r>
-              <w:rPr>
-                <w:rFonts w:ascii="Calibri" w:hAnsi="Calibri" w:cs="Arial"/>
-                <w:i/>
-                <w:color w:val="548DD4"/>
-                <w:sz w:val="20"/>
-                <w:szCs w:val="20"/>
-                <w:lang w:eastAsia="es-CL"/>
-              </w:rPr>
-              <w:t xml:space="preserve"> </w:t>
-            </w:r>
-            <w:r>
-              <w:rPr>
-                <w:rFonts w:ascii="Calibri" w:hAnsi="Calibri" w:cs="Arial"/>
-                <w:i/>
-                <w:color w:val="548DD4"/>
-                <w:sz w:val="20"/>
-                <w:szCs w:val="20"/>
-                <w:lang w:eastAsia="es-CL"/>
-              </w:rPr>
-              <w:t>que realiza</w:t>
-            </w:r>
-            <w:r>
-              <w:rPr>
-                <w:rFonts w:ascii="Calibri" w:hAnsi="Calibri" w:cs="Arial"/>
-                <w:i/>
-                <w:color w:val="548DD4"/>
-                <w:sz w:val="20"/>
-                <w:szCs w:val="20"/>
-                <w:lang w:eastAsia="es-CL"/>
-              </w:rPr>
-              <w:t>rás</w:t>
-            </w:r>
-            <w:r>
-              <w:rPr>
-                <w:rFonts w:ascii="Calibri" w:hAnsi="Calibri" w:cs="Arial"/>
-                <w:i/>
-                <w:color w:val="548DD4"/>
-                <w:sz w:val="20"/>
-                <w:szCs w:val="20"/>
-                <w:lang w:eastAsia="es-CL"/>
-              </w:rPr>
-              <w:t xml:space="preserve">, de manera que </w:t>
-            </w:r>
-            <w:r>
-              <w:rPr>
-                <w:rFonts w:ascii="Calibri" w:hAnsi="Calibri" w:cs="Arial"/>
-                <w:i/>
-                <w:color w:val="548DD4"/>
-                <w:sz w:val="20"/>
-                <w:szCs w:val="20"/>
-                <w:lang w:eastAsia="es-CL"/>
-              </w:rPr>
-              <w:t>te</w:t>
-            </w:r>
-            <w:r>
-              <w:rPr>
-                <w:rFonts w:ascii="Calibri" w:hAnsi="Calibri" w:cs="Arial"/>
-                <w:i/>
-                <w:color w:val="548DD4"/>
-                <w:sz w:val="20"/>
-                <w:szCs w:val="20"/>
-                <w:lang w:eastAsia="es-CL"/>
-              </w:rPr>
-              <w:t xml:space="preserve"> servirán de guía para que</w:t>
-            </w:r>
-            <w:r>
-              <w:rPr>
-                <w:rFonts w:ascii="Calibri" w:hAnsi="Calibri" w:cs="Arial"/>
-                <w:i/>
-                <w:color w:val="548DD4"/>
-                <w:sz w:val="20"/>
-                <w:szCs w:val="20"/>
-                <w:lang w:eastAsia="es-CL"/>
-              </w:rPr>
-              <w:t>,</w:t>
-            </w:r>
-            <w:r>
-              <w:rPr>
-                <w:rFonts w:ascii="Calibri" w:hAnsi="Calibri" w:cs="Arial"/>
-                <w:i/>
-                <w:color w:val="548DD4"/>
-                <w:sz w:val="20"/>
-                <w:szCs w:val="20"/>
-                <w:lang w:eastAsia="es-CL"/>
-              </w:rPr>
-              <w:t xml:space="preserve"> una vez finalizado todo el proceso, </w:t>
-            </w:r>
-            <w:r>
-              <w:rPr>
-                <w:rFonts w:ascii="Calibri" w:hAnsi="Calibri" w:cs="Arial"/>
-                <w:i/>
-                <w:color w:val="548DD4"/>
-                <w:sz w:val="20"/>
-                <w:szCs w:val="20"/>
-                <w:lang w:eastAsia="es-CL"/>
-              </w:rPr>
-              <w:t>puedas</w:t>
-            </w:r>
-            <w:r>
-              <w:rPr>
-                <w:rFonts w:ascii="Calibri" w:hAnsi="Calibri" w:cs="Arial"/>
-                <w:i/>
-                <w:color w:val="548DD4"/>
-                <w:sz w:val="20"/>
-                <w:szCs w:val="20"/>
-                <w:lang w:eastAsia="es-CL"/>
-              </w:rPr>
-              <w:t xml:space="preserve"> contrastar el resultado </w:t>
-            </w:r>
-            <w:r>
-              <w:rPr>
-                <w:rFonts w:ascii="Calibri" w:hAnsi="Calibri" w:cs="Arial"/>
-                <w:i/>
-                <w:color w:val="548DD4"/>
-                <w:sz w:val="20"/>
-                <w:szCs w:val="20"/>
-                <w:lang w:eastAsia="es-CL"/>
-              </w:rPr>
-              <w:t>con</w:t>
-            </w:r>
-            <w:r>
-              <w:rPr>
-                <w:rFonts w:ascii="Calibri" w:hAnsi="Calibri" w:cs="Arial"/>
-                <w:i/>
-                <w:color w:val="548DD4"/>
-                <w:sz w:val="20"/>
-                <w:szCs w:val="20"/>
-                <w:lang w:eastAsia="es-CL"/>
-              </w:rPr>
-              <w:t xml:space="preserve"> lo </w:t>
-            </w:r>
-            <w:r>
-              <w:rPr>
-                <w:rFonts w:ascii="Calibri" w:hAnsi="Calibri" w:cs="Arial"/>
-                <w:i/>
-                <w:color w:val="548DD4"/>
-                <w:sz w:val="20"/>
-                <w:szCs w:val="20"/>
-                <w:lang w:eastAsia="es-CL"/>
-              </w:rPr>
-              <w:t>p</w:t>
-            </w:r>
-            <w:r>
-              <w:rPr>
-                <w:rFonts w:ascii="Calibri" w:hAnsi="Calibri" w:cs="Arial"/>
-                <w:i/>
-                <w:color w:val="548DD4"/>
-                <w:sz w:val="20"/>
-                <w:szCs w:val="20"/>
-                <w:lang w:eastAsia="es-CL"/>
-              </w:rPr>
-              <w:t>lanificado y así</w:t>
-            </w:r>
-            <w:r>
-              <w:rPr>
-                <w:rFonts w:ascii="Calibri" w:hAnsi="Calibri" w:cs="Arial"/>
-                <w:i/>
-                <w:color w:val="548DD4"/>
-                <w:sz w:val="20"/>
-                <w:szCs w:val="20"/>
-                <w:lang w:eastAsia="es-CL"/>
-              </w:rPr>
-              <w:t xml:space="preserve"> ver en qué medida fue posible</w:t>
-            </w:r>
-            <w:r>
-              <w:rPr>
-                <w:rFonts w:ascii="Calibri" w:hAnsi="Calibri" w:cs="Arial"/>
-                <w:i/>
-                <w:color w:val="548DD4"/>
-                <w:sz w:val="20"/>
-                <w:szCs w:val="20"/>
-                <w:lang w:eastAsia="es-CL"/>
-              </w:rPr>
-              <w:t xml:space="preserve"> </w:t>
-            </w:r>
-            <w:r>
-              <w:rPr>
-                <w:rFonts w:ascii="Calibri" w:hAnsi="Calibri" w:cs="Arial"/>
-                <w:i/>
-                <w:color w:val="548DD4"/>
-                <w:sz w:val="20"/>
-                <w:szCs w:val="20"/>
-                <w:lang w:eastAsia="es-CL"/>
-              </w:rPr>
-              <w:t>cumpli</w:t>
-            </w:r>
-            <w:r>
-              <w:rPr>
-                <w:rFonts w:ascii="Calibri" w:hAnsi="Calibri" w:cs="Arial"/>
-                <w:i/>
-                <w:color w:val="548DD4"/>
-                <w:sz w:val="20"/>
-                <w:szCs w:val="20"/>
-                <w:lang w:eastAsia="es-CL"/>
-              </w:rPr>
-              <w:t>rlo.</w:t>
+              <w:t xml:space="preserve"> que unifique compras, ventas, inventario, tesorería, contabilidad y emisión de documentos tributarios electrónicos, sustituyendo de forma gradual el sistema legado y sus satélites.</w:t>
             </w:r>
           </w:p>
         </w:tc>
@@ -3179,7 +2806,6 @@
           </w:tcPr>
           <w:p>
             <w:pPr>
-              <w:jc w:val="both"/>
               <w:rPr>
                 <w:rFonts w:ascii="Calibri" w:hAnsi="Calibri" w:cs="Arial"/>
                 <w:i/>
@@ -3198,8 +2824,9 @@
                 <w:szCs w:val="20"/>
                 <w:lang w:eastAsia="es-CL"/>
               </w:rPr>
-              <w:t>D</w:t>
-            </w:r>
+              <w:t>1. Levantar y documentar el as-</w:t>
+            </w:r>
+            <w:proofErr w:type="spellStart"/>
             <w:r>
               <w:rPr>
                 <w:rFonts w:ascii="Calibri" w:hAnsi="Calibri" w:cs="Arial"/>
@@ -3209,8 +2836,9 @@
                 <w:szCs w:val="20"/>
                 <w:lang w:eastAsia="es-CL"/>
               </w:rPr>
-              <w:t>escrib</w:t>
-            </w:r>
+              <w:t>is</w:t>
+            </w:r>
+            <w:proofErr w:type="spellEnd"/>
             <w:r>
               <w:rPr>
                 <w:rFonts w:ascii="Calibri" w:hAnsi="Calibri" w:cs="Arial"/>
@@ -3220,8 +2848,9 @@
                 <w:szCs w:val="20"/>
                 <w:lang w:eastAsia="es-CL"/>
               </w:rPr>
-              <w:t>e</w:t>
-            </w:r>
+              <w:t xml:space="preserve"> de </w:t>
+            </w:r>
+            <w:proofErr w:type="spellStart"/>
             <w:r>
               <w:rPr>
                 <w:rFonts w:ascii="Calibri" w:hAnsi="Calibri" w:cs="Arial"/>
@@ -3231,8 +2860,9 @@
                 <w:szCs w:val="20"/>
                 <w:lang w:eastAsia="es-CL"/>
               </w:rPr>
-              <w:t xml:space="preserve"> los objetivos específicos</w:t>
-            </w:r>
+              <w:t>Agrosoft</w:t>
+            </w:r>
+            <w:proofErr w:type="spellEnd"/>
             <w:r>
               <w:rPr>
                 <w:rFonts w:ascii="Calibri" w:hAnsi="Calibri" w:cs="Arial"/>
@@ -3242,8 +2872,9 @@
                 <w:szCs w:val="20"/>
                 <w:lang w:eastAsia="es-CL"/>
               </w:rPr>
-              <w:t xml:space="preserve"> del proyecto. Estos</w:t>
-            </w:r>
+              <w:t xml:space="preserve"> y de los satélites (Excel, DTE, COMEX) con el cliente, y priorizar un </w:t>
+            </w:r>
+            <w:proofErr w:type="spellStart"/>
             <w:r>
               <w:rPr>
                 <w:rFonts w:ascii="Calibri" w:hAnsi="Calibri" w:cs="Arial"/>
@@ -3253,8 +2884,9 @@
                 <w:szCs w:val="20"/>
                 <w:lang w:eastAsia="es-CL"/>
               </w:rPr>
-              <w:t xml:space="preserve"> permiten aterrizar el trabajo y trazar procedimientos concretos a seguir.</w:t>
-            </w:r>
+              <w:t>product</w:t>
+            </w:r>
+            <w:proofErr w:type="spellEnd"/>
             <w:r>
               <w:rPr>
                 <w:rFonts w:ascii="Calibri" w:hAnsi="Calibri" w:cs="Arial"/>
@@ -3264,7 +2896,7 @@
                 <w:szCs w:val="20"/>
                 <w:lang w:eastAsia="es-CL"/>
               </w:rPr>
-              <w:t xml:space="preserve"> </w:t>
+              <w:t xml:space="preserve"> backlog.</w:t>
             </w:r>
             <w:r>
               <w:rPr>
@@ -3275,7 +2907,8 @@
                 <w:szCs w:val="20"/>
                 <w:lang w:eastAsia="es-CL"/>
               </w:rPr>
-              <w:t>Se desprenden del objetivo general</w:t>
+              <w:br/>
+              <w:t>2. Entregar el núcleo operativo: orden de compra con cadena de aprobación, orden de venta con control de stock, y libros de compra y de venta.</w:t>
             </w:r>
             <w:r>
               <w:rPr>
@@ -3286,7 +2919,20 @@
                 <w:szCs w:val="20"/>
                 <w:lang w:eastAsia="es-CL"/>
               </w:rPr>
-              <w:t xml:space="preserve">. </w:t>
+              <w:br/>
+              <w:t>3. Integrar tesorería (cartola, conciliación y pagos) y la contabilización por ítem en los libros.</w:t>
+            </w:r>
+            <w:r>
+              <w:rPr>
+                <w:rFonts w:ascii="Calibri" w:hAnsi="Calibri" w:cs="Arial"/>
+                <w:i/>
+                <w:color w:val="548DD4"/>
+                <w:sz w:val="20"/>
+                <w:szCs w:val="20"/>
+                <w:lang w:eastAsia="es-CL"/>
+              </w:rPr>
+              <w:br/>
+              <w:t>4. Integrar la emisión de DTE del set nacional; dejar la factura de exportación como siguiente incremento.</w:t>
             </w:r>
           </w:p>
         </w:tc>
@@ -3302,6 +2948,24 @@
           <w:szCs w:val="24"/>
         </w:rPr>
       </w:pPr>
+    </w:p>
+    <w:p>
+      <w:pPr>
+        <w:spacing w:after="0" w:line="240" w:lineRule="auto"/>
+        <w:rPr>
+          <w:b/>
+          <w:sz w:val="24"/>
+          <w:szCs w:val="24"/>
+        </w:rPr>
+      </w:pPr>
+      <w:r>
+        <w:rPr>
+          <w:b/>
+          <w:sz w:val="24"/>
+          <w:szCs w:val="24"/>
+        </w:rPr>
+        <w:br w:type="page"/>
+      </w:r>
     </w:p>
     <w:p>
       <w:pPr>
@@ -3507,7 +3171,6 @@
           </w:tcPr>
           <w:p>
             <w:pPr>
-              <w:jc w:val="both"/>
               <w:rPr>
                 <w:rFonts w:ascii="Calibri" w:hAnsi="Calibri" w:cs="Arial"/>
                 <w:i/>
@@ -3526,7 +3189,7 @@
                 <w:szCs w:val="20"/>
                 <w:lang w:eastAsia="es-CL"/>
               </w:rPr>
-              <w:t>Describe</w:t>
+              <w:t>Se declara Scrum.</w:t>
             </w:r>
             <w:r>
               <w:rPr>
@@ -3537,8 +3200,9 @@
                 <w:szCs w:val="20"/>
                 <w:lang w:eastAsia="es-CL"/>
               </w:rPr>
-              <w:t xml:space="preserve"> cómo abordará</w:t>
-            </w:r>
+              <w:br/>
+            </w:r>
+            <w:proofErr w:type="spellStart"/>
             <w:r>
               <w:rPr>
                 <w:rFonts w:ascii="Calibri" w:hAnsi="Calibri" w:cs="Arial"/>
@@ -3548,8 +3212,9 @@
                 <w:szCs w:val="20"/>
                 <w:lang w:eastAsia="es-CL"/>
               </w:rPr>
-              <w:t>s</w:t>
-            </w:r>
+              <w:t>Product</w:t>
+            </w:r>
+            <w:proofErr w:type="spellEnd"/>
             <w:r>
               <w:rPr>
                 <w:rFonts w:ascii="Calibri" w:hAnsi="Calibri" w:cs="Arial"/>
@@ -3559,8 +3224,44 @@
                 <w:szCs w:val="20"/>
                 <w:lang w:eastAsia="es-CL"/>
               </w:rPr>
+              <w:t xml:space="preserve"> Owner: el cliente (</w:t>
+            </w:r>
+            <w:proofErr w:type="spellStart"/>
+            <w:r>
+              <w:rPr>
+                <w:rFonts w:ascii="Calibri" w:hAnsi="Calibri" w:cs="Arial"/>
+                <w:i/>
+                <w:color w:val="548DD4"/>
+                <w:sz w:val="20"/>
+                <w:szCs w:val="20"/>
+                <w:lang w:eastAsia="es-CL"/>
+              </w:rPr>
+              <w:t>M</w:t>
+            </w:r>
+            <w:r>
+              <w:rPr>
+                <w:rFonts w:ascii="Calibri" w:hAnsi="Calibri" w:cs="Arial"/>
+                <w:i/>
+                <w:color w:val="548DD4"/>
+                <w:sz w:val="20"/>
+                <w:szCs w:val="20"/>
+                <w:lang w:eastAsia="es-CL"/>
+              </w:rPr>
+              <w:t>aria</w:t>
+            </w:r>
+            <w:proofErr w:type="spellEnd"/>
+            <w:r>
+              <w:rPr>
+                <w:rFonts w:ascii="Calibri" w:hAnsi="Calibri" w:cs="Arial"/>
+                <w:i/>
+                <w:color w:val="548DD4"/>
+                <w:sz w:val="20"/>
+                <w:szCs w:val="20"/>
+                <w:lang w:eastAsia="es-CL"/>
+              </w:rPr>
               <w:t xml:space="preserve"> </w:t>
             </w:r>
+            <w:proofErr w:type="spellStart"/>
             <w:r>
               <w:rPr>
                 <w:rFonts w:ascii="Calibri" w:hAnsi="Calibri" w:cs="Arial"/>
@@ -3570,7 +3271,7 @@
                 <w:szCs w:val="20"/>
                 <w:lang w:eastAsia="es-CL"/>
               </w:rPr>
-              <w:t>el</w:t>
+              <w:t>J</w:t>
             </w:r>
             <w:r>
               <w:rPr>
@@ -3581,8 +3282,9 @@
                 <w:szCs w:val="20"/>
                 <w:lang w:eastAsia="es-CL"/>
               </w:rPr>
-              <w:t xml:space="preserve"> problema o </w:t>
-            </w:r>
+              <w:t>esus</w:t>
+            </w:r>
+            <w:proofErr w:type="spellEnd"/>
             <w:r>
               <w:rPr>
                 <w:rFonts w:ascii="Calibri" w:hAnsi="Calibri" w:cs="Arial"/>
@@ -3592,7 +3294,7 @@
                 <w:szCs w:val="20"/>
                 <w:lang w:eastAsia="es-CL"/>
               </w:rPr>
-              <w:t>situación</w:t>
+              <w:t xml:space="preserve"> / Agustín). El equipo no inventa requisitos de internas.</w:t>
             </w:r>
             <w:r>
               <w:rPr>
@@ -3603,7 +3305,8 @@
                 <w:szCs w:val="20"/>
                 <w:lang w:eastAsia="es-CL"/>
               </w:rPr>
-              <w:t xml:space="preserve"> que</w:t>
+              <w:br/>
+              <w:t>Equipo: Felipe Ignacio Cuevas Roldán y Carlos Vallejos.</w:t>
             </w:r>
             <w:r>
               <w:rPr>
@@ -3614,7 +3317,8 @@
                 <w:szCs w:val="20"/>
                 <w:lang w:eastAsia="es-CL"/>
               </w:rPr>
-              <w:t xml:space="preserve"> se</w:t>
+              <w:br/>
+              <w:t>Incremento: módulo (o corte) aceptado por el cliente.</w:t>
             </w:r>
             <w:r>
               <w:rPr>
@@ -3625,8 +3329,10 @@
                 <w:szCs w:val="20"/>
                 <w:lang w:eastAsia="es-CL"/>
               </w:rPr>
-              <w:t xml:space="preserve"> identific</w:t>
-            </w:r>
+              <w:br/>
+              <w:t xml:space="preserve">Sprint: ventana de trabajo hasta la revisión semanal (Sprint </w:t>
+            </w:r>
+            <w:proofErr w:type="spellStart"/>
             <w:r>
               <w:rPr>
                 <w:rFonts w:ascii="Calibri" w:hAnsi="Calibri" w:cs="Arial"/>
@@ -3636,8 +3342,9 @@
                 <w:szCs w:val="20"/>
                 <w:lang w:eastAsia="es-CL"/>
               </w:rPr>
-              <w:t>ó anteriormente</w:t>
-            </w:r>
+              <w:t>Review</w:t>
+            </w:r>
+            <w:proofErr w:type="spellEnd"/>
             <w:r>
               <w:rPr>
                 <w:rFonts w:ascii="Calibri" w:hAnsi="Calibri" w:cs="Arial"/>
@@ -3647,7 +3354,7 @@
                 <w:szCs w:val="20"/>
                 <w:lang w:eastAsia="es-CL"/>
               </w:rPr>
-              <w:t>, señalando</w:t>
+              <w:t>).</w:t>
             </w:r>
             <w:r>
               <w:rPr>
@@ -3658,8 +3365,68 @@
                 <w:szCs w:val="20"/>
                 <w:lang w:eastAsia="es-CL"/>
               </w:rPr>
+              <w:br/>
+            </w:r>
+            <w:proofErr w:type="spellStart"/>
+            <w:r>
+              <w:rPr>
+                <w:rFonts w:ascii="Calibri" w:hAnsi="Calibri" w:cs="Arial"/>
+                <w:i/>
+                <w:color w:val="548DD4"/>
+                <w:sz w:val="20"/>
+                <w:szCs w:val="20"/>
+                <w:lang w:eastAsia="es-CL"/>
+              </w:rPr>
+              <w:t>Product</w:t>
+            </w:r>
+            <w:proofErr w:type="spellEnd"/>
+            <w:r>
+              <w:rPr>
+                <w:rFonts w:ascii="Calibri" w:hAnsi="Calibri" w:cs="Arial"/>
+                <w:i/>
+                <w:color w:val="548DD4"/>
+                <w:sz w:val="20"/>
+                <w:szCs w:val="20"/>
+                <w:lang w:eastAsia="es-CL"/>
+              </w:rPr>
+              <w:t xml:space="preserve"> Backlog: épicas por dominio (compras, ventas, tesorería, DTE, etc.).</w:t>
+            </w:r>
+            <w:r>
+              <w:rPr>
+                <w:rFonts w:ascii="Calibri" w:hAnsi="Calibri" w:cs="Arial"/>
+                <w:i/>
+                <w:color w:val="548DD4"/>
+                <w:sz w:val="20"/>
+                <w:szCs w:val="20"/>
+                <w:lang w:eastAsia="es-CL"/>
+              </w:rPr>
+              <w:br/>
+            </w:r>
+            <w:proofErr w:type="spellStart"/>
+            <w:r>
+              <w:rPr>
+                <w:rFonts w:ascii="Calibri" w:hAnsi="Calibri" w:cs="Arial"/>
+                <w:i/>
+                <w:color w:val="548DD4"/>
+                <w:sz w:val="20"/>
+                <w:szCs w:val="20"/>
+                <w:lang w:eastAsia="es-CL"/>
+              </w:rPr>
+              <w:t>Definition</w:t>
+            </w:r>
+            <w:proofErr w:type="spellEnd"/>
+            <w:r>
+              <w:rPr>
+                <w:rFonts w:ascii="Calibri" w:hAnsi="Calibri" w:cs="Arial"/>
+                <w:i/>
+                <w:color w:val="548DD4"/>
+                <w:sz w:val="20"/>
+                <w:szCs w:val="20"/>
+                <w:lang w:eastAsia="es-CL"/>
+              </w:rPr>
               <w:t xml:space="preserve"> </w:t>
             </w:r>
+            <w:proofErr w:type="spellStart"/>
             <w:r>
               <w:rPr>
                 <w:rFonts w:ascii="Calibri" w:hAnsi="Calibri" w:cs="Arial"/>
@@ -3669,8 +3436,9 @@
                 <w:szCs w:val="20"/>
                 <w:lang w:eastAsia="es-CL"/>
               </w:rPr>
-              <w:t>l</w:t>
-            </w:r>
+              <w:t>of</w:t>
+            </w:r>
+            <w:proofErr w:type="spellEnd"/>
             <w:r>
               <w:rPr>
                 <w:rFonts w:ascii="Calibri" w:hAnsi="Calibri" w:cs="Arial"/>
@@ -3680,7 +3448,7 @@
                 <w:szCs w:val="20"/>
                 <w:lang w:eastAsia="es-CL"/>
               </w:rPr>
-              <w:t>a</w:t>
+              <w:t xml:space="preserve"> Done: el cliente acepta el módulo; hay evidencia de prueba; no se abre el siguiente MVP.</w:t>
             </w:r>
             <w:r>
               <w:rPr>
@@ -3691,8 +3459,10 @@
                 <w:szCs w:val="20"/>
                 <w:lang w:eastAsia="es-CL"/>
               </w:rPr>
-              <w:t xml:space="preserve"> </w:t>
-            </w:r>
+              <w:br/>
+              <w:t xml:space="preserve">Carlos: requisitos y fuentes con el cliente, </w:t>
+            </w:r>
+            <w:proofErr w:type="spellStart"/>
             <w:r>
               <w:rPr>
                 <w:rFonts w:ascii="Calibri" w:hAnsi="Calibri" w:cs="Arial"/>
@@ -3702,8 +3472,9 @@
                 <w:szCs w:val="20"/>
                 <w:lang w:eastAsia="es-CL"/>
               </w:rPr>
-              <w:t xml:space="preserve">metodología que se utilizará </w:t>
-            </w:r>
+              <w:t>backend</w:t>
+            </w:r>
+            <w:proofErr w:type="spellEnd"/>
             <w:r>
               <w:rPr>
                 <w:rFonts w:ascii="Calibri" w:hAnsi="Calibri" w:cs="Arial"/>
@@ -3713,7 +3484,55 @@
                 <w:szCs w:val="20"/>
                 <w:lang w:eastAsia="es-CL"/>
               </w:rPr>
-              <w:t xml:space="preserve">para cumplir con tu objetivo. </w:t>
+              <w:t>, modelo de datos, integración DTE.</w:t>
+            </w:r>
+            <w:r>
+              <w:rPr>
+                <w:rFonts w:ascii="Calibri" w:hAnsi="Calibri" w:cs="Arial"/>
+                <w:i/>
+                <w:color w:val="548DD4"/>
+                <w:sz w:val="20"/>
+                <w:szCs w:val="20"/>
+                <w:lang w:eastAsia="es-CL"/>
+              </w:rPr>
+              <w:br/>
+              <w:t>Felipe: interfaz, flujos de usuario, evidencias APT y apoyo en pruebas de aceptación.</w:t>
+            </w:r>
+            <w:r>
+              <w:rPr>
+                <w:rFonts w:ascii="Calibri" w:hAnsi="Calibri" w:cs="Arial"/>
+                <w:i/>
+                <w:color w:val="548DD4"/>
+                <w:sz w:val="20"/>
+                <w:szCs w:val="20"/>
+                <w:lang w:eastAsia="es-CL"/>
+              </w:rPr>
+              <w:br/>
+              <w:t xml:space="preserve">Ambos: revisión semanal, priorización y corrección </w:t>
+            </w:r>
+            <w:proofErr w:type="spellStart"/>
+            <w:r>
+              <w:rPr>
+                <w:rFonts w:ascii="Calibri" w:hAnsi="Calibri" w:cs="Arial"/>
+                <w:i/>
+                <w:color w:val="548DD4"/>
+                <w:sz w:val="20"/>
+                <w:szCs w:val="20"/>
+                <w:lang w:eastAsia="es-CL"/>
+              </w:rPr>
+              <w:t>post-review</w:t>
+            </w:r>
+            <w:proofErr w:type="spellEnd"/>
+            <w:r>
+              <w:rPr>
+                <w:rFonts w:ascii="Calibri" w:hAnsi="Calibri" w:cs="Arial"/>
+                <w:i/>
+                <w:color w:val="548DD4"/>
+                <w:sz w:val="20"/>
+                <w:szCs w:val="20"/>
+                <w:lang w:eastAsia="es-CL"/>
+              </w:rPr>
+              <w:t>.</w:t>
             </w:r>
           </w:p>
           <w:p>
@@ -3728,17 +3547,6 @@
                 <w:lang w:eastAsia="es-CL"/>
               </w:rPr>
             </w:pPr>
-            <w:r>
-              <w:rPr>
-                <w:rFonts w:ascii="Calibri" w:hAnsi="Calibri" w:cs="Arial"/>
-                <w:i/>
-                <w:color w:val="548DD4"/>
-                <w:sz w:val="20"/>
-                <w:szCs w:val="20"/>
-                <w:lang w:eastAsia="es-CL"/>
-              </w:rPr>
-              <w:t>Cuando el proyecto a desarrollar es grupal, es necesario incorporar la definición de las funciones, tareas y responsabilidades asociadas a cada integrante del equipo.</w:t>
-            </w:r>
           </w:p>
         </w:tc>
       </w:tr>
@@ -3815,6 +3623,7 @@
                 <w:sz w:val="28"/>
                 <w:szCs w:val="28"/>
               </w:rPr>
+              <w:lastRenderedPageBreak/>
               <w:t>6</w:t>
             </w:r>
             <w:r>
@@ -4062,11 +3871,25 @@
               <w:pStyle w:val="Piedepgina"/>
               <w:jc w:val="both"/>
               <w:rPr>
-                <w:rFonts w:ascii="Calibri" w:hAnsi="Calibri"/>
-                <w:b/>
-                <w:color w:val="1F3864" w:themeColor="accent1" w:themeShade="80"/>
-              </w:rPr>
-            </w:pPr>
+                <w:rFonts w:ascii="Calibri" w:hAnsi="Calibri" w:cs="Arial"/>
+                <w:i/>
+                <w:color w:val="4472C4" w:themeColor="accent1"/>
+                <w:sz w:val="18"/>
+                <w:szCs w:val="20"/>
+                <w:lang w:eastAsia="es-CL"/>
+              </w:rPr>
+            </w:pPr>
+            <w:r>
+              <w:rPr>
+                <w:rFonts w:ascii="Calibri" w:hAnsi="Calibri" w:cs="Arial"/>
+                <w:i/>
+                <w:color w:val="4472C4" w:themeColor="accent1"/>
+                <w:sz w:val="18"/>
+                <w:szCs w:val="20"/>
+                <w:lang w:eastAsia="es-CL"/>
+              </w:rPr>
+              <w:t>Avance (Fase 1)</w:t>
+            </w:r>
           </w:p>
         </w:tc>
         <w:tc>
@@ -4078,11 +3901,25 @@
               <w:pStyle w:val="Piedepgina"/>
               <w:jc w:val="both"/>
               <w:rPr>
-                <w:rFonts w:ascii="Calibri" w:hAnsi="Calibri"/>
-                <w:b/>
-                <w:color w:val="1F3864" w:themeColor="accent1" w:themeShade="80"/>
-              </w:rPr>
-            </w:pPr>
+                <w:rFonts w:ascii="Calibri" w:hAnsi="Calibri" w:cs="Arial"/>
+                <w:i/>
+                <w:color w:val="4472C4" w:themeColor="accent1"/>
+                <w:sz w:val="18"/>
+                <w:szCs w:val="20"/>
+                <w:lang w:eastAsia="es-CL"/>
+              </w:rPr>
+            </w:pPr>
+            <w:r>
+              <w:rPr>
+                <w:rFonts w:ascii="Calibri" w:hAnsi="Calibri" w:cs="Arial"/>
+                <w:i/>
+                <w:color w:val="4472C4" w:themeColor="accent1"/>
+                <w:sz w:val="18"/>
+                <w:szCs w:val="20"/>
+                <w:lang w:eastAsia="es-CL"/>
+              </w:rPr>
+              <w:t>Definición 1.5 (este documento)</w:t>
+            </w:r>
           </w:p>
         </w:tc>
         <w:tc>
@@ -4110,9 +3947,18 @@
                 <w:szCs w:val="20"/>
                 <w:lang w:eastAsia="es-CL"/>
               </w:rPr>
-              <w:t>Describe las evidencias acordadas con tu docente, siempre teniendo en mente que estas deben dar cuenta del desarrollo de tu Proyecto APT</w:t>
-            </w:r>
-            <w:r>
+              <w:t>Plantilla oficial Duoc rellenada</w:t>
+            </w:r>
+          </w:p>
+        </w:tc>
+        <w:tc>
+          <w:tcPr>
+            <w:tcW w:w="2551" w:type="dxa"/>
+          </w:tcPr>
+          <w:p>
+            <w:pPr>
+              <w:pStyle w:val="Piedepgina"/>
+              <w:jc w:val="both"/>
               <w:rPr>
                 <w:rFonts w:ascii="Calibri" w:hAnsi="Calibri" w:cs="Arial"/>
                 <w:i/>
@@ -4121,24 +3967,18 @@
                 <w:szCs w:val="20"/>
                 <w:lang w:eastAsia="es-CL"/>
               </w:rPr>
-              <w:t>.</w:t>
-            </w:r>
-          </w:p>
-        </w:tc>
-        <w:tc>
-          <w:tcPr>
-            <w:tcW w:w="2551" w:type="dxa"/>
-          </w:tcPr>
-          <w:p>
-            <w:pPr>
-              <w:pStyle w:val="Piedepgina"/>
-              <w:jc w:val="both"/>
-              <w:rPr>
-                <w:rFonts w:ascii="Calibri" w:hAnsi="Calibri"/>
-                <w:b/>
-                <w:color w:val="1F3864" w:themeColor="accent1" w:themeShade="80"/>
-              </w:rPr>
-            </w:pPr>
+            </w:pPr>
+            <w:r>
+              <w:rPr>
+                <w:rFonts w:ascii="Calibri" w:hAnsi="Calibri" w:cs="Arial"/>
+                <w:i/>
+                <w:color w:val="4472C4" w:themeColor="accent1"/>
+                <w:sz w:val="18"/>
+                <w:szCs w:val="20"/>
+                <w:lang w:eastAsia="es-CL"/>
+              </w:rPr>
+              <w:t>Pauta de la asignatura APT122</w:t>
+            </w:r>
           </w:p>
         </w:tc>
       </w:tr>
@@ -4155,11 +3995,25 @@
               <w:pStyle w:val="Piedepgina"/>
               <w:jc w:val="both"/>
               <w:rPr>
-                <w:rFonts w:ascii="Calibri" w:hAnsi="Calibri"/>
-                <w:b/>
-                <w:color w:val="1F3864" w:themeColor="accent1" w:themeShade="80"/>
-              </w:rPr>
-            </w:pPr>
+                <w:rFonts w:ascii="Calibri" w:hAnsi="Calibri" w:cs="Arial"/>
+                <w:i/>
+                <w:color w:val="4472C4" w:themeColor="accent1"/>
+                <w:sz w:val="18"/>
+                <w:szCs w:val="20"/>
+                <w:lang w:eastAsia="es-CL"/>
+              </w:rPr>
+            </w:pPr>
+            <w:r>
+              <w:rPr>
+                <w:rFonts w:ascii="Calibri" w:hAnsi="Calibri" w:cs="Arial"/>
+                <w:i/>
+                <w:color w:val="4472C4" w:themeColor="accent1"/>
+                <w:sz w:val="18"/>
+                <w:szCs w:val="20"/>
+                <w:lang w:eastAsia="es-CL"/>
+              </w:rPr>
+              <w:t>Avance</w:t>
+            </w:r>
           </w:p>
         </w:tc>
         <w:tc>
@@ -4171,11 +4025,25 @@
               <w:pStyle w:val="Piedepgina"/>
               <w:jc w:val="both"/>
               <w:rPr>
-                <w:rFonts w:ascii="Calibri" w:hAnsi="Calibri"/>
-                <w:b/>
-                <w:color w:val="1F3864" w:themeColor="accent1" w:themeShade="80"/>
-              </w:rPr>
-            </w:pPr>
+                <w:rFonts w:ascii="Calibri" w:hAnsi="Calibri" w:cs="Arial"/>
+                <w:i/>
+                <w:color w:val="4472C4" w:themeColor="accent1"/>
+                <w:sz w:val="18"/>
+                <w:szCs w:val="20"/>
+                <w:lang w:eastAsia="es-CL"/>
+              </w:rPr>
+            </w:pPr>
+            <w:r>
+              <w:rPr>
+                <w:rFonts w:ascii="Calibri" w:hAnsi="Calibri" w:cs="Arial"/>
+                <w:i/>
+                <w:color w:val="4472C4" w:themeColor="accent1"/>
+                <w:sz w:val="18"/>
+                <w:szCs w:val="20"/>
+                <w:lang w:eastAsia="es-CL"/>
+              </w:rPr>
+              <w:t>Visión Scrum</w:t>
+            </w:r>
           </w:p>
         </w:tc>
         <w:tc>
@@ -4187,11 +4055,25 @@
               <w:pStyle w:val="Piedepgina"/>
               <w:jc w:val="both"/>
               <w:rPr>
-                <w:rFonts w:ascii="Calibri" w:hAnsi="Calibri"/>
-                <w:b/>
-                <w:color w:val="1F3864" w:themeColor="accent1" w:themeShade="80"/>
-              </w:rPr>
-            </w:pPr>
+                <w:rFonts w:ascii="Calibri" w:hAnsi="Calibri" w:cs="Arial"/>
+                <w:i/>
+                <w:color w:val="4472C4" w:themeColor="accent1"/>
+                <w:sz w:val="18"/>
+                <w:szCs w:val="20"/>
+                <w:lang w:eastAsia="es-CL"/>
+              </w:rPr>
+            </w:pPr>
+            <w:r>
+              <w:rPr>
+                <w:rFonts w:ascii="Calibri" w:hAnsi="Calibri" w:cs="Arial"/>
+                <w:i/>
+                <w:color w:val="4472C4" w:themeColor="accent1"/>
+                <w:sz w:val="18"/>
+                <w:szCs w:val="20"/>
+                <w:lang w:eastAsia="es-CL"/>
+              </w:rPr>
+              <w:t>Caso y visión del producto</w:t>
+            </w:r>
           </w:p>
         </w:tc>
         <w:tc>
@@ -4203,11 +4085,25 @@
               <w:pStyle w:val="Piedepgina"/>
               <w:jc w:val="both"/>
               <w:rPr>
-                <w:rFonts w:ascii="Calibri" w:hAnsi="Calibri"/>
-                <w:b/>
-                <w:color w:val="1F3864" w:themeColor="accent1" w:themeShade="80"/>
-              </w:rPr>
-            </w:pPr>
+                <w:rFonts w:ascii="Calibri" w:hAnsi="Calibri" w:cs="Arial"/>
+                <w:i/>
+                <w:color w:val="4472C4" w:themeColor="accent1"/>
+                <w:sz w:val="18"/>
+                <w:szCs w:val="20"/>
+                <w:lang w:eastAsia="es-CL"/>
+              </w:rPr>
+            </w:pPr>
+            <w:r>
+              <w:rPr>
+                <w:rFonts w:ascii="Calibri" w:hAnsi="Calibri" w:cs="Arial"/>
+                <w:i/>
+                <w:color w:val="4472C4" w:themeColor="accent1"/>
+                <w:sz w:val="18"/>
+                <w:szCs w:val="20"/>
+                <w:lang w:eastAsia="es-CL"/>
+              </w:rPr>
+              <w:t>Artefacto ágil de planificación</w:t>
+            </w:r>
           </w:p>
         </w:tc>
       </w:tr>
@@ -4224,11 +4120,25 @@
               <w:pStyle w:val="Piedepgina"/>
               <w:jc w:val="both"/>
               <w:rPr>
-                <w:rFonts w:ascii="Calibri" w:hAnsi="Calibri"/>
-                <w:b/>
-                <w:color w:val="1F3864" w:themeColor="accent1" w:themeShade="80"/>
-              </w:rPr>
-            </w:pPr>
+                <w:rFonts w:ascii="Calibri" w:hAnsi="Calibri" w:cs="Arial"/>
+                <w:i/>
+                <w:color w:val="4472C4" w:themeColor="accent1"/>
+                <w:sz w:val="18"/>
+                <w:szCs w:val="20"/>
+                <w:lang w:eastAsia="es-CL"/>
+              </w:rPr>
+            </w:pPr>
+            <w:r>
+              <w:rPr>
+                <w:rFonts w:ascii="Calibri" w:hAnsi="Calibri" w:cs="Arial"/>
+                <w:i/>
+                <w:color w:val="4472C4" w:themeColor="accent1"/>
+                <w:sz w:val="18"/>
+                <w:szCs w:val="20"/>
+                <w:lang w:eastAsia="es-CL"/>
+              </w:rPr>
+              <w:t>Avance</w:t>
+            </w:r>
           </w:p>
         </w:tc>
         <w:tc>
@@ -4240,11 +4150,38 @@
               <w:pStyle w:val="Piedepgina"/>
               <w:jc w:val="both"/>
               <w:rPr>
-                <w:rFonts w:ascii="Calibri" w:hAnsi="Calibri"/>
-                <w:b/>
-                <w:color w:val="1F3864" w:themeColor="accent1" w:themeShade="80"/>
-              </w:rPr>
-            </w:pPr>
+                <w:rFonts w:ascii="Calibri" w:hAnsi="Calibri" w:cs="Arial"/>
+                <w:i/>
+                <w:color w:val="4472C4" w:themeColor="accent1"/>
+                <w:sz w:val="18"/>
+                <w:szCs w:val="20"/>
+                <w:lang w:eastAsia="es-CL"/>
+              </w:rPr>
+            </w:pPr>
+            <w:proofErr w:type="spellStart"/>
+            <w:r>
+              <w:rPr>
+                <w:rFonts w:ascii="Calibri" w:hAnsi="Calibri" w:cs="Arial"/>
+                <w:i/>
+                <w:color w:val="4472C4" w:themeColor="accent1"/>
+                <w:sz w:val="18"/>
+                <w:szCs w:val="20"/>
+                <w:lang w:eastAsia="es-CL"/>
+              </w:rPr>
+              <w:t>Product</w:t>
+            </w:r>
+            <w:proofErr w:type="spellEnd"/>
+            <w:r>
+              <w:rPr>
+                <w:rFonts w:ascii="Calibri" w:hAnsi="Calibri" w:cs="Arial"/>
+                <w:i/>
+                <w:color w:val="4472C4" w:themeColor="accent1"/>
+                <w:sz w:val="18"/>
+                <w:szCs w:val="20"/>
+                <w:lang w:eastAsia="es-CL"/>
+              </w:rPr>
+              <w:t xml:space="preserve"> backlog</w:t>
+            </w:r>
           </w:p>
         </w:tc>
         <w:tc>
@@ -4256,11 +4193,25 @@
               <w:pStyle w:val="Piedepgina"/>
               <w:jc w:val="both"/>
               <w:rPr>
-                <w:rFonts w:ascii="Calibri" w:hAnsi="Calibri"/>
-                <w:b/>
-                <w:color w:val="1F3864" w:themeColor="accent1" w:themeShade="80"/>
-              </w:rPr>
-            </w:pPr>
+                <w:rFonts w:ascii="Calibri" w:hAnsi="Calibri" w:cs="Arial"/>
+                <w:i/>
+                <w:color w:val="4472C4" w:themeColor="accent1"/>
+                <w:sz w:val="18"/>
+                <w:szCs w:val="20"/>
+                <w:lang w:eastAsia="es-CL"/>
+              </w:rPr>
+            </w:pPr>
+            <w:r>
+              <w:rPr>
+                <w:rFonts w:ascii="Calibri" w:hAnsi="Calibri" w:cs="Arial"/>
+                <w:i/>
+                <w:color w:val="4472C4" w:themeColor="accent1"/>
+                <w:sz w:val="18"/>
+                <w:szCs w:val="20"/>
+                <w:lang w:eastAsia="es-CL"/>
+              </w:rPr>
+              <w:t>Ítems priorizados del APT</w:t>
+            </w:r>
           </w:p>
         </w:tc>
         <w:tc>
@@ -4272,11 +4223,25 @@
               <w:pStyle w:val="Piedepgina"/>
               <w:jc w:val="both"/>
               <w:rPr>
-                <w:rFonts w:ascii="Calibri" w:hAnsi="Calibri"/>
-                <w:b/>
-                <w:color w:val="1F3864" w:themeColor="accent1" w:themeShade="80"/>
-              </w:rPr>
-            </w:pPr>
+                <w:rFonts w:ascii="Calibri" w:hAnsi="Calibri" w:cs="Arial"/>
+                <w:i/>
+                <w:color w:val="4472C4" w:themeColor="accent1"/>
+                <w:sz w:val="18"/>
+                <w:szCs w:val="20"/>
+                <w:lang w:eastAsia="es-CL"/>
+              </w:rPr>
+            </w:pPr>
+            <w:r>
+              <w:rPr>
+                <w:rFonts w:ascii="Calibri" w:hAnsi="Calibri" w:cs="Arial"/>
+                <w:i/>
+                <w:color w:val="4472C4" w:themeColor="accent1"/>
+                <w:sz w:val="18"/>
+                <w:szCs w:val="20"/>
+                <w:lang w:eastAsia="es-CL"/>
+              </w:rPr>
+              <w:t>Única fuente de requisitos</w:t>
+            </w:r>
           </w:p>
         </w:tc>
       </w:tr>
@@ -4293,11 +4258,25 @@
               <w:pStyle w:val="Piedepgina"/>
               <w:jc w:val="both"/>
               <w:rPr>
-                <w:rFonts w:ascii="Calibri" w:hAnsi="Calibri"/>
-                <w:b/>
-                <w:color w:val="1F3864" w:themeColor="accent1" w:themeShade="80"/>
-              </w:rPr>
-            </w:pPr>
+                <w:rFonts w:ascii="Calibri" w:hAnsi="Calibri" w:cs="Arial"/>
+                <w:i/>
+                <w:color w:val="4472C4" w:themeColor="accent1"/>
+                <w:sz w:val="18"/>
+                <w:szCs w:val="20"/>
+                <w:lang w:eastAsia="es-CL"/>
+              </w:rPr>
+            </w:pPr>
+            <w:r>
+              <w:rPr>
+                <w:rFonts w:ascii="Calibri" w:hAnsi="Calibri" w:cs="Arial"/>
+                <w:i/>
+                <w:color w:val="4472C4" w:themeColor="accent1"/>
+                <w:sz w:val="18"/>
+                <w:szCs w:val="20"/>
+                <w:lang w:eastAsia="es-CL"/>
+              </w:rPr>
+              <w:t>Avance</w:t>
+            </w:r>
           </w:p>
         </w:tc>
         <w:tc>
@@ -4309,11 +4288,25 @@
               <w:pStyle w:val="Piedepgina"/>
               <w:jc w:val="both"/>
               <w:rPr>
-                <w:rFonts w:ascii="Calibri" w:hAnsi="Calibri"/>
-                <w:b/>
-                <w:color w:val="1F3864" w:themeColor="accent1" w:themeShade="80"/>
-              </w:rPr>
-            </w:pPr>
+                <w:rFonts w:ascii="Calibri" w:hAnsi="Calibri" w:cs="Arial"/>
+                <w:i/>
+                <w:color w:val="4472C4" w:themeColor="accent1"/>
+                <w:sz w:val="18"/>
+                <w:szCs w:val="20"/>
+                <w:lang w:eastAsia="es-CL"/>
+              </w:rPr>
+            </w:pPr>
+            <w:r>
+              <w:rPr>
+                <w:rFonts w:ascii="Calibri" w:hAnsi="Calibri" w:cs="Arial"/>
+                <w:i/>
+                <w:color w:val="4472C4" w:themeColor="accent1"/>
+                <w:sz w:val="18"/>
+                <w:szCs w:val="20"/>
+                <w:lang w:eastAsia="es-CL"/>
+              </w:rPr>
+              <w:t>Épicas e historias</w:t>
+            </w:r>
           </w:p>
         </w:tc>
         <w:tc>
@@ -4325,11 +4318,25 @@
               <w:pStyle w:val="Piedepgina"/>
               <w:jc w:val="both"/>
               <w:rPr>
-                <w:rFonts w:ascii="Calibri" w:hAnsi="Calibri"/>
-                <w:b/>
-                <w:color w:val="1F3864" w:themeColor="accent1" w:themeShade="80"/>
-              </w:rPr>
-            </w:pPr>
+                <w:rFonts w:ascii="Calibri" w:hAnsi="Calibri" w:cs="Arial"/>
+                <w:i/>
+                <w:color w:val="4472C4" w:themeColor="accent1"/>
+                <w:sz w:val="18"/>
+                <w:szCs w:val="20"/>
+                <w:lang w:eastAsia="es-CL"/>
+              </w:rPr>
+            </w:pPr>
+            <w:r>
+              <w:rPr>
+                <w:rFonts w:ascii="Calibri" w:hAnsi="Calibri" w:cs="Arial"/>
+                <w:i/>
+                <w:color w:val="4472C4" w:themeColor="accent1"/>
+                <w:sz w:val="18"/>
+                <w:szCs w:val="20"/>
+                <w:lang w:eastAsia="es-CL"/>
+              </w:rPr>
+              <w:t>Unidades funcionales por dominio</w:t>
+            </w:r>
           </w:p>
         </w:tc>
         <w:tc>
@@ -4341,15 +4348,747 @@
               <w:pStyle w:val="Piedepgina"/>
               <w:jc w:val="both"/>
               <w:rPr>
-                <w:rFonts w:ascii="Calibri" w:hAnsi="Calibri"/>
-                <w:b/>
-                <w:color w:val="1F3864" w:themeColor="accent1" w:themeShade="80"/>
-              </w:rPr>
-            </w:pPr>
+                <w:rFonts w:ascii="Calibri" w:hAnsi="Calibri" w:cs="Arial"/>
+                <w:i/>
+                <w:color w:val="4472C4" w:themeColor="accent1"/>
+                <w:sz w:val="18"/>
+                <w:szCs w:val="20"/>
+                <w:lang w:eastAsia="es-CL"/>
+              </w:rPr>
+            </w:pPr>
+            <w:r>
+              <w:rPr>
+                <w:rFonts w:ascii="Calibri" w:hAnsi="Calibri" w:cs="Arial"/>
+                <w:i/>
+                <w:color w:val="4472C4" w:themeColor="accent1"/>
+                <w:sz w:val="18"/>
+                <w:szCs w:val="20"/>
+                <w:lang w:eastAsia="es-CL"/>
+              </w:rPr>
+              <w:t>Desglose del objetivo general</w:t>
+            </w:r>
+          </w:p>
+        </w:tc>
+      </w:tr>
+      <w:tr>
+        <w:trPr>
+          <w:trHeight w:val="362"/>
+        </w:trPr>
+        <w:tc>
+          <w:tcPr>
+            <w:tcW w:w="1843" w:type="dxa"/>
+          </w:tcPr>
+          <w:p>
+            <w:pPr>
+              <w:pStyle w:val="Piedepgina"/>
+              <w:jc w:val="both"/>
+              <w:rPr>
+                <w:rFonts w:ascii="Calibri" w:hAnsi="Calibri" w:cs="Arial"/>
+                <w:i/>
+                <w:color w:val="4472C4" w:themeColor="accent1"/>
+                <w:sz w:val="18"/>
+                <w:szCs w:val="20"/>
+                <w:lang w:eastAsia="es-CL"/>
+              </w:rPr>
+            </w:pPr>
+            <w:r>
+              <w:rPr>
+                <w:rFonts w:ascii="Calibri" w:hAnsi="Calibri" w:cs="Arial"/>
+                <w:i/>
+                <w:color w:val="4472C4" w:themeColor="accent1"/>
+                <w:sz w:val="18"/>
+                <w:szCs w:val="20"/>
+                <w:lang w:eastAsia="es-CL"/>
+              </w:rPr>
+              <w:t>Avance</w:t>
+            </w:r>
+          </w:p>
+        </w:tc>
+        <w:tc>
+          <w:tcPr>
+            <w:tcW w:w="1843" w:type="dxa"/>
+          </w:tcPr>
+          <w:p>
+            <w:pPr>
+              <w:pStyle w:val="Piedepgina"/>
+              <w:jc w:val="both"/>
+              <w:rPr>
+                <w:rFonts w:ascii="Calibri" w:hAnsi="Calibri" w:cs="Arial"/>
+                <w:i/>
+                <w:color w:val="4472C4" w:themeColor="accent1"/>
+                <w:sz w:val="18"/>
+                <w:szCs w:val="20"/>
+                <w:lang w:eastAsia="es-CL"/>
+              </w:rPr>
+            </w:pPr>
+            <w:r>
+              <w:rPr>
+                <w:rFonts w:ascii="Calibri" w:hAnsi="Calibri" w:cs="Arial"/>
+                <w:i/>
+                <w:color w:val="4472C4" w:themeColor="accent1"/>
+                <w:sz w:val="18"/>
+                <w:szCs w:val="20"/>
+                <w:lang w:eastAsia="es-CL"/>
+              </w:rPr>
+              <w:t xml:space="preserve">Mapa de actores e </w:t>
+            </w:r>
+            <w:proofErr w:type="spellStart"/>
+            <w:r>
+              <w:rPr>
+                <w:rFonts w:ascii="Calibri" w:hAnsi="Calibri" w:cs="Arial"/>
+                <w:i/>
+                <w:color w:val="4472C4" w:themeColor="accent1"/>
+                <w:sz w:val="18"/>
+                <w:szCs w:val="20"/>
+                <w:lang w:eastAsia="es-CL"/>
+              </w:rPr>
+              <w:t>impact</w:t>
+            </w:r>
+            <w:proofErr w:type="spellEnd"/>
+            <w:r>
+              <w:rPr>
+                <w:rFonts w:ascii="Calibri" w:hAnsi="Calibri" w:cs="Arial"/>
+                <w:i/>
+                <w:color w:val="4472C4" w:themeColor="accent1"/>
+                <w:sz w:val="18"/>
+                <w:szCs w:val="20"/>
+                <w:lang w:eastAsia="es-CL"/>
+              </w:rPr>
+              <w:t xml:space="preserve"> </w:t>
+            </w:r>
+            <w:proofErr w:type="spellStart"/>
+            <w:r>
+              <w:rPr>
+                <w:rFonts w:ascii="Calibri" w:hAnsi="Calibri" w:cs="Arial"/>
+                <w:i/>
+                <w:color w:val="4472C4" w:themeColor="accent1"/>
+                <w:sz w:val="18"/>
+                <w:szCs w:val="20"/>
+                <w:lang w:eastAsia="es-CL"/>
+              </w:rPr>
+              <w:t>mapping</w:t>
+            </w:r>
+            <w:proofErr w:type="spellEnd"/>
+          </w:p>
+        </w:tc>
+        <w:tc>
+          <w:tcPr>
+            <w:tcW w:w="3825" w:type="dxa"/>
+          </w:tcPr>
+          <w:p>
+            <w:pPr>
+              <w:jc w:val="both"/>
+              <w:rPr>
+                <w:rFonts w:ascii="Calibri" w:hAnsi="Calibri" w:cs="Arial"/>
+                <w:i/>
+                <w:color w:val="4472C4" w:themeColor="accent1"/>
+                <w:sz w:val="18"/>
+                <w:szCs w:val="20"/>
+                <w:lang w:eastAsia="es-CL"/>
+              </w:rPr>
+            </w:pPr>
+            <w:r>
+              <w:rPr>
+                <w:rFonts w:ascii="Calibri" w:hAnsi="Calibri" w:cs="Arial"/>
+                <w:i/>
+                <w:color w:val="4472C4" w:themeColor="accent1"/>
+                <w:sz w:val="18"/>
+                <w:szCs w:val="20"/>
+                <w:lang w:eastAsia="es-CL"/>
+              </w:rPr>
+              <w:t>Quién, impacto y entregable</w:t>
+            </w:r>
+          </w:p>
+        </w:tc>
+        <w:tc>
+          <w:tcPr>
+            <w:tcW w:w="2551" w:type="dxa"/>
+          </w:tcPr>
+          <w:p>
+            <w:pPr>
+              <w:pStyle w:val="Piedepgina"/>
+              <w:jc w:val="both"/>
+              <w:rPr>
+                <w:rFonts w:ascii="Calibri" w:hAnsi="Calibri" w:cs="Arial"/>
+                <w:i/>
+                <w:color w:val="4472C4" w:themeColor="accent1"/>
+                <w:sz w:val="18"/>
+                <w:szCs w:val="20"/>
+                <w:lang w:eastAsia="es-CL"/>
+              </w:rPr>
+            </w:pPr>
+            <w:r>
+              <w:rPr>
+                <w:rFonts w:ascii="Calibri" w:hAnsi="Calibri" w:cs="Arial"/>
+                <w:i/>
+                <w:color w:val="4472C4" w:themeColor="accent1"/>
+                <w:sz w:val="18"/>
+                <w:szCs w:val="20"/>
+                <w:lang w:eastAsia="es-CL"/>
+              </w:rPr>
+              <w:t>Conecta negocio con backlog</w:t>
+            </w:r>
+          </w:p>
+        </w:tc>
+      </w:tr>
+      <w:tr>
+        <w:trPr>
+          <w:trHeight w:val="362"/>
+        </w:trPr>
+        <w:tc>
+          <w:tcPr>
+            <w:tcW w:w="1843" w:type="dxa"/>
+          </w:tcPr>
+          <w:p>
+            <w:pPr>
+              <w:pStyle w:val="Piedepgina"/>
+              <w:jc w:val="both"/>
+              <w:rPr>
+                <w:rFonts w:ascii="Calibri" w:hAnsi="Calibri" w:cs="Arial"/>
+                <w:i/>
+                <w:color w:val="4472C4" w:themeColor="accent1"/>
+                <w:sz w:val="18"/>
+                <w:szCs w:val="20"/>
+                <w:lang w:eastAsia="es-CL"/>
+              </w:rPr>
+            </w:pPr>
+            <w:r>
+              <w:rPr>
+                <w:rFonts w:ascii="Calibri" w:hAnsi="Calibri" w:cs="Arial"/>
+                <w:i/>
+                <w:color w:val="4472C4" w:themeColor="accent1"/>
+                <w:sz w:val="18"/>
+                <w:szCs w:val="20"/>
+                <w:lang w:eastAsia="es-CL"/>
+              </w:rPr>
+              <w:t>Avance</w:t>
+            </w:r>
+          </w:p>
+        </w:tc>
+        <w:tc>
+          <w:tcPr>
+            <w:tcW w:w="1843" w:type="dxa"/>
+          </w:tcPr>
+          <w:p>
+            <w:pPr>
+              <w:pStyle w:val="Piedepgina"/>
+              <w:jc w:val="both"/>
+              <w:rPr>
+                <w:rFonts w:ascii="Calibri" w:hAnsi="Calibri" w:cs="Arial"/>
+                <w:i/>
+                <w:color w:val="4472C4" w:themeColor="accent1"/>
+                <w:sz w:val="18"/>
+                <w:szCs w:val="20"/>
+                <w:lang w:eastAsia="es-CL"/>
+              </w:rPr>
+            </w:pPr>
+            <w:r>
+              <w:rPr>
+                <w:rFonts w:ascii="Calibri" w:hAnsi="Calibri" w:cs="Arial"/>
+                <w:i/>
+                <w:color w:val="4472C4" w:themeColor="accent1"/>
+                <w:sz w:val="18"/>
+                <w:szCs w:val="20"/>
+                <w:lang w:eastAsia="es-CL"/>
+              </w:rPr>
+              <w:t>Registro de levantamiento</w:t>
+            </w:r>
+          </w:p>
+        </w:tc>
+        <w:tc>
+          <w:tcPr>
+            <w:tcW w:w="3825" w:type="dxa"/>
+          </w:tcPr>
+          <w:p>
+            <w:pPr>
+              <w:jc w:val="both"/>
+              <w:rPr>
+                <w:rFonts w:ascii="Calibri" w:hAnsi="Calibri" w:cs="Arial"/>
+                <w:i/>
+                <w:color w:val="4472C4" w:themeColor="accent1"/>
+                <w:sz w:val="18"/>
+                <w:szCs w:val="20"/>
+                <w:lang w:eastAsia="es-CL"/>
+              </w:rPr>
+            </w:pPr>
+            <w:r>
+              <w:rPr>
+                <w:rFonts w:ascii="Calibri" w:hAnsi="Calibri" w:cs="Arial"/>
+                <w:i/>
+                <w:color w:val="4472C4" w:themeColor="accent1"/>
+                <w:sz w:val="18"/>
+                <w:szCs w:val="20"/>
+                <w:lang w:eastAsia="es-CL"/>
+              </w:rPr>
+              <w:t>Índice de reuniones con el cliente</w:t>
+            </w:r>
+          </w:p>
+        </w:tc>
+        <w:tc>
+          <w:tcPr>
+            <w:tcW w:w="2551" w:type="dxa"/>
+          </w:tcPr>
+          <w:p>
+            <w:pPr>
+              <w:pStyle w:val="Piedepgina"/>
+              <w:jc w:val="both"/>
+              <w:rPr>
+                <w:rFonts w:ascii="Calibri" w:hAnsi="Calibri" w:cs="Arial"/>
+                <w:i/>
+                <w:color w:val="4472C4" w:themeColor="accent1"/>
+                <w:sz w:val="18"/>
+                <w:szCs w:val="20"/>
+                <w:lang w:eastAsia="es-CL"/>
+              </w:rPr>
+            </w:pPr>
+            <w:r>
+              <w:rPr>
+                <w:rFonts w:ascii="Calibri" w:hAnsi="Calibri" w:cs="Arial"/>
+                <w:i/>
+                <w:color w:val="4472C4" w:themeColor="accent1"/>
+                <w:sz w:val="18"/>
+                <w:szCs w:val="20"/>
+                <w:lang w:eastAsia="es-CL"/>
+              </w:rPr>
+              <w:t>Trazabilidad, sin transcripciones crudas</w:t>
+            </w:r>
+          </w:p>
+        </w:tc>
+      </w:tr>
+      <w:tr>
+        <w:trPr>
+          <w:trHeight w:val="362"/>
+        </w:trPr>
+        <w:tc>
+          <w:tcPr>
+            <w:tcW w:w="1843" w:type="dxa"/>
+          </w:tcPr>
+          <w:p>
+            <w:pPr>
+              <w:pStyle w:val="Piedepgina"/>
+              <w:jc w:val="both"/>
+              <w:rPr>
+                <w:rFonts w:ascii="Calibri" w:hAnsi="Calibri" w:cs="Arial"/>
+                <w:i/>
+                <w:color w:val="4472C4" w:themeColor="accent1"/>
+                <w:sz w:val="18"/>
+                <w:szCs w:val="20"/>
+                <w:lang w:eastAsia="es-CL"/>
+              </w:rPr>
+            </w:pPr>
+            <w:r>
+              <w:rPr>
+                <w:rFonts w:ascii="Calibri" w:hAnsi="Calibri" w:cs="Arial"/>
+                <w:i/>
+                <w:color w:val="4472C4" w:themeColor="accent1"/>
+                <w:sz w:val="18"/>
+                <w:szCs w:val="20"/>
+                <w:lang w:eastAsia="es-CL"/>
+              </w:rPr>
+              <w:t>Avance</w:t>
+            </w:r>
+          </w:p>
+        </w:tc>
+        <w:tc>
+          <w:tcPr>
+            <w:tcW w:w="1843" w:type="dxa"/>
+          </w:tcPr>
+          <w:p>
+            <w:pPr>
+              <w:pStyle w:val="Piedepgina"/>
+              <w:jc w:val="both"/>
+              <w:rPr>
+                <w:rFonts w:ascii="Calibri" w:hAnsi="Calibri" w:cs="Arial"/>
+                <w:i/>
+                <w:color w:val="4472C4" w:themeColor="accent1"/>
+                <w:sz w:val="18"/>
+                <w:szCs w:val="20"/>
+                <w:lang w:eastAsia="es-CL"/>
+              </w:rPr>
+            </w:pPr>
+            <w:r>
+              <w:rPr>
+                <w:rFonts w:ascii="Calibri" w:hAnsi="Calibri" w:cs="Arial"/>
+                <w:i/>
+                <w:color w:val="4472C4" w:themeColor="accent1"/>
+                <w:sz w:val="18"/>
+                <w:szCs w:val="20"/>
+                <w:lang w:eastAsia="es-CL"/>
+              </w:rPr>
+              <w:t>Carta Gantt 6 meses</w:t>
+            </w:r>
+          </w:p>
+        </w:tc>
+        <w:tc>
+          <w:tcPr>
+            <w:tcW w:w="3825" w:type="dxa"/>
+          </w:tcPr>
+          <w:p>
+            <w:pPr>
+              <w:jc w:val="both"/>
+              <w:rPr>
+                <w:rFonts w:ascii="Calibri" w:hAnsi="Calibri" w:cs="Arial"/>
+                <w:i/>
+                <w:color w:val="4472C4" w:themeColor="accent1"/>
+                <w:sz w:val="18"/>
+                <w:szCs w:val="20"/>
+                <w:lang w:eastAsia="es-CL"/>
+              </w:rPr>
+            </w:pPr>
+            <w:r>
+              <w:rPr>
+                <w:rFonts w:ascii="Calibri" w:hAnsi="Calibri" w:cs="Arial"/>
+                <w:i/>
+                <w:color w:val="4472C4" w:themeColor="accent1"/>
+                <w:sz w:val="18"/>
+                <w:szCs w:val="20"/>
+                <w:lang w:eastAsia="es-CL"/>
+              </w:rPr>
+              <w:t>HTML y CSV del plan de producto</w:t>
+            </w:r>
+          </w:p>
+        </w:tc>
+        <w:tc>
+          <w:tcPr>
+            <w:tcW w:w="2551" w:type="dxa"/>
+          </w:tcPr>
+          <w:p>
+            <w:pPr>
+              <w:pStyle w:val="Piedepgina"/>
+              <w:jc w:val="both"/>
+              <w:rPr>
+                <w:rFonts w:ascii="Calibri" w:hAnsi="Calibri" w:cs="Arial"/>
+                <w:i/>
+                <w:color w:val="4472C4" w:themeColor="accent1"/>
+                <w:sz w:val="18"/>
+                <w:szCs w:val="20"/>
+                <w:lang w:eastAsia="es-CL"/>
+              </w:rPr>
+            </w:pPr>
+            <w:r>
+              <w:rPr>
+                <w:rFonts w:ascii="Calibri" w:hAnsi="Calibri" w:cs="Arial"/>
+                <w:i/>
+                <w:color w:val="4472C4" w:themeColor="accent1"/>
+                <w:sz w:val="18"/>
+                <w:szCs w:val="20"/>
+                <w:lang w:eastAsia="es-CL"/>
+              </w:rPr>
+              <w:t xml:space="preserve">Punto 8 de esta guía; repo </w:t>
+            </w:r>
+            <w:proofErr w:type="spellStart"/>
+            <w:r>
+              <w:rPr>
+                <w:rFonts w:ascii="Calibri" w:hAnsi="Calibri" w:cs="Arial"/>
+                <w:i/>
+                <w:color w:val="4472C4" w:themeColor="accent1"/>
+                <w:sz w:val="18"/>
+                <w:szCs w:val="20"/>
+                <w:lang w:eastAsia="es-CL"/>
+              </w:rPr>
+              <w:t>ERP_Almahue</w:t>
+            </w:r>
+            <w:proofErr w:type="spellEnd"/>
+            <w:r>
+              <w:rPr>
+                <w:rFonts w:ascii="Calibri" w:hAnsi="Calibri" w:cs="Arial"/>
+                <w:i/>
+                <w:color w:val="4472C4" w:themeColor="accent1"/>
+                <w:sz w:val="18"/>
+                <w:szCs w:val="20"/>
+                <w:lang w:eastAsia="es-CL"/>
+              </w:rPr>
+              <w:t>-Gantt</w:t>
+            </w:r>
+          </w:p>
+        </w:tc>
+      </w:tr>
+      <w:tr>
+        <w:trPr>
+          <w:trHeight w:val="362"/>
+        </w:trPr>
+        <w:tc>
+          <w:tcPr>
+            <w:tcW w:w="1843" w:type="dxa"/>
+          </w:tcPr>
+          <w:p>
+            <w:pPr>
+              <w:pStyle w:val="Piedepgina"/>
+              <w:jc w:val="both"/>
+              <w:rPr>
+                <w:rFonts w:ascii="Calibri" w:hAnsi="Calibri" w:cs="Arial"/>
+                <w:i/>
+                <w:color w:val="4472C4" w:themeColor="accent1"/>
+                <w:sz w:val="18"/>
+                <w:szCs w:val="20"/>
+                <w:lang w:eastAsia="es-CL"/>
+              </w:rPr>
+            </w:pPr>
+            <w:r>
+              <w:rPr>
+                <w:rFonts w:ascii="Calibri" w:hAnsi="Calibri" w:cs="Arial"/>
+                <w:i/>
+                <w:color w:val="4472C4" w:themeColor="accent1"/>
+                <w:sz w:val="18"/>
+                <w:szCs w:val="20"/>
+                <w:lang w:eastAsia="es-CL"/>
+              </w:rPr>
+              <w:t>Avance (clase)</w:t>
+            </w:r>
+          </w:p>
+        </w:tc>
+        <w:tc>
+          <w:tcPr>
+            <w:tcW w:w="1843" w:type="dxa"/>
+          </w:tcPr>
+          <w:p>
+            <w:pPr>
+              <w:pStyle w:val="Piedepgina"/>
+              <w:jc w:val="both"/>
+              <w:rPr>
+                <w:rFonts w:ascii="Calibri" w:hAnsi="Calibri" w:cs="Arial"/>
+                <w:i/>
+                <w:color w:val="4472C4" w:themeColor="accent1"/>
+                <w:sz w:val="18"/>
+                <w:szCs w:val="20"/>
+                <w:lang w:eastAsia="es-CL"/>
+              </w:rPr>
+            </w:pPr>
+            <w:r>
+              <w:rPr>
+                <w:rFonts w:ascii="Calibri" w:hAnsi="Calibri" w:cs="Arial"/>
+                <w:i/>
+                <w:color w:val="4472C4" w:themeColor="accent1"/>
+                <w:sz w:val="18"/>
+                <w:szCs w:val="20"/>
+                <w:lang w:eastAsia="es-CL"/>
+              </w:rPr>
+              <w:t>Presentación HTML 3 min</w:t>
+            </w:r>
+          </w:p>
+        </w:tc>
+        <w:tc>
+          <w:tcPr>
+            <w:tcW w:w="3825" w:type="dxa"/>
+          </w:tcPr>
+          <w:p>
+            <w:pPr>
+              <w:jc w:val="both"/>
+              <w:rPr>
+                <w:rFonts w:ascii="Calibri" w:hAnsi="Calibri" w:cs="Arial"/>
+                <w:i/>
+                <w:color w:val="4472C4" w:themeColor="accent1"/>
+                <w:sz w:val="18"/>
+                <w:szCs w:val="20"/>
+                <w:lang w:eastAsia="es-CL"/>
+              </w:rPr>
+            </w:pPr>
+            <w:r>
+              <w:rPr>
+                <w:rFonts w:ascii="Calibri" w:hAnsi="Calibri" w:cs="Arial"/>
+                <w:i/>
+                <w:color w:val="4472C4" w:themeColor="accent1"/>
+                <w:sz w:val="18"/>
+                <w:szCs w:val="20"/>
+                <w:lang w:eastAsia="es-CL"/>
+              </w:rPr>
+              <w:t>Problema, objetivo general y específicos</w:t>
+            </w:r>
+          </w:p>
+        </w:tc>
+        <w:tc>
+          <w:tcPr>
+            <w:tcW w:w="2551" w:type="dxa"/>
+          </w:tcPr>
+          <w:p>
+            <w:pPr>
+              <w:pStyle w:val="Piedepgina"/>
+              <w:jc w:val="both"/>
+              <w:rPr>
+                <w:rFonts w:ascii="Calibri" w:hAnsi="Calibri" w:cs="Arial"/>
+                <w:i/>
+                <w:color w:val="4472C4" w:themeColor="accent1"/>
+                <w:sz w:val="18"/>
+                <w:szCs w:val="20"/>
+                <w:lang w:eastAsia="es-CL"/>
+              </w:rPr>
+            </w:pPr>
+            <w:r>
+              <w:rPr>
+                <w:rFonts w:ascii="Calibri" w:hAnsi="Calibri" w:cs="Arial"/>
+                <w:i/>
+                <w:color w:val="4472C4" w:themeColor="accent1"/>
+                <w:sz w:val="18"/>
+                <w:szCs w:val="20"/>
+                <w:lang w:eastAsia="es-CL"/>
+              </w:rPr>
+              <w:t>Pedido del docente para la sesión presencial</w:t>
+            </w:r>
+          </w:p>
+        </w:tc>
+      </w:tr>
+      <w:tr>
+        <w:trPr>
+          <w:trHeight w:val="362"/>
+        </w:trPr>
+        <w:tc>
+          <w:tcPr>
+            <w:tcW w:w="1843" w:type="dxa"/>
+          </w:tcPr>
+          <w:p>
+            <w:pPr>
+              <w:pStyle w:val="Piedepgina"/>
+              <w:jc w:val="both"/>
+              <w:rPr>
+                <w:rFonts w:ascii="Calibri" w:hAnsi="Calibri" w:cs="Arial"/>
+                <w:i/>
+                <w:color w:val="4472C4" w:themeColor="accent1"/>
+                <w:sz w:val="18"/>
+                <w:szCs w:val="20"/>
+                <w:lang w:eastAsia="es-CL"/>
+              </w:rPr>
+            </w:pPr>
+            <w:r>
+              <w:rPr>
+                <w:rFonts w:ascii="Calibri" w:hAnsi="Calibri" w:cs="Arial"/>
+                <w:i/>
+                <w:color w:val="4472C4" w:themeColor="accent1"/>
+                <w:sz w:val="18"/>
+                <w:szCs w:val="20"/>
+                <w:lang w:eastAsia="es-CL"/>
+              </w:rPr>
+              <w:t>Final (Fase 2 y 3)</w:t>
+            </w:r>
+          </w:p>
+        </w:tc>
+        <w:tc>
+          <w:tcPr>
+            <w:tcW w:w="1843" w:type="dxa"/>
+          </w:tcPr>
+          <w:p>
+            <w:pPr>
+              <w:pStyle w:val="Piedepgina"/>
+              <w:jc w:val="both"/>
+              <w:rPr>
+                <w:rFonts w:ascii="Calibri" w:hAnsi="Calibri" w:cs="Arial"/>
+                <w:i/>
+                <w:color w:val="4472C4" w:themeColor="accent1"/>
+                <w:sz w:val="18"/>
+                <w:szCs w:val="20"/>
+                <w:lang w:eastAsia="es-CL"/>
+              </w:rPr>
+            </w:pPr>
+            <w:r>
+              <w:rPr>
+                <w:rFonts w:ascii="Calibri" w:hAnsi="Calibri" w:cs="Arial"/>
+                <w:i/>
+                <w:color w:val="4472C4" w:themeColor="accent1"/>
+                <w:sz w:val="18"/>
+                <w:szCs w:val="20"/>
+                <w:lang w:eastAsia="es-CL"/>
+              </w:rPr>
+              <w:t>Incrementos, pruebas e informe</w:t>
+            </w:r>
+          </w:p>
+        </w:tc>
+        <w:tc>
+          <w:tcPr>
+            <w:tcW w:w="3825" w:type="dxa"/>
+          </w:tcPr>
+          <w:p>
+            <w:pPr>
+              <w:jc w:val="both"/>
+              <w:rPr>
+                <w:rFonts w:ascii="Calibri" w:hAnsi="Calibri" w:cs="Arial"/>
+                <w:i/>
+                <w:color w:val="4472C4" w:themeColor="accent1"/>
+                <w:sz w:val="18"/>
+                <w:szCs w:val="20"/>
+                <w:lang w:eastAsia="es-CL"/>
+              </w:rPr>
+            </w:pPr>
+            <w:r>
+              <w:rPr>
+                <w:rFonts w:ascii="Calibri" w:hAnsi="Calibri" w:cs="Arial"/>
+                <w:i/>
+                <w:color w:val="4472C4" w:themeColor="accent1"/>
+                <w:sz w:val="18"/>
+                <w:szCs w:val="20"/>
+                <w:lang w:eastAsia="es-CL"/>
+              </w:rPr>
+              <w:t>No se redactan en Fase 1</w:t>
+            </w:r>
+          </w:p>
+        </w:tc>
+        <w:tc>
+          <w:tcPr>
+            <w:tcW w:w="2551" w:type="dxa"/>
+          </w:tcPr>
+          <w:p>
+            <w:pPr>
+              <w:pStyle w:val="Piedepgina"/>
+              <w:jc w:val="both"/>
+              <w:rPr>
+                <w:rFonts w:ascii="Calibri" w:hAnsi="Calibri" w:cs="Arial"/>
+                <w:i/>
+                <w:color w:val="4472C4" w:themeColor="accent1"/>
+                <w:sz w:val="18"/>
+                <w:szCs w:val="20"/>
+                <w:lang w:eastAsia="es-CL"/>
+              </w:rPr>
+            </w:pPr>
+            <w:r>
+              <w:rPr>
+                <w:rFonts w:ascii="Calibri" w:hAnsi="Calibri" w:cs="Arial"/>
+                <w:i/>
+                <w:color w:val="4472C4" w:themeColor="accent1"/>
+                <w:sz w:val="18"/>
+                <w:szCs w:val="20"/>
+                <w:lang w:eastAsia="es-CL"/>
+              </w:rPr>
+              <w:t>Guías 2.4 y 2.6</w:t>
+            </w:r>
           </w:p>
         </w:tc>
       </w:tr>
     </w:tbl>
+    <w:p>
+      <w:pPr>
+        <w:spacing w:after="0" w:line="360" w:lineRule="auto"/>
+        <w:jc w:val="both"/>
+        <w:rPr>
+          <w:b/>
+          <w:sz w:val="24"/>
+          <w:szCs w:val="24"/>
+        </w:rPr>
+      </w:pPr>
+      <w:r>
+        <w:rPr>
+          <w:b/>
+          <w:sz w:val="24"/>
+          <w:szCs w:val="24"/>
+        </w:rPr>
+        <w:br/>
+      </w:r>
+    </w:p>
+    <w:p>
+      <w:pPr>
+        <w:spacing w:after="0" w:line="240" w:lineRule="auto"/>
+        <w:rPr>
+          <w:b/>
+          <w:sz w:val="24"/>
+          <w:szCs w:val="24"/>
+        </w:rPr>
+      </w:pPr>
+      <w:r>
+        <w:rPr>
+          <w:b/>
+          <w:sz w:val="24"/>
+          <w:szCs w:val="24"/>
+        </w:rPr>
+        <w:br w:type="page"/>
+      </w:r>
+    </w:p>
     <w:p>
       <w:pPr>
         <w:spacing w:after="0" w:line="360" w:lineRule="auto"/>
@@ -4458,7 +5197,23 @@
                 <w:rFonts w:ascii="Calibri" w:hAnsi="Calibri"/>
                 <w:color w:val="1F3864" w:themeColor="accent1" w:themeShade="80"/>
               </w:rPr>
-              <w:t>efine la planificación de tu Proyecto APT de acuerdo a lo requerido</w:t>
+              <w:t xml:space="preserve">efine la planificación de tu Proyecto APT </w:t>
+            </w:r>
+            <w:proofErr w:type="gramStart"/>
+            <w:r>
+              <w:rPr>
+                <w:rFonts w:ascii="Calibri" w:hAnsi="Calibri"/>
+                <w:color w:val="1F3864" w:themeColor="accent1" w:themeShade="80"/>
+              </w:rPr>
+              <w:t>de acuerdo a</w:t>
+            </w:r>
+            <w:proofErr w:type="gramEnd"/>
+            <w:r>
+              <w:rPr>
+                <w:rFonts w:ascii="Calibri" w:hAnsi="Calibri"/>
+                <w:color w:val="1F3864" w:themeColor="accent1" w:themeShade="80"/>
+              </w:rPr>
+              <w:t xml:space="preserve"> lo requerido</w:t>
             </w:r>
             <w:r>
               <w:rPr>
@@ -4596,14 +5351,30 @@
                 <w:rFonts w:ascii="Calibri" w:hAnsi="Calibri"/>
                 <w:color w:val="1F3864" w:themeColor="accent1" w:themeShade="80"/>
               </w:rPr>
-              <w:t xml:space="preserve">Nombre de </w:t>
-            </w:r>
+              <w:t xml:space="preserve">Nombre </w:t>
+            </w:r>
+            <w:proofErr w:type="gramStart"/>
             <w:r>
               <w:rPr>
                 <w:rFonts w:ascii="Calibri" w:hAnsi="Calibri"/>
                 <w:color w:val="1F3864" w:themeColor="accent1" w:themeShade="80"/>
               </w:rPr>
-              <w:t xml:space="preserve"> Actividades/Tareas</w:t>
+              <w:t xml:space="preserve">de </w:t>
+            </w:r>
+            <w:r>
+              <w:rPr>
+                <w:rFonts w:ascii="Calibri" w:hAnsi="Calibri"/>
+                <w:color w:val="1F3864" w:themeColor="accent1" w:themeShade="80"/>
+              </w:rPr>
+              <w:t xml:space="preserve"> Actividades</w:t>
+            </w:r>
+            <w:proofErr w:type="gramEnd"/>
+            <w:r>
+              <w:rPr>
+                <w:rFonts w:ascii="Calibri" w:hAnsi="Calibri"/>
+                <w:color w:val="1F3864" w:themeColor="accent1" w:themeShade="80"/>
+              </w:rPr>
+              <w:t>/Tareas</w:t>
             </w:r>
           </w:p>
         </w:tc>
@@ -4752,48 +5523,25 @@
           </w:tcPr>
           <w:p>
             <w:pPr>
-              <w:jc w:val="both"/>
-              <w:rPr>
-                <w:rFonts w:ascii="Calibri" w:hAnsi="Calibri" w:cs="Arial"/>
-                <w:i/>
-                <w:color w:val="548DD4"/>
-                <w:sz w:val="18"/>
-                <w:szCs w:val="20"/>
-                <w:lang w:eastAsia="es-CL"/>
-              </w:rPr>
-            </w:pPr>
-            <w:r>
-              <w:rPr>
-                <w:rFonts w:ascii="Calibri" w:hAnsi="Calibri" w:cs="Arial"/>
-                <w:i/>
-                <w:color w:val="548DD4"/>
-                <w:sz w:val="18"/>
-                <w:szCs w:val="20"/>
-                <w:lang w:eastAsia="es-CL"/>
-              </w:rPr>
-              <w:t xml:space="preserve">Nombra las competencias o unidades de competencias </w:t>
-            </w:r>
-            <w:r>
-              <w:rPr>
-                <w:rFonts w:ascii="Calibri" w:hAnsi="Calibri" w:cs="Arial"/>
-                <w:i/>
-                <w:color w:val="548DD4"/>
-                <w:sz w:val="18"/>
-                <w:szCs w:val="20"/>
-                <w:lang w:eastAsia="es-CL"/>
-              </w:rPr>
-              <w:t xml:space="preserve">que se relacionan con las diferentes actividades </w:t>
-            </w:r>
-            <w:r>
-              <w:rPr>
-                <w:rFonts w:ascii="Calibri" w:hAnsi="Calibri" w:cs="Arial"/>
-                <w:i/>
-                <w:color w:val="548DD4"/>
-                <w:sz w:val="18"/>
-                <w:szCs w:val="20"/>
-                <w:lang w:eastAsia="es-CL"/>
-              </w:rPr>
-              <w:t>requeridas para el desarrollo de la actividad.</w:t>
+              <w:rPr>
+                <w:rFonts w:ascii="Calibri" w:hAnsi="Calibri" w:cs="Arial"/>
+                <w:i/>
+                <w:color w:val="548DD4"/>
+                <w:sz w:val="18"/>
+                <w:szCs w:val="20"/>
+                <w:lang w:eastAsia="es-CL"/>
+              </w:rPr>
+            </w:pPr>
+            <w:r>
+              <w:rPr>
+                <w:rFonts w:ascii="Calibri" w:hAnsi="Calibri" w:cs="Arial"/>
+                <w:i/>
+                <w:color w:val="548DD4"/>
+                <w:sz w:val="18"/>
+                <w:szCs w:val="20"/>
+                <w:lang w:eastAsia="es-CL"/>
+              </w:rPr>
+              <w:t>Ingeniería de requisitos</w:t>
             </w:r>
           </w:p>
         </w:tc>
@@ -4805,22 +5553,38 @@
             <w:pPr>
               <w:jc w:val="both"/>
               <w:rPr>
-                <w:b/>
-                <w:sz w:val="18"/>
-                <w:szCs w:val="24"/>
-              </w:rPr>
-            </w:pPr>
-            <w:r>
-              <w:rPr>
-                <w:rFonts w:ascii="Calibri" w:hAnsi="Calibri" w:cs="Arial"/>
-                <w:i/>
-                <w:color w:val="548DD4"/>
-                <w:sz w:val="18"/>
-                <w:szCs w:val="20"/>
-                <w:lang w:eastAsia="es-CL"/>
-              </w:rPr>
-              <w:t>Señale el nombre de la tarea o actividad.</w:t>
-            </w:r>
+                <w:rFonts w:ascii="Calibri" w:hAnsi="Calibri" w:cs="Arial"/>
+                <w:i/>
+                <w:color w:val="548DD4"/>
+                <w:sz w:val="18"/>
+                <w:szCs w:val="20"/>
+                <w:lang w:eastAsia="es-CL"/>
+              </w:rPr>
+            </w:pPr>
+            <w:r>
+              <w:rPr>
+                <w:rFonts w:ascii="Calibri" w:hAnsi="Calibri" w:cs="Arial"/>
+                <w:i/>
+                <w:color w:val="548DD4"/>
+                <w:sz w:val="18"/>
+                <w:szCs w:val="20"/>
+                <w:lang w:eastAsia="es-CL"/>
+              </w:rPr>
+              <w:t>Levantamiento as-</w:t>
+            </w:r>
+            <w:proofErr w:type="spellStart"/>
+            <w:r>
+              <w:rPr>
+                <w:rFonts w:ascii="Calibri" w:hAnsi="Calibri" w:cs="Arial"/>
+                <w:i/>
+                <w:color w:val="548DD4"/>
+                <w:sz w:val="18"/>
+                <w:szCs w:val="20"/>
+                <w:lang w:eastAsia="es-CL"/>
+              </w:rPr>
+              <w:t>is</w:t>
+            </w:r>
+            <w:proofErr w:type="spellEnd"/>
           </w:p>
         </w:tc>
         <w:tc>
@@ -4831,54 +5595,48 @@
             <w:pPr>
               <w:jc w:val="both"/>
               <w:rPr>
-                <w:b/>
-                <w:sz w:val="18"/>
-                <w:szCs w:val="24"/>
-              </w:rPr>
-            </w:pPr>
-            <w:r>
-              <w:rPr>
-                <w:rFonts w:ascii="Calibri" w:hAnsi="Calibri" w:cs="Arial"/>
-                <w:i/>
-                <w:color w:val="548DD4"/>
-                <w:sz w:val="18"/>
-                <w:szCs w:val="20"/>
-                <w:lang w:eastAsia="es-CL"/>
-              </w:rPr>
-              <w:t>Descri</w:t>
-            </w:r>
-            <w:r>
-              <w:rPr>
-                <w:rFonts w:ascii="Calibri" w:hAnsi="Calibri" w:cs="Arial"/>
-                <w:i/>
-                <w:color w:val="548DD4"/>
-                <w:sz w:val="18"/>
-                <w:szCs w:val="20"/>
-                <w:lang w:eastAsia="es-CL"/>
-              </w:rPr>
-              <w:t>be</w:t>
-            </w:r>
-            <w:r>
-              <w:rPr>
-                <w:rFonts w:ascii="Calibri" w:hAnsi="Calibri" w:cs="Arial"/>
-                <w:i/>
-                <w:color w:val="548DD4"/>
-                <w:sz w:val="18"/>
-                <w:szCs w:val="20"/>
-                <w:lang w:eastAsia="es-CL"/>
-              </w:rPr>
-              <w:t xml:space="preserve"> la tarea</w:t>
-            </w:r>
-            <w:r>
-              <w:rPr>
-                <w:rFonts w:ascii="Calibri" w:hAnsi="Calibri" w:cs="Arial"/>
-                <w:i/>
-                <w:color w:val="548DD4"/>
-                <w:sz w:val="18"/>
-                <w:szCs w:val="20"/>
-                <w:lang w:eastAsia="es-CL"/>
-              </w:rPr>
-              <w:t xml:space="preserve"> o actividad.</w:t>
+                <w:rFonts w:ascii="Calibri" w:hAnsi="Calibri" w:cs="Arial"/>
+                <w:i/>
+                <w:color w:val="548DD4"/>
+                <w:sz w:val="18"/>
+                <w:szCs w:val="20"/>
+                <w:lang w:eastAsia="es-CL"/>
+              </w:rPr>
+            </w:pPr>
+            <w:r>
+              <w:rPr>
+                <w:rFonts w:ascii="Calibri" w:hAnsi="Calibri" w:cs="Arial"/>
+                <w:i/>
+                <w:color w:val="548DD4"/>
+                <w:sz w:val="18"/>
+                <w:szCs w:val="20"/>
+                <w:lang w:eastAsia="es-CL"/>
+              </w:rPr>
+              <w:t>Reuniones con el cliente, actas y catálogo de fuentes (</w:t>
+            </w:r>
+            <w:proofErr w:type="spellStart"/>
+            <w:r>
+              <w:rPr>
+                <w:rFonts w:ascii="Calibri" w:hAnsi="Calibri" w:cs="Arial"/>
+                <w:i/>
+                <w:color w:val="548DD4"/>
+                <w:sz w:val="18"/>
+                <w:szCs w:val="20"/>
+                <w:lang w:eastAsia="es-CL"/>
+              </w:rPr>
+              <w:t>Agrosoft</w:t>
+            </w:r>
+            <w:proofErr w:type="spellEnd"/>
+            <w:r>
+              <w:rPr>
+                <w:rFonts w:ascii="Calibri" w:hAnsi="Calibri" w:cs="Arial"/>
+                <w:i/>
+                <w:color w:val="548DD4"/>
+                <w:sz w:val="18"/>
+                <w:szCs w:val="20"/>
+                <w:lang w:eastAsia="es-CL"/>
+              </w:rPr>
+              <w:t>, Excel, DTE, COMEX).</w:t>
             </w:r>
           </w:p>
         </w:tc>
@@ -4907,18 +5665,7 @@
                 <w:szCs w:val="20"/>
                 <w:lang w:eastAsia="es-CL"/>
               </w:rPr>
-              <w:t>Nombra los recursos necesarios para llevar a cabo las actividades definidas</w:t>
-            </w:r>
-            <w:r>
-              <w:rPr>
-                <w:rFonts w:ascii="Calibri" w:hAnsi="Calibri" w:cs="Arial"/>
-                <w:i/>
-                <w:color w:val="548DD4"/>
-                <w:sz w:val="18"/>
-                <w:szCs w:val="20"/>
-                <w:lang w:eastAsia="es-CL"/>
-              </w:rPr>
-              <w:t>.</w:t>
+              <w:t>Cliente, grabaciones, pack de requisitos</w:t>
             </w:r>
           </w:p>
         </w:tc>
@@ -4950,51 +5697,7 @@
                 <w:szCs w:val="20"/>
                 <w:lang w:eastAsia="es-CL"/>
               </w:rPr>
-              <w:t>Escrib</w:t>
-            </w:r>
-            <w:r>
-              <w:rPr>
-                <w:rFonts w:ascii="Calibri" w:hAnsi="Calibri" w:cs="Arial"/>
-                <w:i/>
-                <w:color w:val="548DD4"/>
-                <w:sz w:val="18"/>
-                <w:szCs w:val="20"/>
-                <w:lang w:eastAsia="es-CL"/>
-              </w:rPr>
-              <w:t>e</w:t>
-            </w:r>
-            <w:r>
-              <w:rPr>
-                <w:rFonts w:ascii="Calibri" w:hAnsi="Calibri" w:cs="Arial"/>
-                <w:i/>
-                <w:color w:val="548DD4"/>
-                <w:sz w:val="18"/>
-                <w:szCs w:val="20"/>
-                <w:lang w:eastAsia="es-CL"/>
-              </w:rPr>
-              <w:t xml:space="preserve"> la </w:t>
-            </w:r>
-            <w:r>
-              <w:rPr>
-                <w:rFonts w:ascii="Calibri" w:hAnsi="Calibri" w:cs="Arial"/>
-                <w:i/>
-                <w:color w:val="548DD4"/>
-                <w:sz w:val="18"/>
-                <w:szCs w:val="20"/>
-                <w:lang w:eastAsia="es-CL"/>
-              </w:rPr>
-              <w:t>duración de actividades o tarea</w:t>
-            </w:r>
-            <w:r>
-              <w:rPr>
-                <w:rFonts w:ascii="Calibri" w:hAnsi="Calibri" w:cs="Arial"/>
-                <w:i/>
-                <w:color w:val="548DD4"/>
-                <w:sz w:val="18"/>
-                <w:szCs w:val="20"/>
-                <w:lang w:eastAsia="es-CL"/>
-              </w:rPr>
-              <w:t>.</w:t>
+              <w:t>Fase 1 (S1–S6)</w:t>
             </w:r>
           </w:p>
           <w:p>
@@ -5023,87 +5726,24 @@
             <w:pPr>
               <w:jc w:val="both"/>
               <w:rPr>
-                <w:b/>
-                <w:sz w:val="18"/>
-                <w:szCs w:val="24"/>
-              </w:rPr>
-            </w:pPr>
-            <w:r>
-              <w:rPr>
-                <w:rFonts w:ascii="Calibri" w:hAnsi="Calibri" w:cs="Arial"/>
-                <w:i/>
-                <w:color w:val="548DD4"/>
-                <w:sz w:val="18"/>
-                <w:szCs w:val="20"/>
-                <w:lang w:eastAsia="es-CL"/>
-              </w:rPr>
-              <w:t>Escrib</w:t>
-            </w:r>
-            <w:r>
-              <w:rPr>
-                <w:rFonts w:ascii="Calibri" w:hAnsi="Calibri" w:cs="Arial"/>
-                <w:i/>
-                <w:color w:val="548DD4"/>
-                <w:sz w:val="18"/>
-                <w:szCs w:val="20"/>
-                <w:lang w:eastAsia="es-CL"/>
-              </w:rPr>
-              <w:t>e</w:t>
-            </w:r>
-            <w:r>
-              <w:rPr>
-                <w:rFonts w:ascii="Calibri" w:hAnsi="Calibri" w:cs="Arial"/>
-                <w:i/>
-                <w:color w:val="548DD4"/>
-                <w:sz w:val="18"/>
-                <w:szCs w:val="20"/>
-                <w:lang w:eastAsia="es-CL"/>
-              </w:rPr>
-              <w:t xml:space="preserve"> </w:t>
-            </w:r>
-            <w:r>
-              <w:rPr>
-                <w:rFonts w:ascii="Calibri" w:hAnsi="Calibri" w:cs="Arial"/>
-                <w:i/>
-                <w:color w:val="548DD4"/>
-                <w:sz w:val="18"/>
-                <w:szCs w:val="20"/>
-                <w:lang w:eastAsia="es-CL"/>
-              </w:rPr>
-              <w:t xml:space="preserve">el </w:t>
-            </w:r>
-            <w:r>
-              <w:rPr>
-                <w:rFonts w:ascii="Calibri" w:hAnsi="Calibri" w:cs="Arial"/>
-                <w:i/>
-                <w:color w:val="548DD4"/>
-                <w:sz w:val="18"/>
-                <w:szCs w:val="20"/>
-                <w:lang w:eastAsia="es-CL"/>
-              </w:rPr>
-              <w:t xml:space="preserve">nombre </w:t>
-            </w:r>
-            <w:r>
-              <w:rPr>
-                <w:rFonts w:ascii="Calibri" w:hAnsi="Calibri" w:cs="Arial"/>
-                <w:i/>
-                <w:color w:val="548DD4"/>
-                <w:sz w:val="18"/>
-                <w:szCs w:val="20"/>
-                <w:lang w:eastAsia="es-CL"/>
-              </w:rPr>
-              <w:t>del</w:t>
-            </w:r>
-            <w:r>
-              <w:rPr>
-                <w:rFonts w:ascii="Calibri" w:hAnsi="Calibri" w:cs="Arial"/>
-                <w:i/>
-                <w:color w:val="548DD4"/>
-                <w:sz w:val="18"/>
-                <w:szCs w:val="20"/>
-                <w:lang w:eastAsia="es-CL"/>
-              </w:rPr>
-              <w:t xml:space="preserve"> integrante del equipo responsable de la actividad y tareas asociadas.</w:t>
+                <w:rFonts w:ascii="Calibri" w:hAnsi="Calibri" w:cs="Arial"/>
+                <w:i/>
+                <w:color w:val="548DD4"/>
+                <w:sz w:val="18"/>
+                <w:szCs w:val="20"/>
+                <w:lang w:eastAsia="es-CL"/>
+              </w:rPr>
+            </w:pPr>
+            <w:r>
+              <w:rPr>
+                <w:rFonts w:ascii="Calibri" w:hAnsi="Calibri" w:cs="Arial"/>
+                <w:i/>
+                <w:color w:val="548DD4"/>
+                <w:sz w:val="18"/>
+                <w:szCs w:val="20"/>
+                <w:lang w:eastAsia="es-CL"/>
+              </w:rPr>
+              <w:t>Carlos (lead), Felipe</w:t>
             </w:r>
           </w:p>
         </w:tc>
@@ -5115,76 +5755,48 @@
             <w:pPr>
               <w:jc w:val="both"/>
               <w:rPr>
-                <w:b/>
-                <w:sz w:val="18"/>
-                <w:szCs w:val="24"/>
-              </w:rPr>
-            </w:pPr>
-            <w:r>
-              <w:rPr>
-                <w:rFonts w:ascii="Calibri" w:hAnsi="Calibri" w:cs="Arial"/>
-                <w:i/>
-                <w:color w:val="548DD4"/>
-                <w:sz w:val="18"/>
-                <w:szCs w:val="20"/>
-                <w:lang w:eastAsia="es-CL"/>
-              </w:rPr>
-              <w:t>Escrib</w:t>
-            </w:r>
-            <w:r>
-              <w:rPr>
-                <w:rFonts w:ascii="Calibri" w:hAnsi="Calibri" w:cs="Arial"/>
-                <w:i/>
-                <w:color w:val="548DD4"/>
-                <w:sz w:val="18"/>
-                <w:szCs w:val="20"/>
-                <w:lang w:eastAsia="es-CL"/>
-              </w:rPr>
-              <w:t>e</w:t>
-            </w:r>
-            <w:r>
-              <w:rPr>
-                <w:rFonts w:ascii="Calibri" w:hAnsi="Calibri" w:cs="Arial"/>
-                <w:i/>
-                <w:color w:val="548DD4"/>
-                <w:sz w:val="18"/>
-                <w:szCs w:val="20"/>
-                <w:lang w:eastAsia="es-CL"/>
-              </w:rPr>
-              <w:t xml:space="preserve"> las dificultades o facilitadores que se </w:t>
-            </w:r>
-            <w:r>
-              <w:rPr>
-                <w:rFonts w:ascii="Calibri" w:hAnsi="Calibri" w:cs="Arial"/>
-                <w:i/>
-                <w:color w:val="548DD4"/>
-                <w:sz w:val="18"/>
-                <w:szCs w:val="20"/>
-                <w:lang w:eastAsia="es-CL"/>
-              </w:rPr>
-              <w:t xml:space="preserve">podrían </w:t>
-            </w:r>
-            <w:r>
-              <w:rPr>
-                <w:rFonts w:ascii="Calibri" w:hAnsi="Calibri" w:cs="Arial"/>
-                <w:i/>
-                <w:color w:val="548DD4"/>
-                <w:sz w:val="18"/>
-                <w:szCs w:val="20"/>
-                <w:lang w:eastAsia="es-CL"/>
-              </w:rPr>
-              <w:t>presentar durante la ejecución de cada una de las actividades propuestas para llevar a cabo el plan de trabajo</w:t>
-            </w:r>
-            <w:r>
-              <w:rPr>
-                <w:rFonts w:ascii="Calibri" w:hAnsi="Calibri" w:cs="Arial"/>
-                <w:i/>
-                <w:color w:val="548DD4"/>
-                <w:sz w:val="18"/>
-                <w:szCs w:val="20"/>
-                <w:lang w:eastAsia="es-CL"/>
-              </w:rPr>
-              <w:t>.</w:t>
+                <w:rFonts w:ascii="Calibri" w:hAnsi="Calibri" w:cs="Arial"/>
+                <w:i/>
+                <w:color w:val="548DD4"/>
+                <w:sz w:val="18"/>
+                <w:szCs w:val="20"/>
+                <w:lang w:eastAsia="es-CL"/>
+              </w:rPr>
+            </w:pPr>
+            <w:r>
+              <w:rPr>
+                <w:rFonts w:ascii="Calibri" w:hAnsi="Calibri" w:cs="Arial"/>
+                <w:i/>
+                <w:color w:val="548DD4"/>
+                <w:sz w:val="18"/>
+                <w:szCs w:val="20"/>
+                <w:lang w:eastAsia="es-CL"/>
+              </w:rPr>
+              <w:t>Facilitador: as-</w:t>
+            </w:r>
+            <w:proofErr w:type="spellStart"/>
+            <w:r>
+              <w:rPr>
+                <w:rFonts w:ascii="Calibri" w:hAnsi="Calibri" w:cs="Arial"/>
+                <w:i/>
+                <w:color w:val="548DD4"/>
+                <w:sz w:val="18"/>
+                <w:szCs w:val="20"/>
+                <w:lang w:eastAsia="es-CL"/>
+              </w:rPr>
+              <w:t>is</w:t>
+            </w:r>
+            <w:proofErr w:type="spellEnd"/>
+            <w:r>
+              <w:rPr>
+                <w:rFonts w:ascii="Calibri" w:hAnsi="Calibri" w:cs="Arial"/>
+                <w:i/>
+                <w:color w:val="548DD4"/>
+                <w:sz w:val="18"/>
+                <w:szCs w:val="20"/>
+                <w:lang w:eastAsia="es-CL"/>
+              </w:rPr>
+              <w:t xml:space="preserve"> ya recorrido. Dificultad: no copiar transcripciones al repo APT.</w:t>
             </w:r>
           </w:p>
         </w:tc>
@@ -5199,16 +5811,26 @@
           </w:tcPr>
           <w:p>
             <w:pPr>
-              <w:jc w:val="both"/>
-              <w:rPr>
-                <w:rFonts w:ascii="Calibri" w:hAnsi="Calibri" w:cs="Arial"/>
-                <w:i/>
-                <w:color w:val="548DD4"/>
-                <w:sz w:val="18"/>
-                <w:szCs w:val="20"/>
-                <w:lang w:eastAsia="es-CL"/>
-              </w:rPr>
-            </w:pPr>
+              <w:rPr>
+                <w:rFonts w:ascii="Calibri" w:hAnsi="Calibri" w:cs="Arial"/>
+                <w:i/>
+                <w:color w:val="548DD4"/>
+                <w:sz w:val="18"/>
+                <w:szCs w:val="20"/>
+                <w:lang w:eastAsia="es-CL"/>
+              </w:rPr>
+            </w:pPr>
+            <w:r>
+              <w:rPr>
+                <w:rFonts w:ascii="Calibri" w:hAnsi="Calibri" w:cs="Arial"/>
+                <w:i/>
+                <w:color w:val="548DD4"/>
+                <w:sz w:val="18"/>
+                <w:szCs w:val="20"/>
+                <w:lang w:eastAsia="es-CL"/>
+              </w:rPr>
+              <w:t>Gestión de proyectos TI</w:t>
+            </w:r>
           </w:p>
         </w:tc>
         <w:tc>
@@ -5217,16 +5839,26 @@
           </w:tcPr>
           <w:p>
             <w:pPr>
-              <w:jc w:val="both"/>
-              <w:rPr>
-                <w:rFonts w:ascii="Calibri" w:hAnsi="Calibri" w:cs="Arial"/>
-                <w:i/>
-                <w:color w:val="548DD4"/>
-                <w:sz w:val="18"/>
-                <w:szCs w:val="20"/>
-                <w:lang w:eastAsia="es-CL"/>
-              </w:rPr>
-            </w:pPr>
+              <w:rPr>
+                <w:rFonts w:ascii="Calibri" w:hAnsi="Calibri" w:cs="Arial"/>
+                <w:i/>
+                <w:color w:val="548DD4"/>
+                <w:sz w:val="18"/>
+                <w:szCs w:val="20"/>
+                <w:lang w:eastAsia="es-CL"/>
+              </w:rPr>
+            </w:pPr>
+            <w:r>
+              <w:rPr>
+                <w:rFonts w:ascii="Calibri" w:hAnsi="Calibri" w:cs="Arial"/>
+                <w:i/>
+                <w:color w:val="548DD4"/>
+                <w:sz w:val="18"/>
+                <w:szCs w:val="20"/>
+                <w:lang w:eastAsia="es-CL"/>
+              </w:rPr>
+              <w:t>Backlog y visión</w:t>
+            </w:r>
           </w:p>
         </w:tc>
         <w:tc>
@@ -5235,16 +5867,50 @@
           </w:tcPr>
           <w:p>
             <w:pPr>
-              <w:jc w:val="both"/>
-              <w:rPr>
-                <w:rFonts w:ascii="Calibri" w:hAnsi="Calibri" w:cs="Arial"/>
-                <w:i/>
-                <w:color w:val="548DD4"/>
-                <w:sz w:val="18"/>
-                <w:szCs w:val="20"/>
-                <w:lang w:eastAsia="es-CL"/>
-              </w:rPr>
-            </w:pPr>
+              <w:rPr>
+                <w:rFonts w:ascii="Calibri" w:hAnsi="Calibri" w:cs="Arial"/>
+                <w:i/>
+                <w:color w:val="548DD4"/>
+                <w:sz w:val="18"/>
+                <w:szCs w:val="20"/>
+                <w:lang w:eastAsia="es-CL"/>
+              </w:rPr>
+            </w:pPr>
+            <w:r>
+              <w:rPr>
+                <w:rFonts w:ascii="Calibri" w:hAnsi="Calibri" w:cs="Arial"/>
+                <w:i/>
+                <w:color w:val="548DD4"/>
+                <w:sz w:val="18"/>
+                <w:szCs w:val="20"/>
+                <w:lang w:eastAsia="es-CL"/>
+              </w:rPr>
+              <w:t xml:space="preserve">Priorizar </w:t>
+            </w:r>
+            <w:proofErr w:type="spellStart"/>
+            <w:r>
+              <w:rPr>
+                <w:rFonts w:ascii="Calibri" w:hAnsi="Calibri" w:cs="Arial"/>
+                <w:i/>
+                <w:color w:val="548DD4"/>
+                <w:sz w:val="18"/>
+                <w:szCs w:val="20"/>
+                <w:lang w:eastAsia="es-CL"/>
+              </w:rPr>
+              <w:t>MVPs</w:t>
+            </w:r>
+            <w:proofErr w:type="spellEnd"/>
+            <w:r>
+              <w:rPr>
+                <w:rFonts w:ascii="Calibri" w:hAnsi="Calibri" w:cs="Arial"/>
+                <w:i/>
+                <w:color w:val="548DD4"/>
+                <w:sz w:val="18"/>
+                <w:szCs w:val="20"/>
+                <w:lang w:eastAsia="es-CL"/>
+              </w:rPr>
+              <w:t xml:space="preserve"> y declarar Scrum (incremento = módulo aceptado).</w:t>
+            </w:r>
           </w:p>
         </w:tc>
         <w:tc>
@@ -5253,16 +5919,26 @@
           </w:tcPr>
           <w:p>
             <w:pPr>
-              <w:jc w:val="both"/>
-              <w:rPr>
-                <w:rFonts w:ascii="Calibri" w:hAnsi="Calibri" w:cs="Arial"/>
-                <w:i/>
-                <w:color w:val="548DD4"/>
-                <w:sz w:val="18"/>
-                <w:szCs w:val="20"/>
-                <w:lang w:eastAsia="es-CL"/>
-              </w:rPr>
-            </w:pPr>
+              <w:rPr>
+                <w:rFonts w:ascii="Calibri" w:hAnsi="Calibri" w:cs="Arial"/>
+                <w:i/>
+                <w:color w:val="548DD4"/>
+                <w:sz w:val="18"/>
+                <w:szCs w:val="20"/>
+                <w:lang w:eastAsia="es-CL"/>
+              </w:rPr>
+            </w:pPr>
+            <w:r>
+              <w:rPr>
+                <w:rFonts w:ascii="Calibri" w:hAnsi="Calibri" w:cs="Arial"/>
+                <w:i/>
+                <w:color w:val="548DD4"/>
+                <w:sz w:val="18"/>
+                <w:szCs w:val="20"/>
+                <w:lang w:eastAsia="es-CL"/>
+              </w:rPr>
+              <w:t>Repositorio APT</w:t>
+            </w:r>
           </w:p>
         </w:tc>
         <w:tc>
@@ -5274,16 +5950,26 @@
           </w:tcPr>
           <w:p>
             <w:pPr>
-              <w:jc w:val="both"/>
-              <w:rPr>
-                <w:rFonts w:ascii="Calibri" w:hAnsi="Calibri" w:cs="Arial"/>
-                <w:i/>
-                <w:color w:val="548DD4"/>
-                <w:sz w:val="18"/>
-                <w:szCs w:val="20"/>
-                <w:lang w:eastAsia="es-CL"/>
-              </w:rPr>
-            </w:pPr>
+              <w:rPr>
+                <w:rFonts w:ascii="Calibri" w:hAnsi="Calibri" w:cs="Arial"/>
+                <w:i/>
+                <w:color w:val="548DD4"/>
+                <w:sz w:val="18"/>
+                <w:szCs w:val="20"/>
+                <w:lang w:eastAsia="es-CL"/>
+              </w:rPr>
+            </w:pPr>
+            <w:r>
+              <w:rPr>
+                <w:rFonts w:ascii="Calibri" w:hAnsi="Calibri" w:cs="Arial"/>
+                <w:i/>
+                <w:color w:val="548DD4"/>
+                <w:sz w:val="18"/>
+                <w:szCs w:val="20"/>
+                <w:lang w:eastAsia="es-CL"/>
+              </w:rPr>
+              <w:t>Fase 1</w:t>
+            </w:r>
           </w:p>
         </w:tc>
         <w:tc>
@@ -5296,16 +5982,26 @@
           </w:tcPr>
           <w:p>
             <w:pPr>
-              <w:jc w:val="both"/>
-              <w:rPr>
-                <w:rFonts w:ascii="Calibri" w:hAnsi="Calibri" w:cs="Arial"/>
-                <w:i/>
-                <w:color w:val="548DD4"/>
-                <w:sz w:val="18"/>
-                <w:szCs w:val="20"/>
-                <w:lang w:eastAsia="es-CL"/>
-              </w:rPr>
-            </w:pPr>
+              <w:rPr>
+                <w:rFonts w:ascii="Calibri" w:hAnsi="Calibri" w:cs="Arial"/>
+                <w:i/>
+                <w:color w:val="548DD4"/>
+                <w:sz w:val="18"/>
+                <w:szCs w:val="20"/>
+                <w:lang w:eastAsia="es-CL"/>
+              </w:rPr>
+            </w:pPr>
+            <w:r>
+              <w:rPr>
+                <w:rFonts w:ascii="Calibri" w:hAnsi="Calibri" w:cs="Arial"/>
+                <w:i/>
+                <w:color w:val="548DD4"/>
+                <w:sz w:val="18"/>
+                <w:szCs w:val="20"/>
+                <w:lang w:eastAsia="es-CL"/>
+              </w:rPr>
+              <w:t>Ambos</w:t>
+            </w:r>
           </w:p>
         </w:tc>
         <w:tc>
@@ -5314,16 +6010,26 @@
           </w:tcPr>
           <w:p>
             <w:pPr>
-              <w:jc w:val="both"/>
-              <w:rPr>
-                <w:rFonts w:ascii="Calibri" w:hAnsi="Calibri" w:cs="Arial"/>
-                <w:i/>
-                <w:color w:val="548DD4"/>
-                <w:sz w:val="18"/>
-                <w:szCs w:val="20"/>
-                <w:lang w:eastAsia="es-CL"/>
-              </w:rPr>
-            </w:pPr>
+              <w:rPr>
+                <w:rFonts w:ascii="Calibri" w:hAnsi="Calibri" w:cs="Arial"/>
+                <w:i/>
+                <w:color w:val="548DD4"/>
+                <w:sz w:val="18"/>
+                <w:szCs w:val="20"/>
+                <w:lang w:eastAsia="es-CL"/>
+              </w:rPr>
+            </w:pPr>
+            <w:r>
+              <w:rPr>
+                <w:rFonts w:ascii="Calibri" w:hAnsi="Calibri" w:cs="Arial"/>
+                <w:i/>
+                <w:color w:val="548DD4"/>
+                <w:sz w:val="18"/>
+                <w:szCs w:val="20"/>
+                <w:lang w:eastAsia="es-CL"/>
+              </w:rPr>
+              <w:t>El ERP empezó antes del APT; se declara y no se oculta.</w:t>
+            </w:r>
           </w:p>
         </w:tc>
       </w:tr>
@@ -5337,16 +6043,26 @@
           </w:tcPr>
           <w:p>
             <w:pPr>
-              <w:jc w:val="both"/>
-              <w:rPr>
-                <w:rFonts w:ascii="Calibri" w:hAnsi="Calibri" w:cs="Arial"/>
-                <w:i/>
-                <w:color w:val="548DD4"/>
-                <w:sz w:val="18"/>
-                <w:szCs w:val="20"/>
-                <w:lang w:eastAsia="es-CL"/>
-              </w:rPr>
-            </w:pPr>
+              <w:rPr>
+                <w:rFonts w:ascii="Calibri" w:hAnsi="Calibri" w:cs="Arial"/>
+                <w:i/>
+                <w:color w:val="548DD4"/>
+                <w:sz w:val="18"/>
+                <w:szCs w:val="20"/>
+                <w:lang w:eastAsia="es-CL"/>
+              </w:rPr>
+            </w:pPr>
+            <w:r>
+              <w:rPr>
+                <w:rFonts w:ascii="Calibri" w:hAnsi="Calibri" w:cs="Arial"/>
+                <w:i/>
+                <w:color w:val="548DD4"/>
+                <w:sz w:val="18"/>
+                <w:szCs w:val="20"/>
+                <w:lang w:eastAsia="es-CL"/>
+              </w:rPr>
+              <w:t>Comunicación profesional</w:t>
+            </w:r>
           </w:p>
         </w:tc>
         <w:tc>
@@ -5355,16 +6071,26 @@
           </w:tcPr>
           <w:p>
             <w:pPr>
-              <w:jc w:val="both"/>
-              <w:rPr>
-                <w:rFonts w:ascii="Calibri" w:hAnsi="Calibri" w:cs="Arial"/>
-                <w:i/>
-                <w:color w:val="548DD4"/>
-                <w:sz w:val="18"/>
-                <w:szCs w:val="20"/>
-                <w:lang w:eastAsia="es-CL"/>
-              </w:rPr>
-            </w:pPr>
+              <w:rPr>
+                <w:rFonts w:ascii="Calibri" w:hAnsi="Calibri" w:cs="Arial"/>
+                <w:i/>
+                <w:color w:val="548DD4"/>
+                <w:sz w:val="18"/>
+                <w:szCs w:val="20"/>
+                <w:lang w:eastAsia="es-CL"/>
+              </w:rPr>
+            </w:pPr>
+            <w:r>
+              <w:rPr>
+                <w:rFonts w:ascii="Calibri" w:hAnsi="Calibri" w:cs="Arial"/>
+                <w:i/>
+                <w:color w:val="548DD4"/>
+                <w:sz w:val="18"/>
+                <w:szCs w:val="20"/>
+                <w:lang w:eastAsia="es-CL"/>
+              </w:rPr>
+              <w:t>Presentación de definición</w:t>
+            </w:r>
           </w:p>
         </w:tc>
         <w:tc>
@@ -5373,16 +6099,26 @@
           </w:tcPr>
           <w:p>
             <w:pPr>
-              <w:jc w:val="both"/>
-              <w:rPr>
-                <w:rFonts w:ascii="Calibri" w:hAnsi="Calibri" w:cs="Arial"/>
-                <w:i/>
-                <w:color w:val="548DD4"/>
-                <w:sz w:val="18"/>
-                <w:szCs w:val="20"/>
-                <w:lang w:eastAsia="es-CL"/>
-              </w:rPr>
-            </w:pPr>
+              <w:rPr>
+                <w:rFonts w:ascii="Calibri" w:hAnsi="Calibri" w:cs="Arial"/>
+                <w:i/>
+                <w:color w:val="548DD4"/>
+                <w:sz w:val="18"/>
+                <w:szCs w:val="20"/>
+                <w:lang w:eastAsia="es-CL"/>
+              </w:rPr>
+            </w:pPr>
+            <w:r>
+              <w:rPr>
+                <w:rFonts w:ascii="Calibri" w:hAnsi="Calibri" w:cs="Arial"/>
+                <w:i/>
+                <w:color w:val="548DD4"/>
+                <w:sz w:val="18"/>
+                <w:szCs w:val="20"/>
+                <w:lang w:eastAsia="es-CL"/>
+              </w:rPr>
+              <w:t>3 minutos en clase: problema, objetivo general y específicos.</w:t>
+            </w:r>
           </w:p>
         </w:tc>
         <w:tc>
@@ -5391,16 +6127,39 @@
           </w:tcPr>
           <w:p>
             <w:pPr>
-              <w:jc w:val="both"/>
-              <w:rPr>
-                <w:rFonts w:ascii="Calibri" w:hAnsi="Calibri" w:cs="Arial"/>
-                <w:i/>
-                <w:color w:val="548DD4"/>
-                <w:sz w:val="18"/>
-                <w:szCs w:val="20"/>
-                <w:lang w:eastAsia="es-CL"/>
-              </w:rPr>
-            </w:pPr>
+              <w:rPr>
+                <w:rFonts w:ascii="Calibri" w:hAnsi="Calibri" w:cs="Arial"/>
+                <w:i/>
+                <w:color w:val="548DD4"/>
+                <w:sz w:val="18"/>
+                <w:szCs w:val="20"/>
+                <w:lang w:eastAsia="es-CL"/>
+              </w:rPr>
+            </w:pPr>
+            <w:r>
+              <w:rPr>
+                <w:rFonts w:ascii="Calibri" w:hAnsi="Calibri" w:cs="Arial"/>
+                <w:i/>
+                <w:color w:val="548DD4"/>
+                <w:sz w:val="18"/>
+                <w:szCs w:val="20"/>
+                <w:lang w:eastAsia="es-CL"/>
+              </w:rPr>
+              <w:t xml:space="preserve">HTML + </w:t>
+            </w:r>
+            <w:proofErr w:type="spellStart"/>
+            <w:r>
+              <w:rPr>
+                <w:rFonts w:ascii="Calibri" w:hAnsi="Calibri" w:cs="Arial"/>
+                <w:i/>
+                <w:color w:val="548DD4"/>
+                <w:sz w:val="18"/>
+                <w:szCs w:val="20"/>
+                <w:lang w:eastAsia="es-CL"/>
+              </w:rPr>
+              <w:t>speech</w:t>
+            </w:r>
+            <w:proofErr w:type="spellEnd"/>
           </w:p>
         </w:tc>
         <w:tc>
@@ -5412,16 +6171,26 @@
           </w:tcPr>
           <w:p>
             <w:pPr>
-              <w:jc w:val="both"/>
-              <w:rPr>
-                <w:rFonts w:ascii="Calibri" w:hAnsi="Calibri" w:cs="Arial"/>
-                <w:i/>
-                <w:color w:val="548DD4"/>
-                <w:sz w:val="18"/>
-                <w:szCs w:val="20"/>
-                <w:lang w:eastAsia="es-CL"/>
-              </w:rPr>
-            </w:pPr>
+              <w:rPr>
+                <w:rFonts w:ascii="Calibri" w:hAnsi="Calibri" w:cs="Arial"/>
+                <w:i/>
+                <w:color w:val="548DD4"/>
+                <w:sz w:val="18"/>
+                <w:szCs w:val="20"/>
+                <w:lang w:eastAsia="es-CL"/>
+              </w:rPr>
+            </w:pPr>
+            <w:r>
+              <w:rPr>
+                <w:rFonts w:ascii="Calibri" w:hAnsi="Calibri" w:cs="Arial"/>
+                <w:i/>
+                <w:color w:val="548DD4"/>
+                <w:sz w:val="18"/>
+                <w:szCs w:val="20"/>
+                <w:lang w:eastAsia="es-CL"/>
+              </w:rPr>
+              <w:t>Fase 1 (S6)</w:t>
+            </w:r>
           </w:p>
         </w:tc>
         <w:tc>
@@ -5434,16 +6203,26 @@
           </w:tcPr>
           <w:p>
             <w:pPr>
-              <w:jc w:val="both"/>
-              <w:rPr>
-                <w:rFonts w:ascii="Calibri" w:hAnsi="Calibri" w:cs="Arial"/>
-                <w:i/>
-                <w:color w:val="548DD4"/>
-                <w:sz w:val="18"/>
-                <w:szCs w:val="20"/>
-                <w:lang w:eastAsia="es-CL"/>
-              </w:rPr>
-            </w:pPr>
+              <w:rPr>
+                <w:rFonts w:ascii="Calibri" w:hAnsi="Calibri" w:cs="Arial"/>
+                <w:i/>
+                <w:color w:val="548DD4"/>
+                <w:sz w:val="18"/>
+                <w:szCs w:val="20"/>
+                <w:lang w:eastAsia="es-CL"/>
+              </w:rPr>
+            </w:pPr>
+            <w:r>
+              <w:rPr>
+                <w:rFonts w:ascii="Calibri" w:hAnsi="Calibri" w:cs="Arial"/>
+                <w:i/>
+                <w:color w:val="548DD4"/>
+                <w:sz w:val="18"/>
+                <w:szCs w:val="20"/>
+                <w:lang w:eastAsia="es-CL"/>
+              </w:rPr>
+              <w:t>Felipe (problema), Carlos (objetivos)</w:t>
+            </w:r>
           </w:p>
         </w:tc>
         <w:tc>
@@ -5452,16 +6231,722 @@
           </w:tcPr>
           <w:p>
             <w:pPr>
-              <w:jc w:val="both"/>
-              <w:rPr>
-                <w:rFonts w:ascii="Calibri" w:hAnsi="Calibri" w:cs="Arial"/>
-                <w:i/>
-                <w:color w:val="548DD4"/>
-                <w:sz w:val="18"/>
-                <w:szCs w:val="20"/>
-                <w:lang w:eastAsia="es-CL"/>
-              </w:rPr>
-            </w:pPr>
+              <w:rPr>
+                <w:rFonts w:ascii="Calibri" w:hAnsi="Calibri" w:cs="Arial"/>
+                <w:i/>
+                <w:color w:val="548DD4"/>
+                <w:sz w:val="18"/>
+                <w:szCs w:val="20"/>
+                <w:lang w:eastAsia="es-CL"/>
+              </w:rPr>
+            </w:pPr>
+            <w:r>
+              <w:rPr>
+                <w:rFonts w:ascii="Calibri" w:hAnsi="Calibri" w:cs="Arial"/>
+                <w:i/>
+                <w:color w:val="548DD4"/>
+                <w:sz w:val="18"/>
+                <w:szCs w:val="20"/>
+                <w:lang w:eastAsia="es-CL"/>
+              </w:rPr>
+              <w:t>No nombrar operadores del cliente en la exposición.</w:t>
+            </w:r>
+          </w:p>
+        </w:tc>
+      </w:tr>
+      <w:tr>
+        <w:trPr>
+          <w:jc w:val="center"/>
+        </w:trPr>
+        <w:tc>
+          <w:tcPr>
+            <w:tcW w:w="1580" w:type="dxa"/>
+          </w:tcPr>
+          <w:p>
+            <w:pPr>
+              <w:rPr>
+                <w:rFonts w:ascii="Calibri" w:hAnsi="Calibri" w:cs="Arial"/>
+                <w:i/>
+                <w:color w:val="548DD4"/>
+                <w:sz w:val="18"/>
+                <w:szCs w:val="20"/>
+                <w:lang w:eastAsia="es-CL"/>
+              </w:rPr>
+            </w:pPr>
+            <w:r>
+              <w:rPr>
+                <w:rFonts w:ascii="Calibri" w:hAnsi="Calibri" w:cs="Arial"/>
+                <w:i/>
+                <w:color w:val="548DD4"/>
+                <w:sz w:val="18"/>
+                <w:szCs w:val="20"/>
+                <w:lang w:eastAsia="es-CL"/>
+              </w:rPr>
+              <w:t>Desarrollo, datos y arquitectura</w:t>
+            </w:r>
+          </w:p>
+        </w:tc>
+        <w:tc>
+          <w:tcPr>
+            <w:tcW w:w="1580" w:type="dxa"/>
+          </w:tcPr>
+          <w:p>
+            <w:pPr>
+              <w:rPr>
+                <w:rFonts w:ascii="Calibri" w:hAnsi="Calibri" w:cs="Arial"/>
+                <w:i/>
+                <w:color w:val="548DD4"/>
+                <w:sz w:val="18"/>
+                <w:szCs w:val="20"/>
+                <w:lang w:eastAsia="es-CL"/>
+              </w:rPr>
+            </w:pPr>
+            <w:r>
+              <w:rPr>
+                <w:rFonts w:ascii="Calibri" w:hAnsi="Calibri" w:cs="Arial"/>
+                <w:i/>
+                <w:color w:val="548DD4"/>
+                <w:sz w:val="18"/>
+                <w:szCs w:val="20"/>
+                <w:lang w:eastAsia="es-CL"/>
+              </w:rPr>
+              <w:t>Núcleo OC–OV–libros</w:t>
+            </w:r>
+          </w:p>
+        </w:tc>
+        <w:tc>
+          <w:tcPr>
+            <w:tcW w:w="1580" w:type="dxa"/>
+          </w:tcPr>
+          <w:p>
+            <w:pPr>
+              <w:rPr>
+                <w:rFonts w:ascii="Calibri" w:hAnsi="Calibri" w:cs="Arial"/>
+                <w:i/>
+                <w:color w:val="548DD4"/>
+                <w:sz w:val="18"/>
+                <w:szCs w:val="20"/>
+                <w:lang w:eastAsia="es-CL"/>
+              </w:rPr>
+            </w:pPr>
+            <w:r>
+              <w:rPr>
+                <w:rFonts w:ascii="Calibri" w:hAnsi="Calibri" w:cs="Arial"/>
+                <w:i/>
+                <w:color w:val="548DD4"/>
+                <w:sz w:val="18"/>
+                <w:szCs w:val="20"/>
+                <w:lang w:eastAsia="es-CL"/>
+              </w:rPr>
+              <w:t>Orden de compra con aprobación, orden de venta con stock, libros de compra y venta.</w:t>
+            </w:r>
+          </w:p>
+        </w:tc>
+        <w:tc>
+          <w:tcPr>
+            <w:tcW w:w="1580" w:type="dxa"/>
+          </w:tcPr>
+          <w:p>
+            <w:pPr>
+              <w:rPr>
+                <w:rFonts w:ascii="Calibri" w:hAnsi="Calibri" w:cs="Arial"/>
+                <w:i/>
+                <w:color w:val="548DD4"/>
+                <w:sz w:val="18"/>
+                <w:szCs w:val="20"/>
+                <w:lang w:eastAsia="es-CL"/>
+              </w:rPr>
+            </w:pPr>
+            <w:r>
+              <w:rPr>
+                <w:rFonts w:ascii="Calibri" w:hAnsi="Calibri" w:cs="Arial"/>
+                <w:i/>
+                <w:color w:val="548DD4"/>
+                <w:sz w:val="18"/>
+                <w:szCs w:val="20"/>
+                <w:lang w:eastAsia="es-CL"/>
+              </w:rPr>
+              <w:t>Repositorio de producto (otro repo)</w:t>
+            </w:r>
+          </w:p>
+        </w:tc>
+        <w:tc>
+          <w:tcPr>
+            <w:tcW w:w="1580" w:type="dxa"/>
+            <w:tcBorders>
+              <w:right w:val="single" w:sz="4" w:space="0" w:color="FFFFFF" w:themeColor="background1"/>
+            </w:tcBorders>
+          </w:tcPr>
+          <w:p>
+            <w:pPr>
+              <w:rPr>
+                <w:rFonts w:ascii="Calibri" w:hAnsi="Calibri" w:cs="Arial"/>
+                <w:i/>
+                <w:color w:val="548DD4"/>
+                <w:sz w:val="18"/>
+                <w:szCs w:val="20"/>
+                <w:lang w:eastAsia="es-CL"/>
+              </w:rPr>
+            </w:pPr>
+            <w:r>
+              <w:rPr>
+                <w:rFonts w:ascii="Calibri" w:hAnsi="Calibri" w:cs="Arial"/>
+                <w:i/>
+                <w:color w:val="548DD4"/>
+                <w:sz w:val="18"/>
+                <w:szCs w:val="20"/>
+                <w:lang w:eastAsia="es-CL"/>
+              </w:rPr>
+              <w:t>Fase 2 (S7–S14)</w:t>
+            </w:r>
+          </w:p>
+        </w:tc>
+        <w:tc>
+          <w:tcPr>
+            <w:tcW w:w="1580" w:type="dxa"/>
+            <w:tcBorders>
+              <w:left w:val="single" w:sz="4" w:space="0" w:color="FFFFFF" w:themeColor="background1"/>
+            </w:tcBorders>
+            <w:shd w:val="clear" w:color="auto" w:fill="D9D9D9" w:themeFill="background1" w:themeFillShade="D9"/>
+          </w:tcPr>
+          <w:p>
+            <w:pPr>
+              <w:rPr>
+                <w:rFonts w:ascii="Calibri" w:hAnsi="Calibri" w:cs="Arial"/>
+                <w:i/>
+                <w:color w:val="548DD4"/>
+                <w:sz w:val="18"/>
+                <w:szCs w:val="20"/>
+                <w:lang w:eastAsia="es-CL"/>
+              </w:rPr>
+            </w:pPr>
+            <w:r>
+              <w:rPr>
+                <w:rFonts w:ascii="Calibri" w:hAnsi="Calibri" w:cs="Arial"/>
+                <w:i/>
+                <w:color w:val="548DD4"/>
+                <w:sz w:val="18"/>
+                <w:szCs w:val="20"/>
+                <w:lang w:eastAsia="es-CL"/>
+              </w:rPr>
+              <w:t>Ambos</w:t>
+            </w:r>
+          </w:p>
+        </w:tc>
+        <w:tc>
+          <w:tcPr>
+            <w:tcW w:w="1581" w:type="dxa"/>
+          </w:tcPr>
+          <w:p>
+            <w:pPr>
+              <w:rPr>
+                <w:rFonts w:ascii="Calibri" w:hAnsi="Calibri" w:cs="Arial"/>
+                <w:i/>
+                <w:color w:val="548DD4"/>
+                <w:sz w:val="18"/>
+                <w:szCs w:val="20"/>
+                <w:lang w:eastAsia="es-CL"/>
+              </w:rPr>
+            </w:pPr>
+            <w:r>
+              <w:rPr>
+                <w:rFonts w:ascii="Calibri" w:hAnsi="Calibri" w:cs="Arial"/>
+                <w:i/>
+                <w:color w:val="548DD4"/>
+                <w:sz w:val="18"/>
+                <w:szCs w:val="20"/>
+                <w:lang w:eastAsia="es-CL"/>
+              </w:rPr>
+              <w:t xml:space="preserve">DoD = aceptación del cliente en </w:t>
+            </w:r>
+            <w:proofErr w:type="spellStart"/>
+            <w:r>
+              <w:rPr>
+                <w:rFonts w:ascii="Calibri" w:hAnsi="Calibri" w:cs="Arial"/>
+                <w:i/>
+                <w:color w:val="548DD4"/>
+                <w:sz w:val="18"/>
+                <w:szCs w:val="20"/>
+                <w:lang w:eastAsia="es-CL"/>
+              </w:rPr>
+              <w:t>review</w:t>
+            </w:r>
+            <w:proofErr w:type="spellEnd"/>
+            <w:r>
+              <w:rPr>
+                <w:rFonts w:ascii="Calibri" w:hAnsi="Calibri" w:cs="Arial"/>
+                <w:i/>
+                <w:color w:val="548DD4"/>
+                <w:sz w:val="18"/>
+                <w:szCs w:val="20"/>
+                <w:lang w:eastAsia="es-CL"/>
+              </w:rPr>
+              <w:t xml:space="preserve"> semanal.</w:t>
+            </w:r>
+          </w:p>
+        </w:tc>
+      </w:tr>
+      <w:tr>
+        <w:trPr>
+          <w:jc w:val="center"/>
+        </w:trPr>
+        <w:tc>
+          <w:tcPr>
+            <w:tcW w:w="1580" w:type="dxa"/>
+          </w:tcPr>
+          <w:p>
+            <w:pPr>
+              <w:rPr>
+                <w:rFonts w:ascii="Calibri" w:hAnsi="Calibri" w:cs="Arial"/>
+                <w:i/>
+                <w:color w:val="548DD4"/>
+                <w:sz w:val="18"/>
+                <w:szCs w:val="20"/>
+                <w:lang w:eastAsia="es-CL"/>
+              </w:rPr>
+            </w:pPr>
+            <w:r>
+              <w:rPr>
+                <w:rFonts w:ascii="Calibri" w:hAnsi="Calibri" w:cs="Arial"/>
+                <w:i/>
+                <w:color w:val="548DD4"/>
+                <w:sz w:val="18"/>
+                <w:szCs w:val="20"/>
+                <w:lang w:eastAsia="es-CL"/>
+              </w:rPr>
+              <w:t>Integración y calidad</w:t>
+            </w:r>
+          </w:p>
+        </w:tc>
+        <w:tc>
+          <w:tcPr>
+            <w:tcW w:w="1580" w:type="dxa"/>
+          </w:tcPr>
+          <w:p>
+            <w:pPr>
+              <w:rPr>
+                <w:rFonts w:ascii="Calibri" w:hAnsi="Calibri" w:cs="Arial"/>
+                <w:i/>
+                <w:color w:val="548DD4"/>
+                <w:sz w:val="18"/>
+                <w:szCs w:val="20"/>
+                <w:lang w:eastAsia="es-CL"/>
+              </w:rPr>
+            </w:pPr>
+            <w:r>
+              <w:rPr>
+                <w:rFonts w:ascii="Calibri" w:hAnsi="Calibri" w:cs="Arial"/>
+                <w:i/>
+                <w:color w:val="548DD4"/>
+                <w:sz w:val="18"/>
+                <w:szCs w:val="20"/>
+                <w:lang w:eastAsia="es-CL"/>
+              </w:rPr>
+              <w:t>Tesorería + DTE nacional</w:t>
+            </w:r>
+          </w:p>
+        </w:tc>
+        <w:tc>
+          <w:tcPr>
+            <w:tcW w:w="1580" w:type="dxa"/>
+          </w:tcPr>
+          <w:p>
+            <w:pPr>
+              <w:rPr>
+                <w:rFonts w:ascii="Calibri" w:hAnsi="Calibri" w:cs="Arial"/>
+                <w:i/>
+                <w:color w:val="548DD4"/>
+                <w:sz w:val="18"/>
+                <w:szCs w:val="20"/>
+                <w:lang w:eastAsia="es-CL"/>
+              </w:rPr>
+            </w:pPr>
+            <w:r>
+              <w:rPr>
+                <w:rFonts w:ascii="Calibri" w:hAnsi="Calibri" w:cs="Arial"/>
+                <w:i/>
+                <w:color w:val="548DD4"/>
+                <w:sz w:val="18"/>
+                <w:szCs w:val="20"/>
+                <w:lang w:eastAsia="es-CL"/>
+              </w:rPr>
+              <w:t xml:space="preserve">Cartola, conciliación, pagos y emisión del set nacional vía </w:t>
+            </w:r>
+            <w:proofErr w:type="spellStart"/>
+            <w:r>
+              <w:rPr>
+                <w:rFonts w:ascii="Calibri" w:hAnsi="Calibri" w:cs="Arial"/>
+                <w:i/>
+                <w:color w:val="548DD4"/>
+                <w:sz w:val="18"/>
+                <w:szCs w:val="20"/>
+                <w:lang w:eastAsia="es-CL"/>
+              </w:rPr>
+              <w:t>partner</w:t>
+            </w:r>
+            <w:proofErr w:type="spellEnd"/>
+            <w:r>
+              <w:rPr>
+                <w:rFonts w:ascii="Calibri" w:hAnsi="Calibri" w:cs="Arial"/>
+                <w:i/>
+                <w:color w:val="548DD4"/>
+                <w:sz w:val="18"/>
+                <w:szCs w:val="20"/>
+                <w:lang w:eastAsia="es-CL"/>
+              </w:rPr>
+              <w:t xml:space="preserve"> (</w:t>
+            </w:r>
+            <w:proofErr w:type="spellStart"/>
+            <w:r>
+              <w:rPr>
+                <w:rFonts w:ascii="Calibri" w:hAnsi="Calibri" w:cs="Arial"/>
+                <w:i/>
+                <w:color w:val="548DD4"/>
+                <w:sz w:val="18"/>
+                <w:szCs w:val="20"/>
+                <w:lang w:eastAsia="es-CL"/>
+              </w:rPr>
+              <w:t>sandbox</w:t>
+            </w:r>
+            <w:proofErr w:type="spellEnd"/>
+            <w:r>
+              <w:rPr>
+                <w:rFonts w:ascii="Calibri" w:hAnsi="Calibri" w:cs="Arial"/>
+                <w:i/>
+                <w:color w:val="548DD4"/>
+                <w:sz w:val="18"/>
+                <w:szCs w:val="20"/>
+                <w:lang w:eastAsia="es-CL"/>
+              </w:rPr>
+              <w:t>).</w:t>
+            </w:r>
+          </w:p>
+        </w:tc>
+        <w:tc>
+          <w:tcPr>
+            <w:tcW w:w="1580" w:type="dxa"/>
+          </w:tcPr>
+          <w:p>
+            <w:pPr>
+              <w:rPr>
+                <w:rFonts w:ascii="Calibri" w:hAnsi="Calibri" w:cs="Arial"/>
+                <w:i/>
+                <w:color w:val="548DD4"/>
+                <w:sz w:val="18"/>
+                <w:szCs w:val="20"/>
+                <w:lang w:eastAsia="es-CL"/>
+              </w:rPr>
+            </w:pPr>
+            <w:r>
+              <w:rPr>
+                <w:rFonts w:ascii="Calibri" w:hAnsi="Calibri" w:cs="Arial"/>
+                <w:i/>
+                <w:color w:val="548DD4"/>
+                <w:sz w:val="18"/>
+                <w:szCs w:val="20"/>
+                <w:lang w:eastAsia="es-CL"/>
+              </w:rPr>
+              <w:t>Partner DTE, PostgreSQL, entorno local</w:t>
+            </w:r>
+          </w:p>
+        </w:tc>
+        <w:tc>
+          <w:tcPr>
+            <w:tcW w:w="1580" w:type="dxa"/>
+            <w:tcBorders>
+              <w:right w:val="single" w:sz="4" w:space="0" w:color="FFFFFF" w:themeColor="background1"/>
+            </w:tcBorders>
+          </w:tcPr>
+          <w:p>
+            <w:pPr>
+              <w:rPr>
+                <w:rFonts w:ascii="Calibri" w:hAnsi="Calibri" w:cs="Arial"/>
+                <w:i/>
+                <w:color w:val="548DD4"/>
+                <w:sz w:val="18"/>
+                <w:szCs w:val="20"/>
+                <w:lang w:eastAsia="es-CL"/>
+              </w:rPr>
+            </w:pPr>
+            <w:r>
+              <w:rPr>
+                <w:rFonts w:ascii="Calibri" w:hAnsi="Calibri" w:cs="Arial"/>
+                <w:i/>
+                <w:color w:val="548DD4"/>
+                <w:sz w:val="18"/>
+                <w:szCs w:val="20"/>
+                <w:lang w:eastAsia="es-CL"/>
+              </w:rPr>
+              <w:t>Fase 2–3</w:t>
+            </w:r>
+          </w:p>
+        </w:tc>
+        <w:tc>
+          <w:tcPr>
+            <w:tcW w:w="1580" w:type="dxa"/>
+            <w:tcBorders>
+              <w:left w:val="single" w:sz="4" w:space="0" w:color="FFFFFF" w:themeColor="background1"/>
+            </w:tcBorders>
+            <w:shd w:val="clear" w:color="auto" w:fill="D9D9D9" w:themeFill="background1" w:themeFillShade="D9"/>
+          </w:tcPr>
+          <w:p>
+            <w:pPr>
+              <w:rPr>
+                <w:rFonts w:ascii="Calibri" w:hAnsi="Calibri" w:cs="Arial"/>
+                <w:i/>
+                <w:color w:val="548DD4"/>
+                <w:sz w:val="18"/>
+                <w:szCs w:val="20"/>
+                <w:lang w:eastAsia="es-CL"/>
+              </w:rPr>
+            </w:pPr>
+            <w:r>
+              <w:rPr>
+                <w:rFonts w:ascii="Calibri" w:hAnsi="Calibri" w:cs="Arial"/>
+                <w:i/>
+                <w:color w:val="548DD4"/>
+                <w:sz w:val="18"/>
+                <w:szCs w:val="20"/>
+                <w:lang w:eastAsia="es-CL"/>
+              </w:rPr>
+              <w:t>Carlos (integración), Felipe (UI/QA)</w:t>
+            </w:r>
+          </w:p>
+        </w:tc>
+        <w:tc>
+          <w:tcPr>
+            <w:tcW w:w="1581" w:type="dxa"/>
+          </w:tcPr>
+          <w:p>
+            <w:pPr>
+              <w:rPr>
+                <w:rFonts w:ascii="Calibri" w:hAnsi="Calibri" w:cs="Arial"/>
+                <w:i/>
+                <w:color w:val="548DD4"/>
+                <w:sz w:val="18"/>
+                <w:szCs w:val="20"/>
+                <w:lang w:eastAsia="es-CL"/>
+              </w:rPr>
+            </w:pPr>
+            <w:r>
+              <w:rPr>
+                <w:rFonts w:ascii="Calibri" w:hAnsi="Calibri" w:cs="Arial"/>
+                <w:i/>
+                <w:color w:val="548DD4"/>
+                <w:sz w:val="18"/>
+                <w:szCs w:val="20"/>
+                <w:lang w:eastAsia="es-CL"/>
+              </w:rPr>
+              <w:t>Exportación DTE queda como siguiente incremento.</w:t>
+            </w:r>
+          </w:p>
+        </w:tc>
+      </w:tr>
+      <w:tr>
+        <w:trPr>
+          <w:jc w:val="center"/>
+        </w:trPr>
+        <w:tc>
+          <w:tcPr>
+            <w:tcW w:w="1580" w:type="dxa"/>
+          </w:tcPr>
+          <w:p>
+            <w:pPr>
+              <w:rPr>
+                <w:rFonts w:ascii="Calibri" w:hAnsi="Calibri" w:cs="Arial"/>
+                <w:i/>
+                <w:color w:val="548DD4"/>
+                <w:sz w:val="18"/>
+                <w:szCs w:val="20"/>
+                <w:lang w:eastAsia="es-CL"/>
+              </w:rPr>
+            </w:pPr>
+            <w:r>
+              <w:rPr>
+                <w:rFonts w:ascii="Calibri" w:hAnsi="Calibri" w:cs="Arial"/>
+                <w:i/>
+                <w:color w:val="548DD4"/>
+                <w:sz w:val="18"/>
+                <w:szCs w:val="20"/>
+                <w:lang w:eastAsia="es-CL"/>
+              </w:rPr>
+              <w:t>Gestión y comunicación</w:t>
+            </w:r>
+          </w:p>
+        </w:tc>
+        <w:tc>
+          <w:tcPr>
+            <w:tcW w:w="1580" w:type="dxa"/>
+          </w:tcPr>
+          <w:p>
+            <w:pPr>
+              <w:rPr>
+                <w:rFonts w:ascii="Calibri" w:hAnsi="Calibri" w:cs="Arial"/>
+                <w:i/>
+                <w:color w:val="548DD4"/>
+                <w:sz w:val="18"/>
+                <w:szCs w:val="20"/>
+                <w:lang w:eastAsia="es-CL"/>
+              </w:rPr>
+            </w:pPr>
+            <w:r>
+              <w:rPr>
+                <w:rFonts w:ascii="Calibri" w:hAnsi="Calibri" w:cs="Arial"/>
+                <w:i/>
+                <w:color w:val="548DD4"/>
+                <w:sz w:val="18"/>
+                <w:szCs w:val="20"/>
+                <w:lang w:eastAsia="es-CL"/>
+              </w:rPr>
+              <w:t>Informe y cierre APT</w:t>
+            </w:r>
+          </w:p>
+        </w:tc>
+        <w:tc>
+          <w:tcPr>
+            <w:tcW w:w="1580" w:type="dxa"/>
+          </w:tcPr>
+          <w:p>
+            <w:pPr>
+              <w:rPr>
+                <w:rFonts w:ascii="Calibri" w:hAnsi="Calibri" w:cs="Arial"/>
+                <w:i/>
+                <w:color w:val="548DD4"/>
+                <w:sz w:val="18"/>
+                <w:szCs w:val="20"/>
+                <w:lang w:eastAsia="es-CL"/>
+              </w:rPr>
+            </w:pPr>
+            <w:r>
+              <w:rPr>
+                <w:rFonts w:ascii="Calibri" w:hAnsi="Calibri" w:cs="Arial"/>
+                <w:i/>
+                <w:color w:val="548DD4"/>
+                <w:sz w:val="18"/>
+                <w:szCs w:val="20"/>
+                <w:lang w:eastAsia="es-CL"/>
+              </w:rPr>
+              <w:t>Informe final (guía 2.6) y defensa.</w:t>
+            </w:r>
+          </w:p>
+        </w:tc>
+        <w:tc>
+          <w:tcPr>
+            <w:tcW w:w="1580" w:type="dxa"/>
+          </w:tcPr>
+          <w:p>
+            <w:pPr>
+              <w:rPr>
+                <w:rFonts w:ascii="Calibri" w:hAnsi="Calibri" w:cs="Arial"/>
+                <w:i/>
+                <w:color w:val="548DD4"/>
+                <w:sz w:val="18"/>
+                <w:szCs w:val="20"/>
+                <w:lang w:eastAsia="es-CL"/>
+              </w:rPr>
+            </w:pPr>
+            <w:r>
+              <w:rPr>
+                <w:rFonts w:ascii="Calibri" w:hAnsi="Calibri" w:cs="Arial"/>
+                <w:i/>
+                <w:color w:val="548DD4"/>
+                <w:sz w:val="18"/>
+                <w:szCs w:val="20"/>
+                <w:lang w:eastAsia="es-CL"/>
+              </w:rPr>
+              <w:t>Plantillas Duoc</w:t>
+            </w:r>
+          </w:p>
+        </w:tc>
+        <w:tc>
+          <w:tcPr>
+            <w:tcW w:w="1580" w:type="dxa"/>
+            <w:tcBorders>
+              <w:right w:val="single" w:sz="4" w:space="0" w:color="FFFFFF" w:themeColor="background1"/>
+            </w:tcBorders>
+          </w:tcPr>
+          <w:p>
+            <w:pPr>
+              <w:rPr>
+                <w:rFonts w:ascii="Calibri" w:hAnsi="Calibri" w:cs="Arial"/>
+                <w:i/>
+                <w:color w:val="548DD4"/>
+                <w:sz w:val="18"/>
+                <w:szCs w:val="20"/>
+                <w:lang w:eastAsia="es-CL"/>
+              </w:rPr>
+            </w:pPr>
+            <w:r>
+              <w:rPr>
+                <w:rFonts w:ascii="Calibri" w:hAnsi="Calibri" w:cs="Arial"/>
+                <w:i/>
+                <w:color w:val="548DD4"/>
+                <w:sz w:val="18"/>
+                <w:szCs w:val="20"/>
+                <w:lang w:eastAsia="es-CL"/>
+              </w:rPr>
+              <w:t>Fase 3 (S15–S18)</w:t>
+            </w:r>
+          </w:p>
+        </w:tc>
+        <w:tc>
+          <w:tcPr>
+            <w:tcW w:w="1580" w:type="dxa"/>
+            <w:tcBorders>
+              <w:left w:val="single" w:sz="4" w:space="0" w:color="FFFFFF" w:themeColor="background1"/>
+            </w:tcBorders>
+            <w:shd w:val="clear" w:color="auto" w:fill="D9D9D9" w:themeFill="background1" w:themeFillShade="D9"/>
+          </w:tcPr>
+          <w:p>
+            <w:pPr>
+              <w:rPr>
+                <w:rFonts w:ascii="Calibri" w:hAnsi="Calibri" w:cs="Arial"/>
+                <w:i/>
+                <w:color w:val="548DD4"/>
+                <w:sz w:val="18"/>
+                <w:szCs w:val="20"/>
+                <w:lang w:eastAsia="es-CL"/>
+              </w:rPr>
+            </w:pPr>
+            <w:r>
+              <w:rPr>
+                <w:rFonts w:ascii="Calibri" w:hAnsi="Calibri" w:cs="Arial"/>
+                <w:i/>
+                <w:color w:val="548DD4"/>
+                <w:sz w:val="18"/>
+                <w:szCs w:val="20"/>
+                <w:lang w:eastAsia="es-CL"/>
+              </w:rPr>
+              <w:t>Ambos</w:t>
+            </w:r>
+          </w:p>
+        </w:tc>
+        <w:tc>
+          <w:tcPr>
+            <w:tcW w:w="1581" w:type="dxa"/>
+          </w:tcPr>
+          <w:p>
+            <w:pPr>
+              <w:rPr>
+                <w:rFonts w:ascii="Calibri" w:hAnsi="Calibri" w:cs="Arial"/>
+                <w:i/>
+                <w:color w:val="548DD4"/>
+                <w:sz w:val="18"/>
+                <w:szCs w:val="20"/>
+                <w:lang w:eastAsia="es-CL"/>
+              </w:rPr>
+            </w:pPr>
+            <w:r>
+              <w:rPr>
+                <w:rFonts w:ascii="Calibri" w:hAnsi="Calibri" w:cs="Arial"/>
+                <w:i/>
+                <w:color w:val="548DD4"/>
+                <w:sz w:val="18"/>
+                <w:szCs w:val="20"/>
+                <w:lang w:eastAsia="es-CL"/>
+              </w:rPr>
+              <w:t>No se adelanta el informe final en Fase 1.</w:t>
+            </w:r>
           </w:p>
         </w:tc>
       </w:tr>
@@ -5520,6 +7005,7 @@
                 <w:sz w:val="28"/>
                 <w:szCs w:val="28"/>
               </w:rPr>
+              <w:lastRenderedPageBreak/>
               <w:t>8</w:t>
             </w:r>
             <w:r>
@@ -6262,23 +7748,22 @@
           <w:p>
             <w:pPr>
               <w:spacing w:line="360" w:lineRule="auto"/>
-              <w:jc w:val="both"/>
-              <w:rPr>
-                <w:b/>
-                <w:sz w:val="16"/>
-                <w:szCs w:val="16"/>
-              </w:rPr>
-            </w:pPr>
-            <w:r>
-              <w:rPr>
-                <w:rFonts w:ascii="Calibri" w:hAnsi="Calibri" w:cs="Arial"/>
-                <w:i/>
-                <w:color w:val="548DD4"/>
-                <w:sz w:val="16"/>
-                <w:szCs w:val="16"/>
-                <w:lang w:eastAsia="es-CL"/>
-              </w:rPr>
-              <w:t>Describe actividades del punto anterior</w:t>
+              <w:rPr>
+                <w:b/>
+                <w:sz w:val="16"/>
+                <w:szCs w:val="16"/>
+              </w:rPr>
+            </w:pPr>
+            <w:r>
+              <w:rPr>
+                <w:rFonts w:ascii="Calibri" w:hAnsi="Calibri" w:cs="Arial"/>
+                <w:i/>
+                <w:color w:val="548DD4"/>
+                <w:sz w:val="16"/>
+                <w:szCs w:val="16"/>
+                <w:lang w:eastAsia="es-CL"/>
+              </w:rPr>
+              <w:t>Levantamiento y visión</w:t>
             </w:r>
           </w:p>
         </w:tc>
@@ -6296,6 +7781,9 @@
                 <w:szCs w:val="16"/>
               </w:rPr>
             </w:pPr>
+            <w:r>
+              <w:t>X</w:t>
+            </w:r>
           </w:p>
         </w:tc>
         <w:tc>
@@ -6312,6 +7800,9 @@
                 <w:szCs w:val="16"/>
               </w:rPr>
             </w:pPr>
+            <w:r>
+              <w:t>X</w:t>
+            </w:r>
           </w:p>
         </w:tc>
         <w:tc>
@@ -6328,6 +7819,9 @@
                 <w:szCs w:val="16"/>
               </w:rPr>
             </w:pPr>
+            <w:r>
+              <w:t>X</w:t>
+            </w:r>
           </w:p>
         </w:tc>
         <w:tc>
@@ -6344,6 +7838,9 @@
                 <w:szCs w:val="16"/>
               </w:rPr>
             </w:pPr>
+            <w:r>
+              <w:t>X</w:t>
+            </w:r>
           </w:p>
         </w:tc>
         <w:tc>
@@ -6585,13 +8082,26 @@
           <w:p>
             <w:pPr>
               <w:spacing w:line="360" w:lineRule="auto"/>
-              <w:jc w:val="both"/>
-              <w:rPr>
-                <w:b/>
-                <w:sz w:val="16"/>
-                <w:szCs w:val="16"/>
-              </w:rPr>
-            </w:pPr>
+              <w:rPr>
+                <w:rFonts w:ascii="Calibri" w:hAnsi="Calibri" w:cs="Arial"/>
+                <w:i/>
+                <w:color w:val="548DD4"/>
+                <w:sz w:val="16"/>
+                <w:szCs w:val="16"/>
+                <w:lang w:eastAsia="es-CL"/>
+              </w:rPr>
+            </w:pPr>
+            <w:r>
+              <w:rPr>
+                <w:rFonts w:ascii="Calibri" w:hAnsi="Calibri" w:cs="Arial"/>
+                <w:i/>
+                <w:color w:val="548DD4"/>
+                <w:sz w:val="16"/>
+                <w:szCs w:val="16"/>
+                <w:lang w:eastAsia="es-CL"/>
+              </w:rPr>
+              <w:t>Backlog, épicas y documento 1.5</w:t>
+            </w:r>
           </w:p>
         </w:tc>
         <w:tc>
@@ -6640,6 +8150,9 @@
                 <w:szCs w:val="16"/>
               </w:rPr>
             </w:pPr>
+            <w:r>
+              <w:t>X</w:t>
+            </w:r>
           </w:p>
         </w:tc>
         <w:tc>
@@ -6656,6 +8169,9 @@
                 <w:szCs w:val="16"/>
               </w:rPr>
             </w:pPr>
+            <w:r>
+              <w:t>X</w:t>
+            </w:r>
           </w:p>
         </w:tc>
         <w:tc>
@@ -6672,6 +8188,9 @@
                 <w:szCs w:val="16"/>
               </w:rPr>
             </w:pPr>
+            <w:r>
+              <w:t>X</w:t>
+            </w:r>
           </w:p>
         </w:tc>
         <w:tc>
@@ -6688,6 +8207,9 @@
                 <w:szCs w:val="16"/>
               </w:rPr>
             </w:pPr>
+            <w:r>
+              <w:t>X</w:t>
+            </w:r>
           </w:p>
         </w:tc>
         <w:tc>
@@ -6897,13 +8419,26 @@
           <w:p>
             <w:pPr>
               <w:spacing w:line="360" w:lineRule="auto"/>
-              <w:jc w:val="both"/>
-              <w:rPr>
-                <w:b/>
-                <w:sz w:val="16"/>
-                <w:szCs w:val="16"/>
-              </w:rPr>
-            </w:pPr>
+              <w:rPr>
+                <w:rFonts w:ascii="Calibri" w:hAnsi="Calibri" w:cs="Arial"/>
+                <w:i/>
+                <w:color w:val="548DD4"/>
+                <w:sz w:val="16"/>
+                <w:szCs w:val="16"/>
+                <w:lang w:eastAsia="es-CL"/>
+              </w:rPr>
+            </w:pPr>
+            <w:r>
+              <w:rPr>
+                <w:rFonts w:ascii="Calibri" w:hAnsi="Calibri" w:cs="Arial"/>
+                <w:i/>
+                <w:color w:val="548DD4"/>
+                <w:sz w:val="16"/>
+                <w:szCs w:val="16"/>
+                <w:lang w:eastAsia="es-CL"/>
+              </w:rPr>
+              <w:t>Presentación de definición</w:t>
+            </w:r>
           </w:p>
         </w:tc>
         <w:tc>
@@ -7000,6 +8535,9 @@
                 <w:szCs w:val="16"/>
               </w:rPr>
             </w:pPr>
+            <w:r>
+              <w:t>X</w:t>
+            </w:r>
           </w:p>
         </w:tc>
         <w:tc>
@@ -7193,11 +8731,1747 @@
                 <w:szCs w:val="16"/>
               </w:rPr>
             </w:pPr>
+          </w:p>
+        </w:tc>
+      </w:tr>
+      <w:tr>
+        <w:trPr>
+          <w:gridAfter w:val="1"/>
+          <w:wAfter w:w="10" w:type="dxa"/>
+          <w:trHeight w:val="294"/>
+        </w:trPr>
+        <w:tc>
+          <w:tcPr>
+            <w:tcW w:w="1351" w:type="dxa"/>
+          </w:tcPr>
+          <w:p>
+            <w:pPr>
+              <w:spacing w:line="360" w:lineRule="auto"/>
+              <w:rPr>
+                <w:rFonts w:ascii="Calibri" w:hAnsi="Calibri" w:cs="Arial"/>
+                <w:i/>
+                <w:color w:val="548DD4"/>
+                <w:sz w:val="16"/>
+                <w:szCs w:val="16"/>
+                <w:lang w:eastAsia="es-CL"/>
+              </w:rPr>
+            </w:pPr>
+            <w:r>
+              <w:rPr>
+                <w:rFonts w:ascii="Calibri" w:hAnsi="Calibri" w:cs="Arial"/>
+                <w:i/>
+                <w:color w:val="548DD4"/>
+                <w:sz w:val="16"/>
+                <w:szCs w:val="16"/>
+                <w:lang w:eastAsia="es-CL"/>
+              </w:rPr>
+              <w:t>MVP núcleo comercial (OC, OV, libros)</w:t>
+            </w:r>
+          </w:p>
+        </w:tc>
+        <w:tc>
+          <w:tcPr>
+            <w:tcW w:w="536" w:type="dxa"/>
+          </w:tcPr>
+          <w:p>
+            <w:pPr>
+              <w:spacing w:line="360" w:lineRule="auto"/>
+              <w:jc w:val="both"/>
+              <w:rPr>
+                <w:b/>
+                <w:sz w:val="16"/>
+                <w:szCs w:val="16"/>
+              </w:rPr>
+            </w:pPr>
+          </w:p>
+        </w:tc>
+        <w:tc>
+          <w:tcPr>
+            <w:tcW w:w="522" w:type="dxa"/>
+          </w:tcPr>
+          <w:p>
+            <w:pPr>
+              <w:spacing w:line="360" w:lineRule="auto"/>
+              <w:jc w:val="both"/>
+              <w:rPr>
+                <w:b/>
+                <w:sz w:val="16"/>
+                <w:szCs w:val="16"/>
+              </w:rPr>
+            </w:pPr>
+          </w:p>
+        </w:tc>
+        <w:tc>
+          <w:tcPr>
+            <w:tcW w:w="523" w:type="dxa"/>
+          </w:tcPr>
+          <w:p>
+            <w:pPr>
+              <w:spacing w:line="360" w:lineRule="auto"/>
+              <w:jc w:val="both"/>
+              <w:rPr>
+                <w:b/>
+                <w:sz w:val="16"/>
+                <w:szCs w:val="16"/>
+              </w:rPr>
+            </w:pPr>
+          </w:p>
+        </w:tc>
+        <w:tc>
+          <w:tcPr>
+            <w:tcW w:w="526" w:type="dxa"/>
+          </w:tcPr>
+          <w:p>
+            <w:pPr>
+              <w:spacing w:line="360" w:lineRule="auto"/>
+              <w:jc w:val="both"/>
+              <w:rPr>
+                <w:b/>
+                <w:sz w:val="16"/>
+                <w:szCs w:val="16"/>
+              </w:rPr>
+            </w:pPr>
+          </w:p>
+        </w:tc>
+        <w:tc>
+          <w:tcPr>
+            <w:tcW w:w="523" w:type="dxa"/>
+          </w:tcPr>
+          <w:p>
+            <w:pPr>
+              <w:spacing w:line="360" w:lineRule="auto"/>
+              <w:jc w:val="both"/>
+              <w:rPr>
+                <w:b/>
+                <w:sz w:val="16"/>
+                <w:szCs w:val="16"/>
+              </w:rPr>
+            </w:pPr>
+          </w:p>
+        </w:tc>
+        <w:tc>
+          <w:tcPr>
+            <w:tcW w:w="523" w:type="dxa"/>
+          </w:tcPr>
+          <w:p>
+            <w:pPr>
+              <w:spacing w:line="360" w:lineRule="auto"/>
+              <w:jc w:val="both"/>
+              <w:rPr>
+                <w:b/>
+                <w:sz w:val="16"/>
+                <w:szCs w:val="16"/>
+              </w:rPr>
+            </w:pPr>
+          </w:p>
+        </w:tc>
+        <w:tc>
+          <w:tcPr>
+            <w:tcW w:w="523" w:type="dxa"/>
+          </w:tcPr>
+          <w:p>
+            <w:pPr>
+              <w:spacing w:line="360" w:lineRule="auto"/>
+              <w:jc w:val="both"/>
+              <w:rPr>
+                <w:b/>
+                <w:sz w:val="16"/>
+                <w:szCs w:val="16"/>
+              </w:rPr>
+            </w:pPr>
+            <w:r>
+              <w:t>X</w:t>
+            </w:r>
+          </w:p>
+        </w:tc>
+        <w:tc>
+          <w:tcPr>
+            <w:tcW w:w="523" w:type="dxa"/>
+          </w:tcPr>
+          <w:p>
+            <w:pPr>
+              <w:spacing w:line="360" w:lineRule="auto"/>
+              <w:jc w:val="both"/>
+              <w:rPr>
+                <w:b/>
+                <w:sz w:val="16"/>
+                <w:szCs w:val="16"/>
+              </w:rPr>
+            </w:pPr>
+            <w:r>
+              <w:t>X</w:t>
+            </w:r>
+          </w:p>
+        </w:tc>
+        <w:tc>
+          <w:tcPr>
+            <w:tcW w:w="523" w:type="dxa"/>
+          </w:tcPr>
+          <w:p>
+            <w:pPr>
+              <w:spacing w:line="360" w:lineRule="auto"/>
+              <w:jc w:val="both"/>
+              <w:rPr>
+                <w:b/>
+                <w:sz w:val="16"/>
+                <w:szCs w:val="16"/>
+              </w:rPr>
+            </w:pPr>
+            <w:r>
+              <w:t>X</w:t>
+            </w:r>
+          </w:p>
+        </w:tc>
+        <w:tc>
+          <w:tcPr>
+            <w:tcW w:w="523" w:type="dxa"/>
+          </w:tcPr>
+          <w:p>
+            <w:pPr>
+              <w:spacing w:line="360" w:lineRule="auto"/>
+              <w:jc w:val="both"/>
+              <w:rPr>
+                <w:b/>
+                <w:sz w:val="16"/>
+                <w:szCs w:val="16"/>
+              </w:rPr>
+            </w:pPr>
+            <w:r>
+              <w:t>X</w:t>
+            </w:r>
+          </w:p>
+        </w:tc>
+        <w:tc>
+          <w:tcPr>
+            <w:tcW w:w="523" w:type="dxa"/>
+          </w:tcPr>
+          <w:p>
+            <w:pPr>
+              <w:spacing w:line="360" w:lineRule="auto"/>
+              <w:jc w:val="both"/>
+              <w:rPr>
+                <w:b/>
+                <w:sz w:val="16"/>
+                <w:szCs w:val="16"/>
+              </w:rPr>
+            </w:pPr>
+          </w:p>
+        </w:tc>
+        <w:tc>
+          <w:tcPr>
+            <w:tcW w:w="523" w:type="dxa"/>
+          </w:tcPr>
+          <w:p>
+            <w:pPr>
+              <w:spacing w:line="360" w:lineRule="auto"/>
+              <w:jc w:val="both"/>
+              <w:rPr>
+                <w:b/>
+                <w:sz w:val="16"/>
+                <w:szCs w:val="16"/>
+              </w:rPr>
+            </w:pPr>
+          </w:p>
+        </w:tc>
+        <w:tc>
+          <w:tcPr>
+            <w:tcW w:w="525" w:type="dxa"/>
+          </w:tcPr>
+          <w:p>
+            <w:pPr>
+              <w:spacing w:line="360" w:lineRule="auto"/>
+              <w:jc w:val="both"/>
+              <w:rPr>
+                <w:b/>
+                <w:sz w:val="16"/>
+                <w:szCs w:val="16"/>
+              </w:rPr>
+            </w:pPr>
+          </w:p>
+        </w:tc>
+        <w:tc>
+          <w:tcPr>
+            <w:tcW w:w="525" w:type="dxa"/>
+          </w:tcPr>
+          <w:p>
+            <w:pPr>
+              <w:spacing w:line="360" w:lineRule="auto"/>
+              <w:jc w:val="both"/>
+              <w:rPr>
+                <w:b/>
+                <w:sz w:val="16"/>
+                <w:szCs w:val="16"/>
+              </w:rPr>
+            </w:pPr>
+          </w:p>
+        </w:tc>
+        <w:tc>
+          <w:tcPr>
+            <w:tcW w:w="525" w:type="dxa"/>
+          </w:tcPr>
+          <w:p>
+            <w:pPr>
+              <w:spacing w:line="360" w:lineRule="auto"/>
+              <w:jc w:val="both"/>
+              <w:rPr>
+                <w:b/>
+                <w:sz w:val="16"/>
+                <w:szCs w:val="16"/>
+              </w:rPr>
+            </w:pPr>
+          </w:p>
+        </w:tc>
+        <w:tc>
+          <w:tcPr>
+            <w:tcW w:w="525" w:type="dxa"/>
+            <w:gridSpan w:val="2"/>
+          </w:tcPr>
+          <w:p>
+            <w:pPr>
+              <w:spacing w:line="360" w:lineRule="auto"/>
+              <w:jc w:val="both"/>
+              <w:rPr>
+                <w:b/>
+                <w:sz w:val="16"/>
+                <w:szCs w:val="16"/>
+              </w:rPr>
+            </w:pPr>
+          </w:p>
+        </w:tc>
+        <w:tc>
+          <w:tcPr>
+            <w:tcW w:w="525" w:type="dxa"/>
+          </w:tcPr>
+          <w:p>
+            <w:pPr>
+              <w:spacing w:line="360" w:lineRule="auto"/>
+              <w:jc w:val="both"/>
+              <w:rPr>
+                <w:b/>
+                <w:sz w:val="16"/>
+                <w:szCs w:val="16"/>
+              </w:rPr>
+            </w:pPr>
+          </w:p>
+        </w:tc>
+        <w:tc>
+          <w:tcPr>
+            <w:tcW w:w="525" w:type="dxa"/>
+          </w:tcPr>
+          <w:p>
+            <w:pPr>
+              <w:spacing w:line="360" w:lineRule="auto"/>
+              <w:jc w:val="both"/>
+              <w:rPr>
+                <w:b/>
+                <w:sz w:val="16"/>
+                <w:szCs w:val="16"/>
+              </w:rPr>
+            </w:pPr>
+          </w:p>
+        </w:tc>
+      </w:tr>
+      <w:tr>
+        <w:trPr>
+          <w:gridAfter w:val="1"/>
+          <w:wAfter w:w="10" w:type="dxa"/>
+          <w:trHeight w:val="294"/>
+        </w:trPr>
+        <w:tc>
+          <w:tcPr>
+            <w:tcW w:w="1351" w:type="dxa"/>
+          </w:tcPr>
+          <w:p>
+            <w:pPr>
+              <w:spacing w:line="360" w:lineRule="auto"/>
+              <w:rPr>
+                <w:rFonts w:ascii="Calibri" w:hAnsi="Calibri" w:cs="Arial"/>
+                <w:i/>
+                <w:color w:val="548DD4"/>
+                <w:sz w:val="16"/>
+                <w:szCs w:val="16"/>
+                <w:lang w:eastAsia="es-CL"/>
+              </w:rPr>
+            </w:pPr>
+            <w:r>
+              <w:rPr>
+                <w:rFonts w:ascii="Calibri" w:hAnsi="Calibri" w:cs="Arial"/>
+                <w:i/>
+                <w:color w:val="548DD4"/>
+                <w:sz w:val="16"/>
+                <w:szCs w:val="16"/>
+                <w:lang w:eastAsia="es-CL"/>
+              </w:rPr>
+              <w:t>MVP tesorería y contabilidad</w:t>
+            </w:r>
+          </w:p>
+        </w:tc>
+        <w:tc>
+          <w:tcPr>
+            <w:tcW w:w="536" w:type="dxa"/>
+          </w:tcPr>
+          <w:p>
+            <w:pPr>
+              <w:spacing w:line="360" w:lineRule="auto"/>
+              <w:jc w:val="both"/>
+              <w:rPr>
+                <w:b/>
+                <w:sz w:val="16"/>
+                <w:szCs w:val="16"/>
+              </w:rPr>
+            </w:pPr>
+          </w:p>
+        </w:tc>
+        <w:tc>
+          <w:tcPr>
+            <w:tcW w:w="522" w:type="dxa"/>
+          </w:tcPr>
+          <w:p>
+            <w:pPr>
+              <w:spacing w:line="360" w:lineRule="auto"/>
+              <w:jc w:val="both"/>
+              <w:rPr>
+                <w:b/>
+                <w:sz w:val="16"/>
+                <w:szCs w:val="16"/>
+              </w:rPr>
+            </w:pPr>
+          </w:p>
+        </w:tc>
+        <w:tc>
+          <w:tcPr>
+            <w:tcW w:w="523" w:type="dxa"/>
+          </w:tcPr>
+          <w:p>
+            <w:pPr>
+              <w:spacing w:line="360" w:lineRule="auto"/>
+              <w:jc w:val="both"/>
+              <w:rPr>
+                <w:b/>
+                <w:sz w:val="16"/>
+                <w:szCs w:val="16"/>
+              </w:rPr>
+            </w:pPr>
+          </w:p>
+        </w:tc>
+        <w:tc>
+          <w:tcPr>
+            <w:tcW w:w="526" w:type="dxa"/>
+          </w:tcPr>
+          <w:p>
+            <w:pPr>
+              <w:spacing w:line="360" w:lineRule="auto"/>
+              <w:jc w:val="both"/>
+              <w:rPr>
+                <w:b/>
+                <w:sz w:val="16"/>
+                <w:szCs w:val="16"/>
+              </w:rPr>
+            </w:pPr>
+          </w:p>
+        </w:tc>
+        <w:tc>
+          <w:tcPr>
+            <w:tcW w:w="523" w:type="dxa"/>
+          </w:tcPr>
+          <w:p>
+            <w:pPr>
+              <w:spacing w:line="360" w:lineRule="auto"/>
+              <w:jc w:val="both"/>
+              <w:rPr>
+                <w:b/>
+                <w:sz w:val="16"/>
+                <w:szCs w:val="16"/>
+              </w:rPr>
+            </w:pPr>
+          </w:p>
+        </w:tc>
+        <w:tc>
+          <w:tcPr>
+            <w:tcW w:w="523" w:type="dxa"/>
+          </w:tcPr>
+          <w:p>
+            <w:pPr>
+              <w:spacing w:line="360" w:lineRule="auto"/>
+              <w:jc w:val="both"/>
+              <w:rPr>
+                <w:b/>
+                <w:sz w:val="16"/>
+                <w:szCs w:val="16"/>
+              </w:rPr>
+            </w:pPr>
+          </w:p>
+        </w:tc>
+        <w:tc>
+          <w:tcPr>
+            <w:tcW w:w="523" w:type="dxa"/>
+          </w:tcPr>
+          <w:p>
+            <w:pPr>
+              <w:spacing w:line="360" w:lineRule="auto"/>
+              <w:jc w:val="both"/>
+              <w:rPr>
+                <w:b/>
+                <w:sz w:val="16"/>
+                <w:szCs w:val="16"/>
+              </w:rPr>
+            </w:pPr>
+          </w:p>
+        </w:tc>
+        <w:tc>
+          <w:tcPr>
+            <w:tcW w:w="523" w:type="dxa"/>
+          </w:tcPr>
+          <w:p>
+            <w:pPr>
+              <w:spacing w:line="360" w:lineRule="auto"/>
+              <w:jc w:val="both"/>
+              <w:rPr>
+                <w:b/>
+                <w:sz w:val="16"/>
+                <w:szCs w:val="16"/>
+              </w:rPr>
+            </w:pPr>
+          </w:p>
+        </w:tc>
+        <w:tc>
+          <w:tcPr>
+            <w:tcW w:w="523" w:type="dxa"/>
+          </w:tcPr>
+          <w:p>
+            <w:pPr>
+              <w:spacing w:line="360" w:lineRule="auto"/>
+              <w:jc w:val="both"/>
+              <w:rPr>
+                <w:b/>
+                <w:sz w:val="16"/>
+                <w:szCs w:val="16"/>
+              </w:rPr>
+            </w:pPr>
+            <w:r>
+              <w:t>X</w:t>
+            </w:r>
+          </w:p>
+        </w:tc>
+        <w:tc>
+          <w:tcPr>
+            <w:tcW w:w="523" w:type="dxa"/>
+          </w:tcPr>
+          <w:p>
+            <w:pPr>
+              <w:spacing w:line="360" w:lineRule="auto"/>
+              <w:jc w:val="both"/>
+              <w:rPr>
+                <w:b/>
+                <w:sz w:val="16"/>
+                <w:szCs w:val="16"/>
+              </w:rPr>
+            </w:pPr>
+            <w:r>
+              <w:t>X</w:t>
+            </w:r>
+          </w:p>
+        </w:tc>
+        <w:tc>
+          <w:tcPr>
+            <w:tcW w:w="523" w:type="dxa"/>
+          </w:tcPr>
+          <w:p>
+            <w:pPr>
+              <w:spacing w:line="360" w:lineRule="auto"/>
+              <w:jc w:val="both"/>
+              <w:rPr>
+                <w:b/>
+                <w:sz w:val="16"/>
+                <w:szCs w:val="16"/>
+              </w:rPr>
+            </w:pPr>
+            <w:r>
+              <w:t>X</w:t>
+            </w:r>
+          </w:p>
+        </w:tc>
+        <w:tc>
+          <w:tcPr>
+            <w:tcW w:w="523" w:type="dxa"/>
+          </w:tcPr>
+          <w:p>
+            <w:pPr>
+              <w:spacing w:line="360" w:lineRule="auto"/>
+              <w:jc w:val="both"/>
+              <w:rPr>
+                <w:b/>
+                <w:sz w:val="16"/>
+                <w:szCs w:val="16"/>
+              </w:rPr>
+            </w:pPr>
+            <w:r>
+              <w:t>X</w:t>
+            </w:r>
+          </w:p>
+        </w:tc>
+        <w:tc>
+          <w:tcPr>
+            <w:tcW w:w="525" w:type="dxa"/>
+          </w:tcPr>
+          <w:p>
+            <w:pPr>
+              <w:spacing w:line="360" w:lineRule="auto"/>
+              <w:jc w:val="both"/>
+              <w:rPr>
+                <w:b/>
+                <w:sz w:val="16"/>
+                <w:szCs w:val="16"/>
+              </w:rPr>
+            </w:pPr>
+          </w:p>
+        </w:tc>
+        <w:tc>
+          <w:tcPr>
+            <w:tcW w:w="525" w:type="dxa"/>
+          </w:tcPr>
+          <w:p>
+            <w:pPr>
+              <w:spacing w:line="360" w:lineRule="auto"/>
+              <w:jc w:val="both"/>
+              <w:rPr>
+                <w:b/>
+                <w:sz w:val="16"/>
+                <w:szCs w:val="16"/>
+              </w:rPr>
+            </w:pPr>
+          </w:p>
+        </w:tc>
+        <w:tc>
+          <w:tcPr>
+            <w:tcW w:w="525" w:type="dxa"/>
+          </w:tcPr>
+          <w:p>
+            <w:pPr>
+              <w:spacing w:line="360" w:lineRule="auto"/>
+              <w:jc w:val="both"/>
+              <w:rPr>
+                <w:b/>
+                <w:sz w:val="16"/>
+                <w:szCs w:val="16"/>
+              </w:rPr>
+            </w:pPr>
+          </w:p>
+        </w:tc>
+        <w:tc>
+          <w:tcPr>
+            <w:tcW w:w="525" w:type="dxa"/>
+            <w:gridSpan w:val="2"/>
+          </w:tcPr>
+          <w:p>
+            <w:pPr>
+              <w:spacing w:line="360" w:lineRule="auto"/>
+              <w:jc w:val="both"/>
+              <w:rPr>
+                <w:b/>
+                <w:sz w:val="16"/>
+                <w:szCs w:val="16"/>
+              </w:rPr>
+            </w:pPr>
+          </w:p>
+        </w:tc>
+        <w:tc>
+          <w:tcPr>
+            <w:tcW w:w="525" w:type="dxa"/>
+          </w:tcPr>
+          <w:p>
+            <w:pPr>
+              <w:spacing w:line="360" w:lineRule="auto"/>
+              <w:jc w:val="both"/>
+              <w:rPr>
+                <w:b/>
+                <w:sz w:val="16"/>
+                <w:szCs w:val="16"/>
+              </w:rPr>
+            </w:pPr>
+          </w:p>
+        </w:tc>
+        <w:tc>
+          <w:tcPr>
+            <w:tcW w:w="525" w:type="dxa"/>
+          </w:tcPr>
+          <w:p>
+            <w:pPr>
+              <w:spacing w:line="360" w:lineRule="auto"/>
+              <w:jc w:val="both"/>
+              <w:rPr>
+                <w:b/>
+                <w:sz w:val="16"/>
+                <w:szCs w:val="16"/>
+              </w:rPr>
+            </w:pPr>
+          </w:p>
+        </w:tc>
+      </w:tr>
+      <w:tr>
+        <w:trPr>
+          <w:gridAfter w:val="1"/>
+          <w:wAfter w:w="10" w:type="dxa"/>
+          <w:trHeight w:val="294"/>
+        </w:trPr>
+        <w:tc>
+          <w:tcPr>
+            <w:tcW w:w="1351" w:type="dxa"/>
+          </w:tcPr>
+          <w:p>
+            <w:pPr>
+              <w:spacing w:line="360" w:lineRule="auto"/>
+              <w:rPr>
+                <w:rFonts w:ascii="Calibri" w:hAnsi="Calibri" w:cs="Arial"/>
+                <w:i/>
+                <w:color w:val="548DD4"/>
+                <w:sz w:val="16"/>
+                <w:szCs w:val="16"/>
+                <w:lang w:eastAsia="es-CL"/>
+              </w:rPr>
+            </w:pPr>
+            <w:r>
+              <w:rPr>
+                <w:rFonts w:ascii="Calibri" w:hAnsi="Calibri" w:cs="Arial"/>
+                <w:i/>
+                <w:color w:val="548DD4"/>
+                <w:sz w:val="16"/>
+                <w:szCs w:val="16"/>
+                <w:lang w:eastAsia="es-CL"/>
+              </w:rPr>
+              <w:t>MVP DTE nacional</w:t>
+            </w:r>
+          </w:p>
+        </w:tc>
+        <w:tc>
+          <w:tcPr>
+            <w:tcW w:w="536" w:type="dxa"/>
+          </w:tcPr>
+          <w:p>
+            <w:pPr>
+              <w:spacing w:line="360" w:lineRule="auto"/>
+              <w:jc w:val="both"/>
+              <w:rPr>
+                <w:b/>
+                <w:sz w:val="16"/>
+                <w:szCs w:val="16"/>
+              </w:rPr>
+            </w:pPr>
+          </w:p>
+        </w:tc>
+        <w:tc>
+          <w:tcPr>
+            <w:tcW w:w="522" w:type="dxa"/>
+          </w:tcPr>
+          <w:p>
+            <w:pPr>
+              <w:spacing w:line="360" w:lineRule="auto"/>
+              <w:jc w:val="both"/>
+              <w:rPr>
+                <w:b/>
+                <w:sz w:val="16"/>
+                <w:szCs w:val="16"/>
+              </w:rPr>
+            </w:pPr>
+          </w:p>
+        </w:tc>
+        <w:tc>
+          <w:tcPr>
+            <w:tcW w:w="523" w:type="dxa"/>
+          </w:tcPr>
+          <w:p>
+            <w:pPr>
+              <w:spacing w:line="360" w:lineRule="auto"/>
+              <w:jc w:val="both"/>
+              <w:rPr>
+                <w:b/>
+                <w:sz w:val="16"/>
+                <w:szCs w:val="16"/>
+              </w:rPr>
+            </w:pPr>
+          </w:p>
+        </w:tc>
+        <w:tc>
+          <w:tcPr>
+            <w:tcW w:w="526" w:type="dxa"/>
+          </w:tcPr>
+          <w:p>
+            <w:pPr>
+              <w:spacing w:line="360" w:lineRule="auto"/>
+              <w:jc w:val="both"/>
+              <w:rPr>
+                <w:b/>
+                <w:sz w:val="16"/>
+                <w:szCs w:val="16"/>
+              </w:rPr>
+            </w:pPr>
+          </w:p>
+        </w:tc>
+        <w:tc>
+          <w:tcPr>
+            <w:tcW w:w="523" w:type="dxa"/>
+          </w:tcPr>
+          <w:p>
+            <w:pPr>
+              <w:spacing w:line="360" w:lineRule="auto"/>
+              <w:jc w:val="both"/>
+              <w:rPr>
+                <w:b/>
+                <w:sz w:val="16"/>
+                <w:szCs w:val="16"/>
+              </w:rPr>
+            </w:pPr>
+          </w:p>
+        </w:tc>
+        <w:tc>
+          <w:tcPr>
+            <w:tcW w:w="523" w:type="dxa"/>
+          </w:tcPr>
+          <w:p>
+            <w:pPr>
+              <w:spacing w:line="360" w:lineRule="auto"/>
+              <w:jc w:val="both"/>
+              <w:rPr>
+                <w:b/>
+                <w:sz w:val="16"/>
+                <w:szCs w:val="16"/>
+              </w:rPr>
+            </w:pPr>
+          </w:p>
+        </w:tc>
+        <w:tc>
+          <w:tcPr>
+            <w:tcW w:w="523" w:type="dxa"/>
+          </w:tcPr>
+          <w:p>
+            <w:pPr>
+              <w:spacing w:line="360" w:lineRule="auto"/>
+              <w:jc w:val="both"/>
+              <w:rPr>
+                <w:b/>
+                <w:sz w:val="16"/>
+                <w:szCs w:val="16"/>
+              </w:rPr>
+            </w:pPr>
+          </w:p>
+        </w:tc>
+        <w:tc>
+          <w:tcPr>
+            <w:tcW w:w="523" w:type="dxa"/>
+          </w:tcPr>
+          <w:p>
+            <w:pPr>
+              <w:spacing w:line="360" w:lineRule="auto"/>
+              <w:jc w:val="both"/>
+              <w:rPr>
+                <w:b/>
+                <w:sz w:val="16"/>
+                <w:szCs w:val="16"/>
+              </w:rPr>
+            </w:pPr>
+          </w:p>
+        </w:tc>
+        <w:tc>
+          <w:tcPr>
+            <w:tcW w:w="523" w:type="dxa"/>
+          </w:tcPr>
+          <w:p>
+            <w:pPr>
+              <w:spacing w:line="360" w:lineRule="auto"/>
+              <w:jc w:val="both"/>
+              <w:rPr>
+                <w:b/>
+                <w:sz w:val="16"/>
+                <w:szCs w:val="16"/>
+              </w:rPr>
+            </w:pPr>
+          </w:p>
+        </w:tc>
+        <w:tc>
+          <w:tcPr>
+            <w:tcW w:w="523" w:type="dxa"/>
+          </w:tcPr>
+          <w:p>
+            <w:pPr>
+              <w:spacing w:line="360" w:lineRule="auto"/>
+              <w:jc w:val="both"/>
+              <w:rPr>
+                <w:b/>
+                <w:sz w:val="16"/>
+                <w:szCs w:val="16"/>
+              </w:rPr>
+            </w:pPr>
+          </w:p>
+        </w:tc>
+        <w:tc>
+          <w:tcPr>
+            <w:tcW w:w="523" w:type="dxa"/>
+          </w:tcPr>
+          <w:p>
+            <w:pPr>
+              <w:spacing w:line="360" w:lineRule="auto"/>
+              <w:jc w:val="both"/>
+              <w:rPr>
+                <w:b/>
+                <w:sz w:val="16"/>
+                <w:szCs w:val="16"/>
+              </w:rPr>
+            </w:pPr>
+            <w:r>
+              <w:t>X</w:t>
+            </w:r>
+          </w:p>
+        </w:tc>
+        <w:tc>
+          <w:tcPr>
+            <w:tcW w:w="523" w:type="dxa"/>
+          </w:tcPr>
+          <w:p>
+            <w:pPr>
+              <w:spacing w:line="360" w:lineRule="auto"/>
+              <w:jc w:val="both"/>
+              <w:rPr>
+                <w:b/>
+                <w:sz w:val="16"/>
+                <w:szCs w:val="16"/>
+              </w:rPr>
+            </w:pPr>
+            <w:r>
+              <w:t>X</w:t>
+            </w:r>
+          </w:p>
+        </w:tc>
+        <w:tc>
+          <w:tcPr>
+            <w:tcW w:w="525" w:type="dxa"/>
+          </w:tcPr>
+          <w:p>
+            <w:pPr>
+              <w:spacing w:line="360" w:lineRule="auto"/>
+              <w:jc w:val="both"/>
+              <w:rPr>
+                <w:b/>
+                <w:sz w:val="16"/>
+                <w:szCs w:val="16"/>
+              </w:rPr>
+            </w:pPr>
+            <w:r>
+              <w:t>X</w:t>
+            </w:r>
+          </w:p>
+        </w:tc>
+        <w:tc>
+          <w:tcPr>
+            <w:tcW w:w="525" w:type="dxa"/>
+          </w:tcPr>
+          <w:p>
+            <w:pPr>
+              <w:spacing w:line="360" w:lineRule="auto"/>
+              <w:jc w:val="both"/>
+              <w:rPr>
+                <w:b/>
+                <w:sz w:val="16"/>
+                <w:szCs w:val="16"/>
+              </w:rPr>
+            </w:pPr>
+            <w:r>
+              <w:t>X</w:t>
+            </w:r>
+          </w:p>
+        </w:tc>
+        <w:tc>
+          <w:tcPr>
+            <w:tcW w:w="525" w:type="dxa"/>
+          </w:tcPr>
+          <w:p>
+            <w:pPr>
+              <w:spacing w:line="360" w:lineRule="auto"/>
+              <w:jc w:val="both"/>
+              <w:rPr>
+                <w:b/>
+                <w:sz w:val="16"/>
+                <w:szCs w:val="16"/>
+              </w:rPr>
+            </w:pPr>
+          </w:p>
+        </w:tc>
+        <w:tc>
+          <w:tcPr>
+            <w:tcW w:w="525" w:type="dxa"/>
+            <w:gridSpan w:val="2"/>
+          </w:tcPr>
+          <w:p>
+            <w:pPr>
+              <w:spacing w:line="360" w:lineRule="auto"/>
+              <w:jc w:val="both"/>
+              <w:rPr>
+                <w:b/>
+                <w:sz w:val="16"/>
+                <w:szCs w:val="16"/>
+              </w:rPr>
+            </w:pPr>
+          </w:p>
+        </w:tc>
+        <w:tc>
+          <w:tcPr>
+            <w:tcW w:w="525" w:type="dxa"/>
+          </w:tcPr>
+          <w:p>
+            <w:pPr>
+              <w:spacing w:line="360" w:lineRule="auto"/>
+              <w:jc w:val="both"/>
+              <w:rPr>
+                <w:b/>
+                <w:sz w:val="16"/>
+                <w:szCs w:val="16"/>
+              </w:rPr>
+            </w:pPr>
+          </w:p>
+        </w:tc>
+        <w:tc>
+          <w:tcPr>
+            <w:tcW w:w="525" w:type="dxa"/>
+          </w:tcPr>
+          <w:p>
+            <w:pPr>
+              <w:spacing w:line="360" w:lineRule="auto"/>
+              <w:jc w:val="both"/>
+              <w:rPr>
+                <w:b/>
+                <w:sz w:val="16"/>
+                <w:szCs w:val="16"/>
+              </w:rPr>
+            </w:pPr>
+          </w:p>
+        </w:tc>
+      </w:tr>
+      <w:tr>
+        <w:trPr>
+          <w:gridAfter w:val="1"/>
+          <w:wAfter w:w="10" w:type="dxa"/>
+          <w:trHeight w:val="294"/>
+        </w:trPr>
+        <w:tc>
+          <w:tcPr>
+            <w:tcW w:w="1351" w:type="dxa"/>
+          </w:tcPr>
+          <w:p>
+            <w:pPr>
+              <w:spacing w:line="360" w:lineRule="auto"/>
+              <w:rPr>
+                <w:rFonts w:ascii="Calibri" w:hAnsi="Calibri" w:cs="Arial"/>
+                <w:i/>
+                <w:color w:val="548DD4"/>
+                <w:sz w:val="16"/>
+                <w:szCs w:val="16"/>
+                <w:lang w:eastAsia="es-CL"/>
+              </w:rPr>
+            </w:pPr>
+            <w:r>
+              <w:rPr>
+                <w:rFonts w:ascii="Calibri" w:hAnsi="Calibri" w:cs="Arial"/>
+                <w:i/>
+                <w:color w:val="548DD4"/>
+                <w:sz w:val="16"/>
+                <w:szCs w:val="16"/>
+                <w:lang w:eastAsia="es-CL"/>
+              </w:rPr>
+              <w:t>Pruebas de aceptación</w:t>
+            </w:r>
+          </w:p>
+        </w:tc>
+        <w:tc>
+          <w:tcPr>
+            <w:tcW w:w="536" w:type="dxa"/>
+          </w:tcPr>
+          <w:p>
+            <w:pPr>
+              <w:spacing w:line="360" w:lineRule="auto"/>
+              <w:jc w:val="both"/>
+              <w:rPr>
+                <w:b/>
+                <w:sz w:val="16"/>
+                <w:szCs w:val="16"/>
+              </w:rPr>
+            </w:pPr>
+          </w:p>
+        </w:tc>
+        <w:tc>
+          <w:tcPr>
+            <w:tcW w:w="522" w:type="dxa"/>
+          </w:tcPr>
+          <w:p>
+            <w:pPr>
+              <w:spacing w:line="360" w:lineRule="auto"/>
+              <w:jc w:val="both"/>
+              <w:rPr>
+                <w:b/>
+                <w:sz w:val="16"/>
+                <w:szCs w:val="16"/>
+              </w:rPr>
+            </w:pPr>
+          </w:p>
+        </w:tc>
+        <w:tc>
+          <w:tcPr>
+            <w:tcW w:w="523" w:type="dxa"/>
+          </w:tcPr>
+          <w:p>
+            <w:pPr>
+              <w:spacing w:line="360" w:lineRule="auto"/>
+              <w:jc w:val="both"/>
+              <w:rPr>
+                <w:b/>
+                <w:sz w:val="16"/>
+                <w:szCs w:val="16"/>
+              </w:rPr>
+            </w:pPr>
+          </w:p>
+        </w:tc>
+        <w:tc>
+          <w:tcPr>
+            <w:tcW w:w="526" w:type="dxa"/>
+          </w:tcPr>
+          <w:p>
+            <w:pPr>
+              <w:spacing w:line="360" w:lineRule="auto"/>
+              <w:jc w:val="both"/>
+              <w:rPr>
+                <w:b/>
+                <w:sz w:val="16"/>
+                <w:szCs w:val="16"/>
+              </w:rPr>
+            </w:pPr>
+          </w:p>
+        </w:tc>
+        <w:tc>
+          <w:tcPr>
+            <w:tcW w:w="523" w:type="dxa"/>
+          </w:tcPr>
+          <w:p>
+            <w:pPr>
+              <w:spacing w:line="360" w:lineRule="auto"/>
+              <w:jc w:val="both"/>
+              <w:rPr>
+                <w:b/>
+                <w:sz w:val="16"/>
+                <w:szCs w:val="16"/>
+              </w:rPr>
+            </w:pPr>
+          </w:p>
+        </w:tc>
+        <w:tc>
+          <w:tcPr>
+            <w:tcW w:w="523" w:type="dxa"/>
+          </w:tcPr>
+          <w:p>
+            <w:pPr>
+              <w:spacing w:line="360" w:lineRule="auto"/>
+              <w:jc w:val="both"/>
+              <w:rPr>
+                <w:b/>
+                <w:sz w:val="16"/>
+                <w:szCs w:val="16"/>
+              </w:rPr>
+            </w:pPr>
+          </w:p>
+        </w:tc>
+        <w:tc>
+          <w:tcPr>
+            <w:tcW w:w="523" w:type="dxa"/>
+          </w:tcPr>
+          <w:p>
+            <w:pPr>
+              <w:spacing w:line="360" w:lineRule="auto"/>
+              <w:jc w:val="both"/>
+              <w:rPr>
+                <w:b/>
+                <w:sz w:val="16"/>
+                <w:szCs w:val="16"/>
+              </w:rPr>
+            </w:pPr>
+            <w:r>
+              <w:t>X</w:t>
+            </w:r>
+          </w:p>
+        </w:tc>
+        <w:tc>
+          <w:tcPr>
+            <w:tcW w:w="523" w:type="dxa"/>
+          </w:tcPr>
+          <w:p>
+            <w:pPr>
+              <w:spacing w:line="360" w:lineRule="auto"/>
+              <w:jc w:val="both"/>
+              <w:rPr>
+                <w:b/>
+                <w:sz w:val="16"/>
+                <w:szCs w:val="16"/>
+              </w:rPr>
+            </w:pPr>
+            <w:r>
+              <w:t>X</w:t>
+            </w:r>
+          </w:p>
+        </w:tc>
+        <w:tc>
+          <w:tcPr>
+            <w:tcW w:w="523" w:type="dxa"/>
+          </w:tcPr>
+          <w:p>
+            <w:pPr>
+              <w:spacing w:line="360" w:lineRule="auto"/>
+              <w:jc w:val="both"/>
+              <w:rPr>
+                <w:b/>
+                <w:sz w:val="16"/>
+                <w:szCs w:val="16"/>
+              </w:rPr>
+            </w:pPr>
+            <w:r>
+              <w:t>X</w:t>
+            </w:r>
+          </w:p>
+        </w:tc>
+        <w:tc>
+          <w:tcPr>
+            <w:tcW w:w="523" w:type="dxa"/>
+          </w:tcPr>
+          <w:p>
+            <w:pPr>
+              <w:spacing w:line="360" w:lineRule="auto"/>
+              <w:jc w:val="both"/>
+              <w:rPr>
+                <w:b/>
+                <w:sz w:val="16"/>
+                <w:szCs w:val="16"/>
+              </w:rPr>
+            </w:pPr>
+            <w:r>
+              <w:t>X</w:t>
+            </w:r>
+          </w:p>
+        </w:tc>
+        <w:tc>
+          <w:tcPr>
+            <w:tcW w:w="523" w:type="dxa"/>
+          </w:tcPr>
+          <w:p>
+            <w:pPr>
+              <w:spacing w:line="360" w:lineRule="auto"/>
+              <w:jc w:val="both"/>
+              <w:rPr>
+                <w:b/>
+                <w:sz w:val="16"/>
+                <w:szCs w:val="16"/>
+              </w:rPr>
+            </w:pPr>
+            <w:r>
+              <w:t>X</w:t>
+            </w:r>
+          </w:p>
+        </w:tc>
+        <w:tc>
+          <w:tcPr>
+            <w:tcW w:w="523" w:type="dxa"/>
+          </w:tcPr>
+          <w:p>
+            <w:pPr>
+              <w:spacing w:line="360" w:lineRule="auto"/>
+              <w:jc w:val="both"/>
+              <w:rPr>
+                <w:b/>
+                <w:sz w:val="16"/>
+                <w:szCs w:val="16"/>
+              </w:rPr>
+            </w:pPr>
+            <w:r>
+              <w:t>X</w:t>
+            </w:r>
+          </w:p>
+        </w:tc>
+        <w:tc>
+          <w:tcPr>
+            <w:tcW w:w="525" w:type="dxa"/>
+          </w:tcPr>
+          <w:p>
+            <w:pPr>
+              <w:spacing w:line="360" w:lineRule="auto"/>
+              <w:jc w:val="both"/>
+              <w:rPr>
+                <w:b/>
+                <w:sz w:val="16"/>
+                <w:szCs w:val="16"/>
+              </w:rPr>
+            </w:pPr>
+            <w:r>
+              <w:t>X</w:t>
+            </w:r>
+          </w:p>
+        </w:tc>
+        <w:tc>
+          <w:tcPr>
+            <w:tcW w:w="525" w:type="dxa"/>
+          </w:tcPr>
+          <w:p>
+            <w:pPr>
+              <w:spacing w:line="360" w:lineRule="auto"/>
+              <w:jc w:val="both"/>
+              <w:rPr>
+                <w:b/>
+                <w:sz w:val="16"/>
+                <w:szCs w:val="16"/>
+              </w:rPr>
+            </w:pPr>
+            <w:r>
+              <w:t>X</w:t>
+            </w:r>
+          </w:p>
+        </w:tc>
+        <w:tc>
+          <w:tcPr>
+            <w:tcW w:w="525" w:type="dxa"/>
+          </w:tcPr>
+          <w:p>
+            <w:pPr>
+              <w:spacing w:line="360" w:lineRule="auto"/>
+              <w:jc w:val="both"/>
+              <w:rPr>
+                <w:b/>
+                <w:sz w:val="16"/>
+                <w:szCs w:val="16"/>
+              </w:rPr>
+            </w:pPr>
+            <w:r>
+              <w:t>X</w:t>
+            </w:r>
+          </w:p>
+        </w:tc>
+        <w:tc>
+          <w:tcPr>
+            <w:tcW w:w="525" w:type="dxa"/>
+            <w:gridSpan w:val="2"/>
+          </w:tcPr>
+          <w:p>
+            <w:pPr>
+              <w:spacing w:line="360" w:lineRule="auto"/>
+              <w:jc w:val="both"/>
+              <w:rPr>
+                <w:b/>
+                <w:sz w:val="16"/>
+                <w:szCs w:val="16"/>
+              </w:rPr>
+            </w:pPr>
+          </w:p>
+        </w:tc>
+        <w:tc>
+          <w:tcPr>
+            <w:tcW w:w="525" w:type="dxa"/>
+          </w:tcPr>
+          <w:p>
+            <w:pPr>
+              <w:spacing w:line="360" w:lineRule="auto"/>
+              <w:jc w:val="both"/>
+              <w:rPr>
+                <w:b/>
+                <w:sz w:val="16"/>
+                <w:szCs w:val="16"/>
+              </w:rPr>
+            </w:pPr>
+          </w:p>
+        </w:tc>
+        <w:tc>
+          <w:tcPr>
+            <w:tcW w:w="525" w:type="dxa"/>
+          </w:tcPr>
+          <w:p>
+            <w:pPr>
+              <w:spacing w:line="360" w:lineRule="auto"/>
+              <w:jc w:val="both"/>
+              <w:rPr>
+                <w:b/>
+                <w:sz w:val="16"/>
+                <w:szCs w:val="16"/>
+              </w:rPr>
+            </w:pPr>
+          </w:p>
+        </w:tc>
+      </w:tr>
+      <w:tr>
+        <w:trPr>
+          <w:gridAfter w:val="1"/>
+          <w:wAfter w:w="10" w:type="dxa"/>
+          <w:trHeight w:val="294"/>
+        </w:trPr>
+        <w:tc>
+          <w:tcPr>
+            <w:tcW w:w="1351" w:type="dxa"/>
+          </w:tcPr>
+          <w:p>
+            <w:pPr>
+              <w:spacing w:line="360" w:lineRule="auto"/>
+              <w:rPr>
+                <w:rFonts w:ascii="Calibri" w:hAnsi="Calibri" w:cs="Arial"/>
+                <w:i/>
+                <w:color w:val="548DD4"/>
+                <w:sz w:val="16"/>
+                <w:szCs w:val="16"/>
+                <w:lang w:eastAsia="es-CL"/>
+              </w:rPr>
+            </w:pPr>
+            <w:r>
+              <w:rPr>
+                <w:rFonts w:ascii="Calibri" w:hAnsi="Calibri" w:cs="Arial"/>
+                <w:i/>
+                <w:color w:val="548DD4"/>
+                <w:sz w:val="16"/>
+                <w:szCs w:val="16"/>
+                <w:lang w:eastAsia="es-CL"/>
+              </w:rPr>
+              <w:t>Informe y defensa</w:t>
+            </w:r>
+          </w:p>
+        </w:tc>
+        <w:tc>
+          <w:tcPr>
+            <w:tcW w:w="536" w:type="dxa"/>
+          </w:tcPr>
+          <w:p>
+            <w:pPr>
+              <w:spacing w:line="360" w:lineRule="auto"/>
+              <w:jc w:val="both"/>
+              <w:rPr>
+                <w:b/>
+                <w:sz w:val="16"/>
+                <w:szCs w:val="16"/>
+              </w:rPr>
+            </w:pPr>
+          </w:p>
+        </w:tc>
+        <w:tc>
+          <w:tcPr>
+            <w:tcW w:w="522" w:type="dxa"/>
+          </w:tcPr>
+          <w:p>
+            <w:pPr>
+              <w:spacing w:line="360" w:lineRule="auto"/>
+              <w:jc w:val="both"/>
+              <w:rPr>
+                <w:b/>
+                <w:sz w:val="16"/>
+                <w:szCs w:val="16"/>
+              </w:rPr>
+            </w:pPr>
+          </w:p>
+        </w:tc>
+        <w:tc>
+          <w:tcPr>
+            <w:tcW w:w="523" w:type="dxa"/>
+          </w:tcPr>
+          <w:p>
+            <w:pPr>
+              <w:spacing w:line="360" w:lineRule="auto"/>
+              <w:jc w:val="both"/>
+              <w:rPr>
+                <w:b/>
+                <w:sz w:val="16"/>
+                <w:szCs w:val="16"/>
+              </w:rPr>
+            </w:pPr>
+          </w:p>
+        </w:tc>
+        <w:tc>
+          <w:tcPr>
+            <w:tcW w:w="526" w:type="dxa"/>
+          </w:tcPr>
+          <w:p>
+            <w:pPr>
+              <w:spacing w:line="360" w:lineRule="auto"/>
+              <w:jc w:val="both"/>
+              <w:rPr>
+                <w:b/>
+                <w:sz w:val="16"/>
+                <w:szCs w:val="16"/>
+              </w:rPr>
+            </w:pPr>
+          </w:p>
+        </w:tc>
+        <w:tc>
+          <w:tcPr>
+            <w:tcW w:w="523" w:type="dxa"/>
+          </w:tcPr>
+          <w:p>
+            <w:pPr>
+              <w:spacing w:line="360" w:lineRule="auto"/>
+              <w:jc w:val="both"/>
+              <w:rPr>
+                <w:b/>
+                <w:sz w:val="16"/>
+                <w:szCs w:val="16"/>
+              </w:rPr>
+            </w:pPr>
+          </w:p>
+        </w:tc>
+        <w:tc>
+          <w:tcPr>
+            <w:tcW w:w="523" w:type="dxa"/>
+          </w:tcPr>
+          <w:p>
+            <w:pPr>
+              <w:spacing w:line="360" w:lineRule="auto"/>
+              <w:jc w:val="both"/>
+              <w:rPr>
+                <w:b/>
+                <w:sz w:val="16"/>
+                <w:szCs w:val="16"/>
+              </w:rPr>
+            </w:pPr>
+          </w:p>
+        </w:tc>
+        <w:tc>
+          <w:tcPr>
+            <w:tcW w:w="523" w:type="dxa"/>
+          </w:tcPr>
+          <w:p>
+            <w:pPr>
+              <w:spacing w:line="360" w:lineRule="auto"/>
+              <w:jc w:val="both"/>
+              <w:rPr>
+                <w:b/>
+                <w:sz w:val="16"/>
+                <w:szCs w:val="16"/>
+              </w:rPr>
+            </w:pPr>
+          </w:p>
+        </w:tc>
+        <w:tc>
+          <w:tcPr>
+            <w:tcW w:w="523" w:type="dxa"/>
+          </w:tcPr>
+          <w:p>
+            <w:pPr>
+              <w:spacing w:line="360" w:lineRule="auto"/>
+              <w:jc w:val="both"/>
+              <w:rPr>
+                <w:b/>
+                <w:sz w:val="16"/>
+                <w:szCs w:val="16"/>
+              </w:rPr>
+            </w:pPr>
+          </w:p>
+        </w:tc>
+        <w:tc>
+          <w:tcPr>
+            <w:tcW w:w="523" w:type="dxa"/>
+          </w:tcPr>
+          <w:p>
+            <w:pPr>
+              <w:spacing w:line="360" w:lineRule="auto"/>
+              <w:jc w:val="both"/>
+              <w:rPr>
+                <w:b/>
+                <w:sz w:val="16"/>
+                <w:szCs w:val="16"/>
+              </w:rPr>
+            </w:pPr>
+          </w:p>
+        </w:tc>
+        <w:tc>
+          <w:tcPr>
+            <w:tcW w:w="523" w:type="dxa"/>
+          </w:tcPr>
+          <w:p>
+            <w:pPr>
+              <w:spacing w:line="360" w:lineRule="auto"/>
+              <w:jc w:val="both"/>
+              <w:rPr>
+                <w:b/>
+                <w:sz w:val="16"/>
+                <w:szCs w:val="16"/>
+              </w:rPr>
+            </w:pPr>
+          </w:p>
+        </w:tc>
+        <w:tc>
+          <w:tcPr>
+            <w:tcW w:w="523" w:type="dxa"/>
+          </w:tcPr>
+          <w:p>
+            <w:pPr>
+              <w:spacing w:line="360" w:lineRule="auto"/>
+              <w:jc w:val="both"/>
+              <w:rPr>
+                <w:b/>
+                <w:sz w:val="16"/>
+                <w:szCs w:val="16"/>
+              </w:rPr>
+            </w:pPr>
+          </w:p>
+        </w:tc>
+        <w:tc>
+          <w:tcPr>
+            <w:tcW w:w="523" w:type="dxa"/>
+          </w:tcPr>
+          <w:p>
+            <w:pPr>
+              <w:spacing w:line="360" w:lineRule="auto"/>
+              <w:jc w:val="both"/>
+              <w:rPr>
+                <w:b/>
+                <w:sz w:val="16"/>
+                <w:szCs w:val="16"/>
+              </w:rPr>
+            </w:pPr>
+          </w:p>
+        </w:tc>
+        <w:tc>
+          <w:tcPr>
+            <w:tcW w:w="525" w:type="dxa"/>
+          </w:tcPr>
+          <w:p>
+            <w:pPr>
+              <w:spacing w:line="360" w:lineRule="auto"/>
+              <w:jc w:val="both"/>
+              <w:rPr>
+                <w:b/>
+                <w:sz w:val="16"/>
+                <w:szCs w:val="16"/>
+              </w:rPr>
+            </w:pPr>
+          </w:p>
+        </w:tc>
+        <w:tc>
+          <w:tcPr>
+            <w:tcW w:w="525" w:type="dxa"/>
+          </w:tcPr>
+          <w:p>
+            <w:pPr>
+              <w:spacing w:line="360" w:lineRule="auto"/>
+              <w:jc w:val="both"/>
+              <w:rPr>
+                <w:b/>
+                <w:sz w:val="16"/>
+                <w:szCs w:val="16"/>
+              </w:rPr>
+            </w:pPr>
+          </w:p>
+        </w:tc>
+        <w:tc>
+          <w:tcPr>
+            <w:tcW w:w="525" w:type="dxa"/>
+          </w:tcPr>
+          <w:p>
+            <w:pPr>
+              <w:spacing w:line="360" w:lineRule="auto"/>
+              <w:jc w:val="both"/>
+              <w:rPr>
+                <w:b/>
+                <w:sz w:val="16"/>
+                <w:szCs w:val="16"/>
+              </w:rPr>
+            </w:pPr>
+            <w:r>
+              <w:t>X</w:t>
+            </w:r>
+          </w:p>
+        </w:tc>
+        <w:tc>
+          <w:tcPr>
+            <w:tcW w:w="525" w:type="dxa"/>
+            <w:gridSpan w:val="2"/>
+          </w:tcPr>
+          <w:p>
+            <w:pPr>
+              <w:spacing w:line="360" w:lineRule="auto"/>
+              <w:jc w:val="both"/>
+              <w:rPr>
+                <w:b/>
+                <w:sz w:val="16"/>
+                <w:szCs w:val="16"/>
+              </w:rPr>
+            </w:pPr>
+            <w:r>
+              <w:t>X</w:t>
+            </w:r>
+          </w:p>
+        </w:tc>
+        <w:tc>
+          <w:tcPr>
+            <w:tcW w:w="525" w:type="dxa"/>
+          </w:tcPr>
+          <w:p>
+            <w:pPr>
+              <w:spacing w:line="360" w:lineRule="auto"/>
+              <w:jc w:val="both"/>
+              <w:rPr>
+                <w:b/>
+                <w:sz w:val="16"/>
+                <w:szCs w:val="16"/>
+              </w:rPr>
+            </w:pPr>
+            <w:r>
+              <w:t>X</w:t>
+            </w:r>
+          </w:p>
+        </w:tc>
+        <w:tc>
+          <w:tcPr>
+            <w:tcW w:w="525" w:type="dxa"/>
+          </w:tcPr>
+          <w:p>
+            <w:pPr>
+              <w:spacing w:line="360" w:lineRule="auto"/>
+              <w:jc w:val="both"/>
+              <w:rPr>
+                <w:b/>
+                <w:sz w:val="16"/>
+                <w:szCs w:val="16"/>
+              </w:rPr>
+            </w:pPr>
+            <w:r>
+              <w:t>X</w:t>
+            </w:r>
           </w:p>
         </w:tc>
       </w:tr>
     </w:tbl>
     <w:p/>
+    <w:p>
+      <w:r>
+        <w:rPr>
+          <w:rFonts w:ascii="Calibri" w:hAnsi="Calibri"/>
+        </w:rPr>
+        <w:t xml:space="preserve">Además de la tabla de 18 semanas de la asignatura, la Carta Gantt de producto (13/07/2026 → objetivo 09/01/2027, 85 tareas) está en </w:t>
+      </w:r>
+      <w:proofErr w:type="spellStart"/>
+      <w:r>
+        <w:rPr>
+          <w:rFonts w:ascii="Calibri" w:hAnsi="Calibri"/>
+        </w:rPr>
+        <w:t>gantt</w:t>
+      </w:r>
+      <w:proofErr w:type="spellEnd"/>
+      <w:r>
+        <w:rPr>
+          <w:rFonts w:ascii="Calibri" w:hAnsi="Calibri"/>
+        </w:rPr>
+        <w:t xml:space="preserve">/erp_gantt_devint_6_meses.html. En Scrum es el mapa de </w:t>
+      </w:r>
+      <w:proofErr w:type="spellStart"/>
+      <w:r>
+        <w:rPr>
+          <w:rFonts w:ascii="Calibri" w:hAnsi="Calibri"/>
+        </w:rPr>
+        <w:t>releases</w:t>
+      </w:r>
+      <w:proofErr w:type="spellEnd"/>
+      <w:r>
+        <w:rPr>
+          <w:rFonts w:ascii="Calibri" w:hAnsi="Calibri"/>
+        </w:rPr>
+        <w:t>; el incremento sigue siendo el módulo aceptado por el cliente.</w:t>
+      </w:r>
+    </w:p>
     <w:sectPr>
       <w:headerReference w:type="default" r:id="rId10"/>
       <w:pgSz w:w="11906" w:h="16838"/>
@@ -7210,7 +10484,7 @@
 </file>
 
 <file path=word/endnotes.xml><?xml version="1.0" encoding="utf-8"?>
-<w:endnotes xmlns:wpc="http://schemas.microsoft.com/office/word/2010/wordprocessingCanvas" xmlns:cx="http://schemas.microsoft.com/office/drawing/2014/chartex" xmlns:mc="http://schemas.openxmlformats.org/markup-compatibility/2006" xmlns:o="urn:schemas-microsoft-com:office:office" xmlns:r="http://schemas.openxmlformats.org/officeDocument/2006/relationships" xmlns:m="http://schemas.openxmlformats.org/officeDocument/2006/math" xmlns:v="urn:schemas-microsoft-com:vml" xmlns:wp14="http://schemas.microsoft.com/office/word/2010/wordprocessingDrawing" xmlns:wp="http://schemas.openxmlformats.org/drawingml/2006/wordprocessingDrawing" xmlns:w10="urn:schemas-microsoft-com:office:word" xmlns:w="http://schemas.openxmlformats.org/wordprocessingml/2006/main" xmlns:w14="http://schemas.microsoft.com/office/word/2010/wordml" xmlns:w15="http://schemas.microsoft.com/office/word/2012/wordml" xmlns:w16se="http://schemas.microsoft.com/office/word/2015/wordml/symex" xmlns:wpg="http://schemas.microsoft.com/office/word/2010/wordprocessingGroup" xmlns:wpi="http://schemas.microsoft.com/office/word/2010/wordprocessingInk" xmlns:wne="http://schemas.microsoft.com/office/word/2006/wordml" xmlns:wps="http://schemas.microsoft.com/office/word/2010/wordprocessingShape" mc:Ignorable="w14 w15 w16se wp14">
+<w:endnotes xmlns:wpc="http://schemas.microsoft.com/office/word/2010/wordprocessingCanvas" xmlns:cx="http://schemas.microsoft.com/office/drawing/2014/chartex" xmlns:cx1="http://schemas.microsoft.com/office/drawing/2015/9/8/chartex" xmlns:cx2="http://schemas.microsoft.com/office/drawing/2015/10/21/chartex" xmlns:cx3="http://schemas.microsoft.com/office/drawing/2016/5/9/chartex" xmlns:cx4="http://schemas.microsoft.com/office/drawing/2016/5/10/chartex" xmlns:cx5="http://schemas.microsoft.com/office/drawing/2016/5/11/chartex" xmlns:cx6="http://schemas.microsoft.com/office/drawing/2016/5/12/chartex" xmlns:cx7="http://schemas.microsoft.com/office/drawing/2016/5/13/chartex" xmlns:cx8="http://schemas.microsoft.com/office/drawing/2016/5/14/chartex" xmlns:mc="http://schemas.openxmlformats.org/markup-compatibility/2006" xmlns:aink="http://schemas.microsoft.com/office/drawing/2016/ink" xmlns:am3d="http://schemas.microsoft.com/office/drawing/2017/model3d" xmlns:o="urn:schemas-microsoft-com:office:office" xmlns:oel="http://schemas.microsoft.com/office/2019/extlst" xmlns:r="http://schemas.openxmlformats.org/officeDocument/2006/relationships" xmlns:m="http://schemas.openxmlformats.org/officeDocument/2006/math" xmlns:v="urn:schemas-microsoft-com:vml" xmlns:wp14="http://schemas.microsoft.com/office/word/2010/wordprocessingDrawing" xmlns:wp="http://schemas.openxmlformats.org/drawingml/2006/wordprocessingDrawing" xmlns:w10="urn:schemas-microsoft-com:office:word" xmlns:w="http://schemas.openxmlformats.org/wordprocessingml/2006/main" xmlns:w14="http://schemas.microsoft.com/office/word/2010/wordml" xmlns:w15="http://schemas.microsoft.com/office/word/2012/wordml" xmlns:w16cex="http://schemas.microsoft.com/office/word/2018/wordml/cex" xmlns:w16cid="http://schemas.microsoft.com/office/word/2016/wordml/cid" xmlns:w16="http://schemas.microsoft.com/office/word/2018/wordml" xmlns:w16du="http://schemas.microsoft.com/office/word/2023/wordml/word16du" xmlns:w16sdtdh="http://schemas.microsoft.com/office/word/2020/wordml/sdtdatahash" xmlns:w16sdtfl="http://schemas.microsoft.com/office/word/2024/wordml/sdtformatlock" xmlns:w16se="http://schemas.microsoft.com/office/word/2015/wordml/symex" xmlns:wpg="http://schemas.microsoft.com/office/word/2010/wordprocessingGroup" xmlns:wpi="http://schemas.microsoft.com/office/word/2010/wordprocessingInk" xmlns:wne="http://schemas.microsoft.com/office/word/2006/wordml" xmlns:wps="http://schemas.microsoft.com/office/word/2010/wordprocessingShape" mc:Ignorable="w14 w15 w16se w16cid w16 w16cex w16sdtdh w16sdtfl w16du wp14">
   <w:endnote w:type="separator" w:id="-1">
     <w:p>
       <w:pPr>
@@ -7235,7 +10509,7 @@
 </file>
 
 <file path=word/footnotes.xml><?xml version="1.0" encoding="utf-8"?>
-<w:footnotes xmlns:wpc="http://schemas.microsoft.com/office/word/2010/wordprocessingCanvas" xmlns:cx="http://schemas.microsoft.com/office/drawing/2014/chartex" xmlns:mc="http://schemas.openxmlformats.org/markup-compatibility/2006" xmlns:o="urn:schemas-microsoft-com:office:office" xmlns:r="http://schemas.openxmlformats.org/officeDocument/2006/relationships" xmlns:m="http://schemas.openxmlformats.org/officeDocument/2006/math" xmlns:v="urn:schemas-microsoft-com:vml" xmlns:wp14="http://schemas.microsoft.com/office/word/2010/wordprocessingDrawing" xmlns:wp="http://schemas.openxmlformats.org/drawingml/2006/wordprocessingDrawing" xmlns:w10="urn:schemas-microsoft-com:office:word" xmlns:w="http://schemas.openxmlformats.org/wordprocessingml/2006/main" xmlns:w14="http://schemas.microsoft.com/office/word/2010/wordml" xmlns:w15="http://schemas.microsoft.com/office/word/2012/wordml" xmlns:w16se="http://schemas.microsoft.com/office/word/2015/wordml/symex" xmlns:wpg="http://schemas.microsoft.com/office/word/2010/wordprocessingGroup" xmlns:wpi="http://schemas.microsoft.com/office/word/2010/wordprocessingInk" xmlns:wne="http://schemas.microsoft.com/office/word/2006/wordml" xmlns:wps="http://schemas.microsoft.com/office/word/2010/wordprocessingShape" mc:Ignorable="w14 w15 w16se wp14">
+<w:footnotes xmlns:wpc="http://schemas.microsoft.com/office/word/2010/wordprocessingCanvas" xmlns:cx="http://schemas.microsoft.com/office/drawing/2014/chartex" xmlns:cx1="http://schemas.microsoft.com/office/drawing/2015/9/8/chartex" xmlns:cx2="http://schemas.microsoft.com/office/drawing/2015/10/21/chartex" xmlns:cx3="http://schemas.microsoft.com/office/drawing/2016/5/9/chartex" xmlns:cx4="http://schemas.microsoft.com/office/drawing/2016/5/10/chartex" xmlns:cx5="http://schemas.microsoft.com/office/drawing/2016/5/11/chartex" xmlns:cx6="http://schemas.microsoft.com/office/drawing/2016/5/12/chartex" xmlns:cx7="http://schemas.microsoft.com/office/drawing/2016/5/13/chartex" xmlns:cx8="http://schemas.microsoft.com/office/drawing/2016/5/14/chartex" xmlns:mc="http://schemas.openxmlformats.org/markup-compatibility/2006" xmlns:aink="http://schemas.microsoft.com/office/drawing/2016/ink" xmlns:am3d="http://schemas.microsoft.com/office/drawing/2017/model3d" xmlns:o="urn:schemas-microsoft-com:office:office" xmlns:oel="http://schemas.microsoft.com/office/2019/extlst" xmlns:r="http://schemas.openxmlformats.org/officeDocument/2006/relationships" xmlns:m="http://schemas.openxmlformats.org/officeDocument/2006/math" xmlns:v="urn:schemas-microsoft-com:vml" xmlns:wp14="http://schemas.microsoft.com/office/word/2010/wordprocessingDrawing" xmlns:wp="http://schemas.openxmlformats.org/drawingml/2006/wordprocessingDrawing" xmlns:w10="urn:schemas-microsoft-com:office:word" xmlns:w="http://schemas.openxmlformats.org/wordprocessingml/2006/main" xmlns:w14="http://schemas.microsoft.com/office/word/2010/wordml" xmlns:w15="http://schemas.microsoft.com/office/word/2012/wordml" xmlns:w16cex="http://schemas.microsoft.com/office/word/2018/wordml/cex" xmlns:w16cid="http://schemas.microsoft.com/office/word/2016/wordml/cid" xmlns:w16="http://schemas.microsoft.com/office/word/2018/wordml" xmlns:w16du="http://schemas.microsoft.com/office/word/2023/wordml/word16du" xmlns:w16sdtdh="http://schemas.microsoft.com/office/word/2020/wordml/sdtdatahash" xmlns:w16sdtfl="http://schemas.microsoft.com/office/word/2024/wordml/sdtformatlock" xmlns:w16se="http://schemas.microsoft.com/office/word/2015/wordml/symex" xmlns:wpg="http://schemas.microsoft.com/office/word/2010/wordprocessingGroup" xmlns:wpi="http://schemas.microsoft.com/office/word/2010/wordprocessingInk" xmlns:wne="http://schemas.microsoft.com/office/word/2006/wordml" xmlns:wps="http://schemas.microsoft.com/office/word/2010/wordprocessingShape" mc:Ignorable="w14 w15 w16se w16cid w16 w16cex w16sdtdh w16sdtfl w16du wp14">
   <w:footnote w:type="separator" w:id="-1">
     <w:p>
       <w:pPr>
@@ -7315,7 +10589,7 @@
 </file>
 
 <file path=word/header1.xml><?xml version="1.0" encoding="utf-8"?>
-<w:hdr xmlns:wpc="http://schemas.microsoft.com/office/word/2010/wordprocessingCanvas" xmlns:cx="http://schemas.microsoft.com/office/drawing/2014/chartex" xmlns:mc="http://schemas.openxmlformats.org/markup-compatibility/2006" xmlns:o="urn:schemas-microsoft-com:office:office" xmlns:r="http://schemas.openxmlformats.org/officeDocument/2006/relationships" xmlns:m="http://schemas.openxmlformats.org/officeDocument/2006/math" xmlns:v="urn:schemas-microsoft-com:vml" xmlns:wp14="http://schemas.microsoft.com/office/word/2010/wordprocessingDrawing" xmlns:wp="http://schemas.openxmlformats.org/drawingml/2006/wordprocessingDrawing" xmlns:w10="urn:schemas-microsoft-com:office:word" xmlns:w="http://schemas.openxmlformats.org/wordprocessingml/2006/main" xmlns:w14="http://schemas.microsoft.com/office/word/2010/wordml" xmlns:w15="http://schemas.microsoft.com/office/word/2012/wordml" xmlns:w16se="http://schemas.microsoft.com/office/word/2015/wordml/symex" xmlns:wpg="http://schemas.microsoft.com/office/word/2010/wordprocessingGroup" xmlns:wpi="http://schemas.microsoft.com/office/word/2010/wordprocessingInk" xmlns:wne="http://schemas.microsoft.com/office/word/2006/wordml" xmlns:wps="http://schemas.microsoft.com/office/word/2010/wordprocessingShape" mc:Ignorable="w14 w15 w16se wp14">
+<w:hdr xmlns:wpc="http://schemas.microsoft.com/office/word/2010/wordprocessingCanvas" xmlns:cx="http://schemas.microsoft.com/office/drawing/2014/chartex" xmlns:cx1="http://schemas.microsoft.com/office/drawing/2015/9/8/chartex" xmlns:cx2="http://schemas.microsoft.com/office/drawing/2015/10/21/chartex" xmlns:cx3="http://schemas.microsoft.com/office/drawing/2016/5/9/chartex" xmlns:cx4="http://schemas.microsoft.com/office/drawing/2016/5/10/chartex" xmlns:cx5="http://schemas.microsoft.com/office/drawing/2016/5/11/chartex" xmlns:cx6="http://schemas.microsoft.com/office/drawing/2016/5/12/chartex" xmlns:cx7="http://schemas.microsoft.com/office/drawing/2016/5/13/chartex" xmlns:cx8="http://schemas.microsoft.com/office/drawing/2016/5/14/chartex" xmlns:mc="http://schemas.openxmlformats.org/markup-compatibility/2006" xmlns:aink="http://schemas.microsoft.com/office/drawing/2016/ink" xmlns:am3d="http://schemas.microsoft.com/office/drawing/2017/model3d" xmlns:o="urn:schemas-microsoft-com:office:office" xmlns:oel="http://schemas.microsoft.com/office/2019/extlst" xmlns:r="http://schemas.openxmlformats.org/officeDocument/2006/relationships" xmlns:m="http://schemas.openxmlformats.org/officeDocument/2006/math" xmlns:v="urn:schemas-microsoft-com:vml" xmlns:wp14="http://schemas.microsoft.com/office/word/2010/wordprocessingDrawing" xmlns:wp="http://schemas.openxmlformats.org/drawingml/2006/wordprocessingDrawing" xmlns:w10="urn:schemas-microsoft-com:office:word" xmlns:w="http://schemas.openxmlformats.org/wordprocessingml/2006/main" xmlns:w14="http://schemas.microsoft.com/office/word/2010/wordml" xmlns:w15="http://schemas.microsoft.com/office/word/2012/wordml" xmlns:w16cex="http://schemas.microsoft.com/office/word/2018/wordml/cex" xmlns:w16cid="http://schemas.microsoft.com/office/word/2016/wordml/cid" xmlns:w16="http://schemas.microsoft.com/office/word/2018/wordml" xmlns:w16du="http://schemas.microsoft.com/office/word/2023/wordml/word16du" xmlns:w16sdtdh="http://schemas.microsoft.com/office/word/2020/wordml/sdtdatahash" xmlns:w16sdtfl="http://schemas.microsoft.com/office/word/2024/wordml/sdtformatlock" xmlns:w16se="http://schemas.microsoft.com/office/word/2015/wordml/symex" xmlns:wpg="http://schemas.microsoft.com/office/word/2010/wordprocessingGroup" xmlns:wpi="http://schemas.microsoft.com/office/word/2010/wordprocessingInk" xmlns:wne="http://schemas.microsoft.com/office/word/2006/wordml" xmlns:wps="http://schemas.microsoft.com/office/word/2010/wordprocessingShape" mc:Ignorable="w14 w15 w16se w16cid w16 w16cex w16sdtdh w16sdtfl w16du wp14">
   <w:tbl>
     <w:tblPr>
       <w:tblStyle w:val="Tablaconcuadrcula1"/>
@@ -7500,7 +10774,7 @@
 </file>
 
 <file path=word/numbering.xml><?xml version="1.0" encoding="utf-8"?>
-<w:numbering xmlns:wpc="http://schemas.microsoft.com/office/word/2010/wordprocessingCanvas" xmlns:cx="http://schemas.microsoft.com/office/drawing/2014/chartex" xmlns:mc="http://schemas.openxmlformats.org/markup-compatibility/2006" xmlns:o="urn:schemas-microsoft-com:office:office" xmlns:r="http://schemas.openxmlformats.org/officeDocument/2006/relationships" xmlns:m="http://schemas.openxmlformats.org/officeDocument/2006/math" xmlns:v="urn:schemas-microsoft-com:vml" xmlns:wp14="http://schemas.microsoft.com/office/word/2010/wordprocessingDrawing" xmlns:wp="http://schemas.openxmlformats.org/drawingml/2006/wordprocessingDrawing" xmlns:w10="urn:schemas-microsoft-com:office:word" xmlns:w="http://schemas.openxmlformats.org/wordprocessingml/2006/main" xmlns:w14="http://schemas.microsoft.com/office/word/2010/wordml" xmlns:w15="http://schemas.microsoft.com/office/word/2012/wordml" xmlns:w16se="http://schemas.microsoft.com/office/word/2015/wordml/symex" xmlns:wpg="http://schemas.microsoft.com/office/word/2010/wordprocessingGroup" xmlns:wpi="http://schemas.microsoft.com/office/word/2010/wordprocessingInk" xmlns:wne="http://schemas.microsoft.com/office/word/2006/wordml" xmlns:wps="http://schemas.microsoft.com/office/word/2010/wordprocessingShape" mc:Ignorable="w14 w15 w16se wp14">
+<w:numbering xmlns:wpc="http://schemas.microsoft.com/office/word/2010/wordprocessingCanvas" xmlns:cx="http://schemas.microsoft.com/office/drawing/2014/chartex" xmlns:cx1="http://schemas.microsoft.com/office/drawing/2015/9/8/chartex" xmlns:cx2="http://schemas.microsoft.com/office/drawing/2015/10/21/chartex" xmlns:cx3="http://schemas.microsoft.com/office/drawing/2016/5/9/chartex" xmlns:cx4="http://schemas.microsoft.com/office/drawing/2016/5/10/chartex" xmlns:cx5="http://schemas.microsoft.com/office/drawing/2016/5/11/chartex" xmlns:cx6="http://schemas.microsoft.com/office/drawing/2016/5/12/chartex" xmlns:cx7="http://schemas.microsoft.com/office/drawing/2016/5/13/chartex" xmlns:cx8="http://schemas.microsoft.com/office/drawing/2016/5/14/chartex" xmlns:mc="http://schemas.openxmlformats.org/markup-compatibility/2006" xmlns:aink="http://schemas.microsoft.com/office/drawing/2016/ink" xmlns:am3d="http://schemas.microsoft.com/office/drawing/2017/model3d" xmlns:o="urn:schemas-microsoft-com:office:office" xmlns:oel="http://schemas.microsoft.com/office/2019/extlst" xmlns:r="http://schemas.openxmlformats.org/officeDocument/2006/relationships" xmlns:m="http://schemas.openxmlformats.org/officeDocument/2006/math" xmlns:v="urn:schemas-microsoft-com:vml" xmlns:wp14="http://schemas.microsoft.com/office/word/2010/wordprocessingDrawing" xmlns:wp="http://schemas.openxmlformats.org/drawingml/2006/wordprocessingDrawing" xmlns:w10="urn:schemas-microsoft-com:office:word" xmlns:w="http://schemas.openxmlformats.org/wordprocessingml/2006/main" xmlns:w14="http://schemas.microsoft.com/office/word/2010/wordml" xmlns:w15="http://schemas.microsoft.com/office/word/2012/wordml" xmlns:w16cex="http://schemas.microsoft.com/office/word/2018/wordml/cex" xmlns:w16cid="http://schemas.microsoft.com/office/word/2016/wordml/cid" xmlns:w16="http://schemas.microsoft.com/office/word/2018/wordml" xmlns:w16du="http://schemas.microsoft.com/office/word/2023/wordml/word16du" xmlns:w16sdtdh="http://schemas.microsoft.com/office/word/2020/wordml/sdtdatahash" xmlns:w16sdtfl="http://schemas.microsoft.com/office/word/2024/wordml/sdtformatlock" xmlns:w16se="http://schemas.microsoft.com/office/word/2015/wordml/symex" xmlns:wpg="http://schemas.microsoft.com/office/word/2010/wordprocessingGroup" xmlns:wpi="http://schemas.microsoft.com/office/word/2010/wordprocessingInk" xmlns:wne="http://schemas.microsoft.com/office/word/2006/wordml" xmlns:wps="http://schemas.microsoft.com/office/word/2010/wordprocessingShape" mc:Ignorable="w14 w15 w16se w16cid w16 w16cex w16sdtdh w16sdtfl w16du wp14">
   <w:abstractNum w:abstractNumId="0" w15:restartNumberingAfterBreak="0">
     <w:nsid w:val="129E5F86"/>
     <w:multiLevelType w:val="hybridMultilevel"/>
@@ -7712,6 +10986,119 @@
     </w:lvl>
   </w:abstractNum>
   <w:abstractNum w:abstractNumId="2" w15:restartNumberingAfterBreak="0">
+    <w:nsid w:val="43984EC6"/>
+    <w:multiLevelType w:val="hybridMultilevel"/>
+    <w:tmpl w:val="A9664DC6"/>
+    <w:lvl w:ilvl="0" w:tplc="340A0001">
+      <w:start w:val="1"/>
+      <w:numFmt w:val="bullet"/>
+      <w:lvlText w:val=""/>
+      <w:lvlJc w:val="left"/>
+      <w:pPr>
+        <w:ind w:left="720" w:hanging="360"/>
+      </w:pPr>
+      <w:rPr>
+        <w:rFonts w:ascii="Symbol" w:hAnsi="Symbol" w:hint="default"/>
+      </w:rPr>
+    </w:lvl>
+    <w:lvl w:ilvl="1" w:tplc="340A0003" w:tentative="1">
+      <w:start w:val="1"/>
+      <w:numFmt w:val="bullet"/>
+      <w:lvlText w:val="o"/>
+      <w:lvlJc w:val="left"/>
+      <w:pPr>
+        <w:ind w:left="1440" w:hanging="360"/>
+      </w:pPr>
+      <w:rPr>
+        <w:rFonts w:ascii="Courier New" w:hAnsi="Courier New" w:cs="Courier New" w:hint="default"/>
+      </w:rPr>
+    </w:lvl>
+    <w:lvl w:ilvl="2" w:tplc="340A0005" w:tentative="1">
+      <w:start w:val="1"/>
+      <w:numFmt w:val="bullet"/>
+      <w:lvlText w:val=""/>
+      <w:lvlJc w:val="left"/>
+      <w:pPr>
+        <w:ind w:left="2160" w:hanging="360"/>
+      </w:pPr>
+      <w:rPr>
+        <w:rFonts w:ascii="Wingdings" w:hAnsi="Wingdings" w:hint="default"/>
+      </w:rPr>
+    </w:lvl>
+    <w:lvl w:ilvl="3" w:tplc="340A0001" w:tentative="1">
+      <w:start w:val="1"/>
+      <w:numFmt w:val="bullet"/>
+      <w:lvlText w:val=""/>
+      <w:lvlJc w:val="left"/>
+      <w:pPr>
+        <w:ind w:left="2880" w:hanging="360"/>
+      </w:pPr>
+      <w:rPr>
+        <w:rFonts w:ascii="Symbol" w:hAnsi="Symbol" w:hint="default"/>
+      </w:rPr>
+    </w:lvl>
+    <w:lvl w:ilvl="4" w:tplc="340A0003" w:tentative="1">
+      <w:start w:val="1"/>
+      <w:numFmt w:val="bullet"/>
+      <w:lvlText w:val="o"/>
+      <w:lvlJc w:val="left"/>
+      <w:pPr>
+        <w:ind w:left="3600" w:hanging="360"/>
+      </w:pPr>
+      <w:rPr>
+        <w:rFonts w:ascii="Courier New" w:hAnsi="Courier New" w:cs="Courier New" w:hint="default"/>
+      </w:rPr>
+    </w:lvl>
+    <w:lvl w:ilvl="5" w:tplc="340A0005" w:tentative="1">
+      <w:start w:val="1"/>
+      <w:numFmt w:val="bullet"/>
+      <w:lvlText w:val=""/>
+      <w:lvlJc w:val="left"/>
+      <w:pPr>
+        <w:ind w:left="4320" w:hanging="360"/>
+      </w:pPr>
+      <w:rPr>
+        <w:rFonts w:ascii="Wingdings" w:hAnsi="Wingdings" w:hint="default"/>
+      </w:rPr>
+    </w:lvl>
+    <w:lvl w:ilvl="6" w:tplc="340A0001" w:tentative="1">
+      <w:start w:val="1"/>
+      <w:numFmt w:val="bullet"/>
+      <w:lvlText w:val=""/>
+      <w:lvlJc w:val="left"/>
+      <w:pPr>
+        <w:ind w:left="5040" w:hanging="360"/>
+      </w:pPr>
+      <w:rPr>
+        <w:rFonts w:ascii="Symbol" w:hAnsi="Symbol" w:hint="default"/>
+      </w:rPr>
+    </w:lvl>
+    <w:lvl w:ilvl="7" w:tplc="340A0003" w:tentative="1">
+      <w:start w:val="1"/>
+      <w:numFmt w:val="bullet"/>
+      <w:lvlText w:val="o"/>
+      <w:lvlJc w:val="left"/>
+      <w:pPr>
+        <w:ind w:left="5760" w:hanging="360"/>
+      </w:pPr>
+      <w:rPr>
+        <w:rFonts w:ascii="Courier New" w:hAnsi="Courier New" w:cs="Courier New" w:hint="default"/>
+      </w:rPr>
+    </w:lvl>
+    <w:lvl w:ilvl="8" w:tplc="340A0005" w:tentative="1">
+      <w:start w:val="1"/>
+      <w:numFmt w:val="bullet"/>
+      <w:lvlText w:val=""/>
+      <w:lvlJc w:val="left"/>
+      <w:pPr>
+        <w:ind w:left="6480" w:hanging="360"/>
+      </w:pPr>
+      <w:rPr>
+        <w:rFonts w:ascii="Wingdings" w:hAnsi="Wingdings" w:hint="default"/>
+      </w:rPr>
+    </w:lvl>
+  </w:abstractNum>
+  <w:abstractNum w:abstractNumId="3" w15:restartNumberingAfterBreak="0">
     <w:nsid w:val="6BDB0362"/>
     <w:multiLevelType w:val="hybridMultilevel"/>
     <w:tmpl w:val="8106327E"/>
@@ -7800,7 +11187,7 @@
       </w:pPr>
     </w:lvl>
   </w:abstractNum>
-  <w:abstractNum w:abstractNumId="3" w15:restartNumberingAfterBreak="0">
+  <w:abstractNum w:abstractNumId="4" w15:restartNumberingAfterBreak="0">
     <w:nsid w:val="6F5F64B1"/>
     <w:multiLevelType w:val="hybridMultilevel"/>
     <w:tmpl w:val="999C60C0"/>
@@ -7889,23 +11276,26 @@
       </w:pPr>
     </w:lvl>
   </w:abstractNum>
-  <w:num w:numId="1">
-    <w:abstractNumId w:val="2"/>
-  </w:num>
-  <w:num w:numId="2">
+  <w:num w:numId="1" w16cid:durableId="1604922726">
     <w:abstractNumId w:val="3"/>
   </w:num>
-  <w:num w:numId="3">
+  <w:num w:numId="2" w16cid:durableId="149828254">
+    <w:abstractNumId w:val="4"/>
+  </w:num>
+  <w:num w:numId="3" w16cid:durableId="1498572237">
     <w:abstractNumId w:val="0"/>
   </w:num>
-  <w:num w:numId="4">
+  <w:num w:numId="4" w16cid:durableId="1121194836">
     <w:abstractNumId w:val="1"/>
+  </w:num>
+  <w:num w:numId="5" w16cid:durableId="917639470">
+    <w:abstractNumId w:val="2"/>
   </w:num>
 </w:numbering>
 </file>
 
 <file path=word/styles.xml><?xml version="1.0" encoding="utf-8"?>
-<w:styles xmlns:mc="http://schemas.openxmlformats.org/markup-compatibility/2006" xmlns:r="http://schemas.openxmlformats.org/officeDocument/2006/relationships" xmlns:w="http://schemas.openxmlformats.org/wordprocessingml/2006/main" xmlns:w14="http://schemas.microsoft.com/office/word/2010/wordml" xmlns:w15="http://schemas.microsoft.com/office/word/2012/wordml" xmlns:w16se="http://schemas.microsoft.com/office/word/2015/wordml/symex" mc:Ignorable="w14 w15 w16se">
+<w:styles xmlns:mc="http://schemas.openxmlformats.org/markup-compatibility/2006" xmlns:r="http://schemas.openxmlformats.org/officeDocument/2006/relationships" xmlns:w="http://schemas.openxmlformats.org/wordprocessingml/2006/main" xmlns:w14="http://schemas.microsoft.com/office/word/2010/wordml" xmlns:w15="http://schemas.microsoft.com/office/word/2012/wordml" xmlns:w16cex="http://schemas.microsoft.com/office/word/2018/wordml/cex" xmlns:w16cid="http://schemas.microsoft.com/office/word/2016/wordml/cid" xmlns:w16="http://schemas.microsoft.com/office/word/2018/wordml" xmlns:w16du="http://schemas.microsoft.com/office/word/2023/wordml/word16du" xmlns:w16sdtdh="http://schemas.microsoft.com/office/word/2020/wordml/sdtdatahash" xmlns:w16sdtfl="http://schemas.microsoft.com/office/word/2024/wordml/sdtformatlock" xmlns:w16se="http://schemas.microsoft.com/office/word/2015/wordml/symex" mc:Ignorable="w14 w15 w16se w16cid w16 w16cex w16sdtdh w16sdtfl w16du">
   <w:docDefaults>
     <w:rPrDefault>
       <w:rPr>
@@ -7917,7 +11307,7 @@
     </w:rPrDefault>
     <w:pPrDefault/>
   </w:docDefaults>
-  <w:latentStyles w:defLockedState="0" w:defUIPriority="99" w:defSemiHidden="0" w:defUnhideWhenUsed="0" w:defQFormat="0" w:count="371">
+  <w:latentStyles w:defLockedState="0" w:defUIPriority="99" w:defSemiHidden="0" w:defUnhideWhenUsed="0" w:defQFormat="0" w:count="376">
     <w:lsdException w:name="Normal" w:uiPriority="0" w:qFormat="1"/>
     <w:lsdException w:name="heading 1" w:uiPriority="9" w:qFormat="1"/>
     <w:lsdException w:name="heading 2" w:semiHidden="1" w:uiPriority="9" w:unhideWhenUsed="1" w:qFormat="1"/>
@@ -8289,6 +11679,11 @@
     <w:lsdException w:name="List Table 5 Dark Accent 6" w:uiPriority="50"/>
     <w:lsdException w:name="List Table 6 Colorful Accent 6" w:uiPriority="51"/>
     <w:lsdException w:name="List Table 7 Colorful Accent 6" w:uiPriority="52"/>
+    <w:lsdException w:name="Mention" w:semiHidden="1" w:unhideWhenUsed="1"/>
+    <w:lsdException w:name="Smart Hyperlink" w:semiHidden="1" w:unhideWhenUsed="1"/>
+    <w:lsdException w:name="Hashtag" w:semiHidden="1" w:unhideWhenUsed="1"/>
+    <w:lsdException w:name="Unresolved Mention" w:semiHidden="1" w:unhideWhenUsed="1"/>
+    <w:lsdException w:name="Smart Link" w:semiHidden="1" w:unhideWhenUsed="1"/>
   </w:latentStyles>
   <w:style w:type="paragraph" w:default="1" w:styleId="Normal">
     <w:name w:val="Normal"/>
@@ -9043,18 +12438,18 @@
 </file>
 
 <file path=customXml/item2.xml><?xml version="1.0" encoding="utf-8"?>
+<p:properties xmlns:p="http://schemas.microsoft.com/office/2006/metadata/properties" xmlns:xsi="http://www.w3.org/2001/XMLSchema-instance" xmlns:pc="http://schemas.microsoft.com/office/infopath/2007/PartnerControls">
+  <documentManagement/>
+</p:properties>
+</file>
+
+<file path=customXml/item3.xml><?xml version="1.0" encoding="utf-8"?>
 <?mso-contentType ?>
 <FormTemplates xmlns="http://schemas.microsoft.com/sharepoint/v3/contenttype/forms">
   <Display>DocumentLibraryForm</Display>
   <Edit>DocumentLibraryForm</Edit>
   <New>DocumentLibraryForm</New>
 </FormTemplates>
-</file>
-
-<file path=customXml/item3.xml><?xml version="1.0" encoding="utf-8"?>
-<p:properties xmlns:p="http://schemas.microsoft.com/office/2006/metadata/properties" xmlns:xsi="http://www.w3.org/2001/XMLSchema-instance" xmlns:pc="http://schemas.microsoft.com/office/infopath/2007/PartnerControls">
-  <documentManagement/>
-</p:properties>
 </file>
 
 <file path=customXml/itemProps1.xml><?xml version="1.0" encoding="utf-8"?>
@@ -9076,25 +12471,18 @@
 </file>
 
 <file path=customXml/itemProps2.xml><?xml version="1.0" encoding="utf-8"?>
+<ds:datastoreItem xmlns:ds="http://schemas.openxmlformats.org/officeDocument/2006/customXml" ds:itemID="{38174882-579A-45DC-A704-C035A9357F73}">
+  <ds:schemaRefs>
+    <ds:schemaRef ds:uri="http://schemas.microsoft.com/office/2006/metadata/properties"/>
+    <ds:schemaRef ds:uri="http://schemas.microsoft.com/office/infopath/2007/PartnerControls"/>
+  </ds:schemaRefs>
+</ds:datastoreItem>
+</file>
+
+<file path=customXml/itemProps3.xml><?xml version="1.0" encoding="utf-8"?>
 <ds:datastoreItem xmlns:ds="http://schemas.openxmlformats.org/officeDocument/2006/customXml" ds:itemID="{F3E3E2F7-59E7-4722-B872-D023DC9D1CC1}">
   <ds:schemaRefs>
     <ds:schemaRef ds:uri="http://schemas.microsoft.com/sharepoint/v3/contenttype/forms"/>
   </ds:schemaRefs>
 </ds:datastoreItem>
-</file>
-
-<file path=customXml/itemProps3.xml><?xml version="1.0" encoding="utf-8"?>
-<ds:datastoreItem xmlns:ds="http://schemas.openxmlformats.org/officeDocument/2006/customXml" ds:itemID="{38174882-579A-45DC-A704-C035A9357F73}">
-  <ds:schemaRefs>
-    <ds:schemaRef ds:uri="http://purl.org/dc/elements/1.1/"/>
-    <ds:schemaRef ds:uri="126e8a1c-9ea9-435a-ac89-d06c80d62e30"/>
-    <ds:schemaRef ds:uri="http://purl.org/dc/dcmitype/"/>
-    <ds:schemaRef ds:uri="http://schemas.microsoft.com/office/2006/documentManagement/types"/>
-    <ds:schemaRef ds:uri="http://www.w3.org/XML/1998/namespace"/>
-    <ds:schemaRef ds:uri="http://schemas.microsoft.com/office/2006/metadata/properties"/>
-    <ds:schemaRef ds:uri="http://schemas.microsoft.com/office/infopath/2007/PartnerControls"/>
-    <ds:schemaRef ds:uri="http://schemas.openxmlformats.org/package/2006/metadata/core-properties"/>
-    <ds:schemaRef ds:uri="http://purl.org/dc/terms/"/>
-  </ds:schemaRefs>
-</ds:datastoreItem>
 </file>